--- a/downloads/student/ai-6-week-23.docx
+++ b/downloads/student/ai-6-week-23.docx
@@ -777,6 +777,16 @@
     <w:p>
       <w:r>
         <w:t>Fictional fixtures can miss live edge cases; use approved privacy-safe representative test conditions too.</w:t>
+      </w:r>
+    </w:p>
+    <w:p>
+      <w:r>
+        <w:t>Read the labelled picture: Identify the staging data and credential boundary. Why must the rehearsal stop if its credential reaches production even though the process is labelled staging?</w:t>
+      </w:r>
+    </w:p>
+    <w:p>
+      <w:r>
+        <w:t>Change one thing: Point staging at the production credential. Predict the result before checking the explanation. What remains the same?</w:t>
       </w:r>
     </w:p>
     <w:p>
@@ -1875,6 +1885,187 @@
         <w:t>Attempt the independent case before hints. Record whether you worked alone, used a hint or followed a model. After feedback, fix the first unsupported step and explain why it changed. A later check uses a changed case, not a copied answer.</w:t>
       </w:r>
     </w:p>
+    <w:p>
+      <w:pPr>
+        <w:pStyle w:val="Heading1"/>
+      </w:pPr>
+      <w:r>
+        <w:t>15. Your lesson route</w:t>
+      </w:r>
+    </w:p>
+    <w:p>
+      <w:r>
+        <w:t>Start with this question: Separate rehearsal and live service. Staging rehearses a new answer version with fictional records; production serves approved school records.</w:t>
+      </w:r>
+    </w:p>
+    <w:tbl>
+      <w:tblPr>
+        <w:tblStyle w:val="LightShading-Accent1"/>
+        <w:tblW w:type="auto" w:w="0"/>
+        <w:tblLook w:firstColumn="1" w:firstRow="1" w:lastColumn="0" w:lastRow="0" w:noHBand="0" w:noVBand="1" w:val="04A0"/>
+      </w:tblPr>
+      <w:tblGrid>
+        <w:gridCol w:w="5112"/>
+        <w:gridCol w:w="5112"/>
+      </w:tblGrid>
+      <w:tr>
+        <w:trPr>
+          <w:tblHeader/>
+        </w:trPr>
+        <w:tc>
+          <w:tcPr>
+            <w:tcW w:type="dxa" w:w="5112"/>
+          </w:tcPr>
+          <w:p>
+            <w:r>
+              <w:t>By the end, I can</w:t>
+            </w:r>
+          </w:p>
+        </w:tc>
+        <w:tc>
+          <w:tcPr>
+            <w:tcW w:type="dxa" w:w="5112"/>
+          </w:tcPr>
+          <w:p>
+            <w:r>
+              <w:t>How I will show it</w:t>
+            </w:r>
+          </w:p>
+        </w:tc>
+      </w:tr>
+      <w:tr>
+        <w:tc>
+          <w:tcPr>
+            <w:tcW w:type="dxa" w:w="5112"/>
+          </w:tcPr>
+          <w:p>
+            <w:r>
+              <w:t>Explain the mechanism and terminology of deployment environments</w:t>
+            </w:r>
+          </w:p>
+        </w:tc>
+        <w:tc>
+          <w:tcPr>
+            <w:tcW w:type="dxa" w:w="5112"/>
+          </w:tcPr>
+          <w:p>
+            <w:r>
+              <w:t>Explain the deciding step, show a trace or test, and state one limit.</w:t>
+            </w:r>
+          </w:p>
+        </w:tc>
+      </w:tr>
+      <w:tr>
+        <w:tc>
+          <w:tcPr>
+            <w:tcW w:type="dxa" w:w="5112"/>
+          </w:tcPr>
+          <w:p>
+            <w:r>
+              <w:t>Apply the stated procedure to a new case with a traceable result</w:t>
+            </w:r>
+          </w:p>
+        </w:tc>
+        <w:tc>
+          <w:tcPr>
+            <w:tcW w:type="dxa" w:w="5112"/>
+          </w:tcPr>
+          <w:p>
+            <w:r>
+              <w:t>Explain the deciding step, show a trace or test, and state one limit.</w:t>
+            </w:r>
+          </w:p>
+        </w:tc>
+      </w:tr>
+      <w:tr>
+        <w:tc>
+          <w:tcPr>
+            <w:tcW w:type="dxa" w:w="5112"/>
+          </w:tcPr>
+          <w:p>
+            <w:r>
+              <w:t>Identify an assumption or limitation and design a revealing follow-up</w:t>
+            </w:r>
+          </w:p>
+        </w:tc>
+        <w:tc>
+          <w:tcPr>
+            <w:tcW w:type="dxa" w:w="5112"/>
+          </w:tcPr>
+          <w:p>
+            <w:r>
+              <w:t>Explain the deciding step, show a trace or test, and state one limit.</w:t>
+            </w:r>
+          </w:p>
+        </w:tc>
+      </w:tr>
+    </w:tbl>
+    <w:p>
+      <w:r>
+        <w:t>Remember → watch and explain → try with help → investigate → try independently → keep project evidence. Your teacher may spread this lesson across several classes.</w:t>
+      </w:r>
+    </w:p>
+    <w:p>
+      <w:r>
+        <w:t>Keep your first prediction. Compare it with what the evidence shows and explain any change.</w:t>
+      </w:r>
+    </w:p>
+    <w:p>
+      <w:pPr>
+        <w:pStyle w:val="Heading1"/>
+      </w:pPr>
+      <w:r>
+        <w:t>16. Finish and return</w:t>
+      </w:r>
+    </w:p>
+    <w:p>
+      <w:r>
+        <w:t>Close your notes. Explain this goal in your own words: Explain the mechanism and terminology of deployment environments</w:t>
+      </w:r>
+    </w:p>
+    <w:p>
+      <w:pPr>
+        <w:pStyle w:val="Heading3"/>
+      </w:pPr>
+      <w:r>
+        <w:t>My deciding step, evidence and one remaining question</w:t>
+      </w:r>
+    </w:p>
+    <w:p>
+      <w:r>
+        <w:t>________________________________________________________________</w:t>
+      </w:r>
+    </w:p>
+    <w:p>
+      <w:r>
+        <w:t>________________________________________________________________</w:t>
+      </w:r>
+    </w:p>
+    <w:p>
+      <w:r>
+        <w:t>________________________________________________________________</w:t>
+      </w:r>
+    </w:p>
+    <w:p>
+      <w:r>
+        <w:t>________________________________________________________________</w:t>
+      </w:r>
+    </w:p>
+    <w:p>
+      <w:r>
+        <w:t>________________________________________________________________</w:t>
+      </w:r>
+    </w:p>
+    <w:p>
+      <w:r>
+        <w:t>If you are unsure, return to the worked picture and explain one arrow. If you are ready, change an input or assumption and justify your prediction.</w:t>
+      </w:r>
+    </w:p>
+    <w:p>
+      <w:r>
+        <w:t>Save your workbook evidence. At the next review, try a different case before opening your old answer.</w:t>
+      </w:r>
+    </w:p>
     <w:sectPr>
       <w:pgSz w:w="12240" w:h="15840"/>
       <w:pgMar w:top="936" w:right="1008" w:bottom="936" w:left="1008" w:header="720" w:footer="720" w:gutter="0"/>

--- a/downloads/student/ai-6-week-23.docx
+++ b/downloads/student/ai-6-week-23.docx
@@ -2066,6 +2066,202 @@
         <w:t>Save your workbook evidence. At the next review, try a different case before opening your old answer.</w:t>
       </w:r>
     </w:p>
+    <w:p>
+      <w:pPr>
+        <w:pStyle w:val="Heading1"/>
+      </w:pPr>
+      <w:r>
+        <w:t>17. Supported practice, repair and portfolio</w:t>
+      </w:r>
+    </w:p>
+    <w:p>
+      <w:r>
+        <w:t>Use this supported practice once, in the browser or on paper. Keep the reserved independent assessment for a separate first attempt before teacher feedback.</w:t>
+      </w:r>
+    </w:p>
+    <w:p>
+      <w:r>
+        <w:t>Separate rehearsal and live service. Staging rehearses a new answer version with fictional records; production serves approved school records.</w:t>
+      </w:r>
+    </w:p>
+    <w:p>
+      <w:pPr>
+        <w:pStyle w:val="Heading3"/>
+      </w:pPr>
+      <w:r>
+        <w:t>Practice 1: explain the deciding evidence</w:t>
+      </w:r>
+    </w:p>
+    <w:p>
+      <w:r>
+        <w:t>Which labelled step matches this detail? A passing rehearsal supports release review, not automatic promotion.</w:t>
+      </w:r>
+    </w:p>
+    <w:p>
+      <w:r>
+        <w:t>1. Use staging data</w:t>
+      </w:r>
+    </w:p>
+    <w:p>
+      <w:r>
+        <w:t>2. Check actual connection</w:t>
+      </w:r>
+    </w:p>
+    <w:p>
+      <w:r>
+        <w:t>3. Review evidence</w:t>
+      </w:r>
+    </w:p>
+    <w:p>
+      <w:pPr>
+        <w:pStyle w:val="Heading3"/>
+      </w:pPr>
+      <w:r>
+        <w:t>My selected conclusion, deciding fact and explanation</w:t>
+      </w:r>
+    </w:p>
+    <w:p>
+      <w:r>
+        <w:t>________________________________________________________________</w:t>
+      </w:r>
+    </w:p>
+    <w:p>
+      <w:r>
+        <w:t>________________________________________________________________</w:t>
+      </w:r>
+    </w:p>
+    <w:p>
+      <w:r>
+        <w:t>________________________________________________________________</w:t>
+      </w:r>
+    </w:p>
+    <w:p>
+      <w:r>
+        <w:t>________________________________________________________________</w:t>
+      </w:r>
+    </w:p>
+    <w:p>
+      <w:r>
+        <w:t>________________________________________________________________</w:t>
+      </w:r>
+    </w:p>
+    <w:p>
+      <w:r>
+        <w:t>Hint if needed: Read the steps in the pictorial case. Match the supplied detail to the stage that performs or records it.</w:t>
+      </w:r>
+    </w:p>
+    <w:p>
+      <w:r>
+        <w:t>After your attempt, compare with the supported explanation: Review evidence A passing rehearsal supports release review, not automatic promotion. An environment includes code, configuration, permissions and data. A staging label alone cannot create separation.</w:t>
+      </w:r>
+    </w:p>
+    <w:p>
+      <w:pPr>
+        <w:pStyle w:val="Heading3"/>
+      </w:pPr>
+      <w:r>
+        <w:t>Practice 2: explain the deciding evidence</w:t>
+      </w:r>
+    </w:p>
+    <w:p>
+      <w:r>
+        <w:t>Changed-case practice: Point staging at the production credential. Which conclusion is supported by the supplied facts?</w:t>
+      </w:r>
+    </w:p>
+    <w:p>
+      <w:r>
+        <w:t>1. This one example guarantees correct results for every future input.</w:t>
+      </w:r>
+    </w:p>
+    <w:p>
+      <w:r>
+        <w:t>2. We can decide the result without examining the changed input or the procedure.</w:t>
+      </w:r>
+    </w:p>
+    <w:p>
+      <w:r>
+        <w:t>3. Stop the rehearsal because its separation boundary is breached.</w:t>
+      </w:r>
+    </w:p>
+    <w:p>
+      <w:pPr>
+        <w:pStyle w:val="Heading3"/>
+      </w:pPr>
+      <w:r>
+        <w:t>My selected conclusion, deciding fact and explanation</w:t>
+      </w:r>
+    </w:p>
+    <w:p>
+      <w:r>
+        <w:t>________________________________________________________________</w:t>
+      </w:r>
+    </w:p>
+    <w:p>
+      <w:r>
+        <w:t>________________________________________________________________</w:t>
+      </w:r>
+    </w:p>
+    <w:p>
+      <w:r>
+        <w:t>________________________________________________________________</w:t>
+      </w:r>
+    </w:p>
+    <w:p>
+      <w:r>
+        <w:t>________________________________________________________________</w:t>
+      </w:r>
+    </w:p>
+    <w:p>
+      <w:r>
+        <w:t>________________________________________________________________</w:t>
+      </w:r>
+    </w:p>
+    <w:p>
+      <w:r>
+        <w:t>Hint if needed: Use the changed condition and the deciding step in the pictorial trace. The answer must say what follows from those facts.</w:t>
+      </w:r>
+    </w:p>
+    <w:p>
+      <w:r>
+        <w:t>After your attempt, compare with the supported explanation: Stop the rehearsal because its separation boundary is breached. Actual access matters more than the environment label.</w:t>
+      </w:r>
+    </w:p>
+    <w:p>
+      <w:pPr>
+        <w:pStyle w:val="Heading3"/>
+      </w:pPr>
+      <w:r>
+        <w:t>Repair a missing building block</w:t>
+      </w:r>
+    </w:p>
+    <w:p>
+      <w:r>
+        <w:t>Review Queues and asynchronous work (ai-6/22). Goal: Explain the mechanism and terminology of queues and asynchronous work. Short practice: Explain what the queued J12 submission response proves and what it does not. Which event permits succeeded status, and what status is honest after a worker crash?. Return to this week and explain what you changed.</w:t>
+      </w:r>
+    </w:p>
+    <w:p>
+      <w:r>
+        <w:t>Review Data retention and deletion (ai-6/20). Goal: Explain the mechanism and terminology of data retention and deletion. Short practice: Apply the seven-day boundary to T1 and T2. How many T2 locations need verification, and may deletion be called complete if its backup remains?. Return to this week and explain what you changed.</w:t>
+      </w:r>
+    </w:p>
+    <w:p>
+      <w:r>
+        <w:t>Review External side effects and recovery (ai-6/17). Goal: Explain the mechanism and terminology of external side effects and recovery. Short practice: Distinguish a missing printer acknowledgement from confirmed failure. What should happen if J6 is complete, and what evidence changes when J6 is reliably reported absent?. Return to this week and explain what you changed.</w:t>
+      </w:r>
+    </w:p>
+    <w:p>
+      <w:pPr>
+        <w:pStyle w:val="Heading3"/>
+      </w:pPr>
+      <w:r>
+        <w:t>Keep your completed work</w:t>
+      </w:r>
+    </w:p>
+    <w:p>
+      <w:r>
+        <w:t>Use Download completed work in the hosted lesson to export your answers, reflections, practice feedback and code-run evidence. Open the HTML copy to read or print it. Drafts stay in this browser when storage is available; clear drafts on a shared device.</w:t>
+      </w:r>
+    </w:p>
     <w:sectPr>
       <w:pgSz w:w="12240" w:h="15840"/>
       <w:pgMar w:top="936" w:right="1008" w:bottom="936" w:left="1008" w:header="720" w:footer="720" w:gutter="0"/>

--- a/downloads/student/ai-6-week-23.docx
+++ b/downloads/student/ai-6-week-23.docx
@@ -42,6 +42,11 @@
       </w:r>
     </w:p>
     <w:p>
+      <w:r>
+        <w:t>Start with the target: Explain the mechanism and terminology of deployment environments. Try the recall before opening notes.</w:t>
+      </w:r>
+    </w:p>
+    <w:p>
       <w:pPr>
         <w:pStyle w:val="Heading3"/>
       </w:pPr>
@@ -50,17 +55,59 @@
       </w:r>
     </w:p>
     <w:p>
-      <w:r>
-        <w:t>I can explain the mechanism and terminology of deployment environments.</w:t>
-      </w:r>
-    </w:p>
-    <w:p>
-      <w:r>
+      <w:pPr>
+        <w:spacing w:line="336" w:lineRule="auto" w:after="180"/>
+      </w:pPr>
+      <w:r>
+        <w:rPr>
+          <w:b w:val="0"/>
+        </w:rPr>
+        <w:t xml:space="preserve">I can explain the </w:t>
+      </w:r>
+      <w:r>
+        <w:rPr>
+          <w:b/>
+        </w:rPr>
+        <w:t>mechanism</w:t>
+      </w:r>
+      <w:r>
+        <w:rPr>
+          <w:b w:val="0"/>
+        </w:rPr>
+        <w:t xml:space="preserve"> and terminology of deployment </w:t>
+      </w:r>
+      <w:r>
+        <w:rPr>
+          <w:b/>
+        </w:rPr>
+        <w:t>environment</w:t>
+      </w:r>
+      <w:r>
+        <w:rPr>
+          <w:b w:val="0"/>
+        </w:rPr>
+        <w:t>s.</w:t>
+      </w:r>
+    </w:p>
+    <w:p>
+      <w:pPr>
+        <w:spacing w:line="336" w:lineRule="auto" w:after="180"/>
+      </w:pPr>
+      <w:r>
+        <w:rPr>
+          <w:b w:val="0"/>
+        </w:rPr>
         <w:t>I can apply the stated procedure to a new case with a traceable result.</w:t>
       </w:r>
     </w:p>
     <w:p>
-      <w:r>
+      <w:pPr>
+        <w:spacing w:line="336" w:lineRule="auto" w:after="180"/>
+      </w:pPr>
+      <w:r>
+        <w:rPr>
+          <w:b w:val="0"/>
+        </w:rPr>
         <w:t>I can identify an assumption or limitation and design a revealing follow-up.</w:t>
       </w:r>
     </w:p>
@@ -73,47 +120,137 @@
       </w:r>
     </w:p>
     <w:p>
-      <w:r>
+      <w:pPr>
+        <w:spacing w:line="336" w:lineRule="auto" w:after="180"/>
+      </w:pPr>
+      <w:r>
+        <w:rPr>
+          <w:b w:val="0"/>
+        </w:rPr>
         <w:t>Close your notes first. A rough first answer helps us choose the right starting point; it is not a score for your ability.</w:t>
       </w:r>
     </w:p>
     <w:p>
-      <w:r>
+      <w:pPr>
+        <w:spacing w:line="336" w:lineRule="auto" w:after="180"/>
+      </w:pPr>
+      <w:r>
+        <w:rPr>
+          <w:b w:val="0"/>
+        </w:rPr>
         <w:t>Without opening the old lesson, explain one key idea from Queues and asynchronous work. Give an example and a mistake that the idea helps you avoid.</w:t>
       </w:r>
     </w:p>
     <w:p>
-      <w:r>
+      <w:pPr>
+        <w:spacing w:line="336" w:lineRule="auto" w:after="180"/>
+      </w:pPr>
+      <w:r>
+        <w:rPr>
+          <w:b w:val="0"/>
+        </w:rPr>
         <w:t>Without opening the old lesson, explain one key idea from Data retention and deletion. Give an example and a mistake that the idea helps you avoid.</w:t>
       </w:r>
     </w:p>
     <w:p>
-      <w:r>
+      <w:pPr>
+        <w:spacing w:line="336" w:lineRule="auto" w:after="180"/>
+      </w:pPr>
+      <w:r>
+        <w:rPr>
+          <w:b w:val="0"/>
+        </w:rPr>
         <w:t>Without opening the old lesson, explain one key idea from External side effects and recovery. Give an example and a mistake that the idea helps you avoid.</w:t>
       </w:r>
     </w:p>
     <w:p>
-      <w:r>
-        <w:t>After trying, check the relevant lesson or ask your teacher. Change the part of your explanation that the evidence shows was wrong.</w:t>
-      </w:r>
-    </w:p>
-    <w:p>
-      <w:r>
+      <w:pPr>
+        <w:spacing w:line="336" w:lineRule="auto" w:after="180"/>
+      </w:pPr>
+      <w:r>
+        <w:rPr>
+          <w:b w:val="0"/>
+        </w:rPr>
+        <w:t xml:space="preserve">After trying, check the relevant lesson or ask your teacher. Change the part of your explanation that the </w:t>
+      </w:r>
+      <w:r>
+        <w:rPr>
+          <w:b/>
+        </w:rPr>
+        <w:t>evidence</w:t>
+      </w:r>
+      <w:r>
+        <w:rPr>
+          <w:b w:val="0"/>
+        </w:rPr>
+        <w:t xml:space="preserve"> shows was wrong.</w:t>
+      </w:r>
+    </w:p>
+    <w:p>
+      <w:pPr>
+        <w:spacing w:line="336" w:lineRule="auto" w:after="180"/>
+      </w:pPr>
+      <w:r>
+        <w:rPr>
+          <w:b w:val="0"/>
+        </w:rPr>
         <w:t>This week you will practise:</w:t>
       </w:r>
     </w:p>
     <w:p>
-      <w:r>
-        <w:t>Explain the mechanism and terminology of deployment environments</w:t>
-      </w:r>
-    </w:p>
-    <w:p>
-      <w:r>
+      <w:pPr>
+        <w:spacing w:line="336" w:lineRule="auto" w:after="180"/>
+      </w:pPr>
+      <w:r>
+        <w:rPr>
+          <w:b w:val="0"/>
+        </w:rPr>
+        <w:t xml:space="preserve">Explain the </w:t>
+      </w:r>
+      <w:r>
+        <w:rPr>
+          <w:b/>
+        </w:rPr>
+        <w:t>mechanism</w:t>
+      </w:r>
+      <w:r>
+        <w:rPr>
+          <w:b w:val="0"/>
+        </w:rPr>
+        <w:t xml:space="preserve"> and terminology of deployment </w:t>
+      </w:r>
+      <w:r>
+        <w:rPr>
+          <w:b/>
+        </w:rPr>
+        <w:t>environment</w:t>
+      </w:r>
+      <w:r>
+        <w:rPr>
+          <w:b w:val="0"/>
+        </w:rPr>
+        <w:t>s</w:t>
+      </w:r>
+    </w:p>
+    <w:p>
+      <w:pPr>
+        <w:spacing w:line="336" w:lineRule="auto" w:after="180"/>
+      </w:pPr>
+      <w:r>
+        <w:rPr>
+          <w:b w:val="0"/>
+        </w:rPr>
         <w:t>Apply the stated procedure to a new case with a traceable result</w:t>
       </w:r>
     </w:p>
     <w:p>
-      <w:r>
+      <w:pPr>
+        <w:spacing w:line="336" w:lineRule="auto" w:after="180"/>
+      </w:pPr>
+      <w:r>
+        <w:rPr>
+          <w:b w:val="0"/>
+        </w:rPr>
         <w:t>Identify an assumption or limitation and design a revealing follow-up</w:t>
       </w:r>
     </w:p>
@@ -126,8 +263,38 @@
       </w:r>
     </w:p>
     <w:p>
-      <w:r>
-        <w:t>Recall Queues and asynchronous work. Explain why a recorded result needs its input conditions and evidence source before it can support a claim.</w:t>
+      <w:pPr>
+        <w:spacing w:line="336" w:lineRule="auto" w:after="180"/>
+      </w:pPr>
+      <w:r>
+        <w:rPr>
+          <w:b w:val="0"/>
+        </w:rPr>
+        <w:t xml:space="preserve">Recall Queues and asynchronous work. Explain why a recorded result needs its </w:t>
+      </w:r>
+      <w:r>
+        <w:rPr>
+          <w:b/>
+        </w:rPr>
+        <w:t>input</w:t>
+      </w:r>
+      <w:r>
+        <w:rPr>
+          <w:b w:val="0"/>
+        </w:rPr>
+        <w:t xml:space="preserve"> conditions and </w:t>
+      </w:r>
+      <w:r>
+        <w:rPr>
+          <w:b/>
+        </w:rPr>
+        <w:t>evidence</w:t>
+      </w:r>
+      <w:r>
+        <w:rPr>
+          <w:b w:val="0"/>
+        </w:rPr>
+        <w:t xml:space="preserve"> source before it can support a claim.</w:t>
       </w:r>
     </w:p>
     <w:p>
@@ -162,8 +329,26 @@
       </w:r>
     </w:p>
     <w:p>
-      <w:r>
-        <w:t>Explain deployment environments using the deciding step in this fictional service.</w:t>
+      <w:pPr>
+        <w:spacing w:line="336" w:lineRule="auto" w:after="180"/>
+      </w:pPr>
+      <w:r>
+        <w:rPr>
+          <w:b w:val="0"/>
+        </w:rPr>
+        <w:t xml:space="preserve">Explain deployment </w:t>
+      </w:r>
+      <w:r>
+        <w:rPr>
+          <w:b/>
+        </w:rPr>
+        <w:t>environment</w:t>
+      </w:r>
+      <w:r>
+        <w:rPr>
+          <w:b w:val="0"/>
+        </w:rPr>
+        <w:t>s using the deciding step in this fictional service.</w:t>
       </w:r>
     </w:p>
     <w:p>
@@ -176,12 +361,52 @@
     </w:p>
     <w:p>
       <w:r>
-        <w:t>Development, staging and production are distinct environments with explicit data and credential boundaries. Test configuration must not silently target production.</w:t>
-      </w:r>
-    </w:p>
-    <w:p>
-      <w:r>
-        <w:t>Begin by writing the question the procedure is intended to answer. Identify the information already supplied, the information it will produce and the information still missing. These are constructed classroom examples; they do not require live accounts, private records or an external service. Do not treat a plausible explanation as a measured outcome.</w:t>
+        <w:t>Investigate the supplied Deployment environments case. Separate observations, given facts and assumptions before choosing an explanation.</w:t>
+      </w:r>
+    </w:p>
+    <w:p>
+      <w:pPr>
+        <w:spacing w:line="336" w:lineRule="auto" w:after="180"/>
+      </w:pPr>
+      <w:r>
+        <w:rPr>
+          <w:b w:val="0"/>
+        </w:rPr>
+        <w:t xml:space="preserve">Development, staging and production are distinct </w:t>
+      </w:r>
+      <w:r>
+        <w:rPr>
+          <w:b/>
+        </w:rPr>
+        <w:t>environment</w:t>
+      </w:r>
+      <w:r>
+        <w:rPr>
+          <w:b w:val="0"/>
+        </w:rPr>
+        <w:t>s with explicit data and credential boundaries. Test configuration must not silently target production.</w:t>
+      </w:r>
+    </w:p>
+    <w:p>
+      <w:pPr>
+        <w:spacing w:line="336" w:lineRule="auto" w:after="180"/>
+      </w:pPr>
+      <w:r>
+        <w:rPr>
+          <w:b w:val="0"/>
+        </w:rPr>
+        <w:t>Begin by writing the question the procedure is intended to answer. Identify the information already supplied, the information it will produce and the information still missing.</w:t>
+      </w:r>
+    </w:p>
+    <w:p>
+      <w:pPr>
+        <w:spacing w:line="336" w:lineRule="auto" w:after="180"/>
+      </w:pPr>
+      <w:r>
+        <w:rPr>
+          <w:b w:val="0"/>
+        </w:rPr>
+        <w:t>These are constructed classroom examples; they do not require live accounts, private records or an external service. Do not treat a plausible explanation as a measured outcome.</w:t>
       </w:r>
     </w:p>
     <w:p>
@@ -217,7 +442,30 @@
     </w:p>
     <w:p>
       <w:r>
-        <w:t>For the classroom mock ENV selects a separate fixture store and secret namespace. Validate allowed environment names. A staging run cannot use production write credentials.</w:t>
+        <w:t>Follow the mechanism for Deployment environments. Connect each labelled input, deciding step and result.</w:t>
+      </w:r>
+    </w:p>
+    <w:p>
+      <w:pPr>
+        <w:spacing w:line="336" w:lineRule="auto" w:after="180"/>
+      </w:pPr>
+      <w:r>
+        <w:rPr>
+          <w:b w:val="0"/>
+        </w:rPr>
+        <w:t xml:space="preserve">For the classroom mock ENV selects a separate fixture store and secret namespace. Validate allowed </w:t>
+      </w:r>
+      <w:r>
+        <w:rPr>
+          <w:b/>
+        </w:rPr>
+        <w:t>environment</w:t>
+      </w:r>
+      <w:r>
+        <w:rPr>
+          <w:b w:val="0"/>
+        </w:rPr>
+        <w:t xml:space="preserve"> names. A staging run cannot use production write credentials.</w:t>
       </w:r>
     </w:p>
     <w:p>
@@ -313,8 +561,49 @@
       </w:r>
     </w:p>
     <w:p>
-      <w:r>
-        <w:t>Before applying the procedure, write its units, denominator or decision boundary where relevant. A partner should be able to repeat each step using the same inputs. If a required input is absent or violates the stated contract, record that condition explicitly instead of quietly replacing it with a convenient value.</w:t>
+      <w:pPr>
+        <w:spacing w:line="336" w:lineRule="auto" w:after="180"/>
+      </w:pPr>
+      <w:r>
+        <w:rPr>
+          <w:b w:val="0"/>
+        </w:rPr>
+        <w:t xml:space="preserve">Before applying the procedure, write its units, denominator or decision boundary where relevant. A partner should be able to repeat each step using the same </w:t>
+      </w:r>
+      <w:r>
+        <w:rPr>
+          <w:b/>
+        </w:rPr>
+        <w:t>input</w:t>
+      </w:r>
+      <w:r>
+        <w:rPr>
+          <w:b w:val="0"/>
+        </w:rPr>
+        <w:t>s.</w:t>
+      </w:r>
+    </w:p>
+    <w:p>
+      <w:pPr>
+        <w:spacing w:line="336" w:lineRule="auto" w:after="180"/>
+      </w:pPr>
+      <w:r>
+        <w:rPr>
+          <w:b w:val="0"/>
+        </w:rPr>
+        <w:t xml:space="preserve">If a required </w:t>
+      </w:r>
+      <w:r>
+        <w:rPr>
+          <w:b/>
+        </w:rPr>
+        <w:t>input</w:t>
+      </w:r>
+      <w:r>
+        <w:rPr>
+          <w:b w:val="0"/>
+        </w:rPr>
+        <w:t xml:space="preserve"> is absent or violates the stated contract, record that condition explicitly instead of quietly replacing it with a convenient value.</w:t>
       </w:r>
     </w:p>
     <w:p>
@@ -326,8 +615,26 @@
       </w:r>
     </w:p>
     <w:p>
-      <w:r>
-        <w:t>Point to the input, the deciding step and the result in this week’s visual. Explain the same step in ordinary words. A picture helps when you can say what each part represents.</w:t>
+      <w:pPr>
+        <w:spacing w:line="336" w:lineRule="auto" w:after="180"/>
+      </w:pPr>
+      <w:r>
+        <w:rPr>
+          <w:b w:val="0"/>
+        </w:rPr>
+        <w:t xml:space="preserve">Point to the </w:t>
+      </w:r>
+      <w:r>
+        <w:rPr>
+          <w:b/>
+        </w:rPr>
+        <w:t>input</w:t>
+      </w:r>
+      <w:r>
+        <w:rPr>
+          <w:b w:val="0"/>
+        </w:rPr>
+        <w:t>, the deciding step and the result in this week’s visual. Explain the same step in ordinary words. A picture helps when you can say what each part represents.</w:t>
       </w:r>
     </w:p>
     <w:p>
@@ -339,6 +646,11 @@
       </w:r>
     </w:p>
     <w:p>
+      <w:r>
+        <w:t>Compare the supplied cases for Deployment environments. Identify the detail that changes the conclusion.</w:t>
+      </w:r>
+    </w:p>
+    <w:p>
       <w:pPr>
         <w:pStyle w:val="Heading3"/>
       </w:pPr>
@@ -347,7 +659,13 @@
       </w:r>
     </w:p>
     <w:p>
-      <w:r>
+      <w:pPr>
+        <w:spacing w:line="336" w:lineRule="auto" w:after="180"/>
+      </w:pPr>
+      <w:r>
+        <w:rPr>
+          <w:b w:val="0"/>
+        </w:rPr>
         <w:t>Staging configuration points to production storage while the interface displays staging. Show the intermediate steps and give the conclusion with its scope.</w:t>
       </w:r>
     </w:p>
@@ -393,18 +711,81 @@
       </w:r>
     </w:p>
     <w:p>
-      <w:r>
+      <w:pPr>
+        <w:pStyle w:val="Heading3"/>
+      </w:pPr>
+      <w:r>
+        <w:t>Change one thing</w:t>
+      </w:r>
+    </w:p>
+    <w:p>
+      <w:pPr>
+        <w:spacing w:line="336" w:lineRule="auto" w:after="180"/>
+        <w:shd w:fill="F5F1FB"/>
+      </w:pPr>
+      <w:r>
+        <w:rPr>
+          <w:b w:val="0"/>
+        </w:rPr>
         <w:t>Change: Point staging at the production credential.</w:t>
       </w:r>
     </w:p>
     <w:p>
-      <w:r>
-        <w:t>Prediction: Stop the rehearsal because its separation boundary is breached.</w:t>
-      </w:r>
-    </w:p>
-    <w:p>
-      <w:r>
-        <w:t>Reason: Actual access matters more than the environment label.</w:t>
+      <w:pPr>
+        <w:pStyle w:val="Heading3"/>
+      </w:pPr>
+      <w:r>
+        <w:t>Predicted result</w:t>
+      </w:r>
+    </w:p>
+    <w:p>
+      <w:pPr>
+        <w:spacing w:line="336" w:lineRule="auto" w:after="180"/>
+        <w:shd w:fill="F1F6FC"/>
+      </w:pPr>
+      <w:r>
+        <w:rPr>
+          <w:b/>
+        </w:rPr>
+        <w:t>Prediction</w:t>
+      </w:r>
+      <w:r>
+        <w:rPr>
+          <w:b w:val="0"/>
+        </w:rPr>
+        <w:t>: Stop the rehearsal because its separation boundary is breached.</w:t>
+      </w:r>
+    </w:p>
+    <w:p>
+      <w:pPr>
+        <w:pStyle w:val="Heading3"/>
+      </w:pPr>
+      <w:r>
+        <w:t>Why the result follows</w:t>
+      </w:r>
+    </w:p>
+    <w:p>
+      <w:pPr>
+        <w:spacing w:line="336" w:lineRule="auto" w:after="180"/>
+        <w:shd w:fill="F1F6FC"/>
+      </w:pPr>
+      <w:r>
+        <w:rPr>
+          <w:b w:val="0"/>
+        </w:rPr>
+        <w:t xml:space="preserve">Reason: Actual access matters more than the </w:t>
+      </w:r>
+      <w:r>
+        <w:rPr>
+          <w:b/>
+        </w:rPr>
+        <w:t>environment</w:t>
+      </w:r>
+      <w:r>
+        <w:rPr>
+          <w:b w:val="0"/>
+        </w:rPr>
+        <w:t xml:space="preserve"> label.</w:t>
       </w:r>
     </w:p>
     <w:p>
@@ -413,6 +794,11 @@
       </w:pPr>
       <w:r>
         <w:t>05. Words that unlock the idea</w:t>
+      </w:r>
+    </w:p>
+    <w:p>
+      <w:r>
+        <w:t>Use the vocabulary of Deployment environments to explain a concrete decision, rather than only memorising definitions.</w:t>
       </w:r>
     </w:p>
     <w:tbl>
@@ -550,17 +936,41 @@
     </w:p>
     <w:p>
       <w:r>
+        <w:t>Follow the worked trace for Deployment environments, predict a step, then compare with its explanation.</w:t>
+      </w:r>
+    </w:p>
+    <w:p>
+      <w:pPr>
+        <w:spacing w:line="336" w:lineRule="auto" w:after="180"/>
+      </w:pPr>
+      <w:r>
+        <w:rPr>
+          <w:b w:val="0"/>
+        </w:rPr>
         <w:t>Staging configuration points to production storage while the interface displays staging.</w:t>
       </w:r>
     </w:p>
     <w:p>
-      <w:r>
-        <w:t>The label is misleading; block the run through configuration validation. A display badge is not an isolation boundary.</w:t>
-      </w:r>
-    </w:p>
-    <w:p>
-      <w:r>
-        <w:t>Compare the intermediate evidence with the final statement. Explain why each number or decision follows from the stated inputs. The conclusion belongs to this scenario and procedure; changing the inputs, evaluation population or authority can change what it establishes. Retain the raw record so a later revision can be compared honestly.</w:t>
+      <w:pPr>
+        <w:spacing w:line="336" w:lineRule="auto" w:after="180"/>
+      </w:pPr>
+      <w:r>
+        <w:rPr>
+          <w:b w:val="0"/>
+        </w:rPr>
+        <w:t xml:space="preserve">The label is misleading; block the run through configuration validation. A display badge is not an </w:t>
+      </w:r>
+      <w:r>
+        <w:rPr>
+          <w:b/>
+        </w:rPr>
+        <w:t>isolation</w:t>
+      </w:r>
+      <w:r>
+        <w:rPr>
+          <w:b w:val="0"/>
+        </w:rPr>
+        <w:t xml:space="preserve"> boundary.</w:t>
       </w:r>
     </w:p>
     <w:p>
@@ -568,11 +978,85 @@
         <w:pStyle w:val="Heading3"/>
       </w:pPr>
       <w:r>
+        <w:t>Worked explanation · Deployment environments</w:t>
+      </w:r>
+    </w:p>
+    <w:p>
+      <w:pPr>
+        <w:spacing w:line="336" w:lineRule="auto" w:after="180"/>
+        <w:shd w:fill="F1F6FC"/>
+      </w:pPr>
+      <w:r>
+        <w:rPr>
+          <w:b w:val="0"/>
+        </w:rPr>
+        <w:t xml:space="preserve">Compare the intermediate </w:t>
+      </w:r>
+      <w:r>
+        <w:rPr>
+          <w:b/>
+        </w:rPr>
+        <w:t>evidence</w:t>
+      </w:r>
+      <w:r>
+        <w:rPr>
+          <w:b w:val="0"/>
+        </w:rPr>
+        <w:t xml:space="preserve"> with the final statement. Explain why each number or decision follows from the stated </w:t>
+      </w:r>
+      <w:r>
+        <w:rPr>
+          <w:b/>
+        </w:rPr>
+        <w:t>input</w:t>
+      </w:r>
+      <w:r>
+        <w:rPr>
+          <w:b w:val="0"/>
+        </w:rPr>
+        <w:t>s.</w:t>
+      </w:r>
+    </w:p>
+    <w:p>
+      <w:pPr>
+        <w:spacing w:line="336" w:lineRule="auto" w:after="180"/>
+        <w:shd w:fill="F1F6FC"/>
+      </w:pPr>
+      <w:r>
+        <w:rPr>
+          <w:b w:val="0"/>
+        </w:rPr>
+        <w:t xml:space="preserve">The conclusion belongs to this scenario and procedure; changing the </w:t>
+      </w:r>
+      <w:r>
+        <w:rPr>
+          <w:b/>
+        </w:rPr>
+        <w:t>input</w:t>
+      </w:r>
+      <w:r>
+        <w:rPr>
+          <w:b w:val="0"/>
+        </w:rPr>
+        <w:t>s, evaluation population or authority can change what it establishes. Retain the raw record so a later revision can be compared honestly.</w:t>
+      </w:r>
+    </w:p>
+    <w:p>
+      <w:pPr>
+        <w:pStyle w:val="Heading3"/>
+      </w:pPr>
+      <w:r>
         <w:t>Learn from the worked case</w:t>
       </w:r>
     </w:p>
     <w:p>
-      <w:r>
+      <w:pPr>
+        <w:spacing w:line="336" w:lineRule="auto" w:after="180"/>
+      </w:pPr>
+      <w:r>
+        <w:rPr>
+          <w:b w:val="0"/>
+        </w:rPr>
         <w:t>Cover the result before checking it. Say what is given, choose the procedure, and follow one step at a time. Then uncover the result and explain your first mismatch. Ask why a step is allowed, not only what number it produces.</w:t>
       </w:r>
     </w:p>
@@ -585,7 +1069,13 @@
       </w:r>
     </w:p>
     <w:p>
-      <w:r>
+      <w:pPr>
+        <w:spacing w:line="336" w:lineRule="auto" w:after="180"/>
+      </w:pPr>
+      <w:r>
+        <w:rPr>
+          <w:b w:val="0"/>
+        </w:rPr>
         <w:t>Separate rehearsal and live service. Staging rehearses a new answer version with fictional records; production serves approved school records.</w:t>
       </w:r>
     </w:p>
@@ -598,7 +1088,22 @@
       </w:r>
     </w:p>
     <w:p>
-      <w:r>
+      <w:pPr>
+        <w:pStyle w:val="Heading3"/>
+      </w:pPr>
+      <w:r>
+        <w:t>Supplied facts</w:t>
+      </w:r>
+    </w:p>
+    <w:p>
+      <w:pPr>
+        <w:spacing w:line="336" w:lineRule="auto" w:after="180"/>
+        <w:shd w:fill="F1F6FC"/>
+      </w:pPr>
+      <w:r>
+        <w:rPr>
+          <w:b w:val="0"/>
+        </w:rPr>
         <w:t>Staging card names trial room Z; production card names room A. Credentials and stores are separate.</w:t>
       </w:r>
     </w:p>
@@ -762,30 +1267,114 @@
       </w:r>
     </w:p>
     <w:p>
-      <w:r>
-        <w:t>An environment includes code, configuration, permissions and data. A staging label alone cannot create separation.</w:t>
-      </w:r>
-    </w:p>
-    <w:p>
       <w:pPr>
         <w:pStyle w:val="Heading3"/>
       </w:pPr>
       <w:r>
+        <w:t>Why the result follows</w:t>
+      </w:r>
+    </w:p>
+    <w:p>
+      <w:pPr>
+        <w:spacing w:line="336" w:lineRule="auto" w:after="180"/>
+        <w:shd w:fill="F1F6FC"/>
+      </w:pPr>
+      <w:r>
+        <w:rPr>
+          <w:b w:val="0"/>
+        </w:rPr>
+        <w:t xml:space="preserve">An </w:t>
+      </w:r>
+      <w:r>
+        <w:rPr>
+          <w:b/>
+        </w:rPr>
+        <w:t>environment</w:t>
+      </w:r>
+      <w:r>
+        <w:rPr>
+          <w:b w:val="0"/>
+        </w:rPr>
+        <w:t xml:space="preserve"> includes code, configuration, permissions and data. A staging label alone cannot create separation.</w:t>
+      </w:r>
+    </w:p>
+    <w:p>
+      <w:pPr>
+        <w:pStyle w:val="Heading3"/>
+      </w:pPr>
+      <w:r>
         <w:t>What this example does not establish</w:t>
       </w:r>
     </w:p>
     <w:p>
-      <w:r>
+      <w:pPr>
+        <w:pStyle w:val="Heading3"/>
+      </w:pPr>
+      <w:r>
+        <w:t>Keep the stated limit</w:t>
+      </w:r>
+    </w:p>
+    <w:p>
+      <w:pPr>
+        <w:spacing w:line="336" w:lineRule="auto" w:after="180"/>
+        <w:shd w:fill="FFF5E6"/>
+      </w:pPr>
+      <w:r>
+        <w:rPr>
+          <w:b w:val="0"/>
+        </w:rPr>
         <w:t>Fictional fixtures can miss live edge cases; use approved privacy-safe representative test conditions too.</w:t>
       </w:r>
     </w:p>
     <w:p>
-      <w:r>
-        <w:t>Read the labelled picture: Identify the staging data and credential boundary. Why must the rehearsal stop if its credential reaches production even though the process is labelled staging?</w:t>
-      </w:r>
-    </w:p>
-    <w:p>
-      <w:r>
+      <w:pPr>
+        <w:pStyle w:val="Heading3"/>
+      </w:pPr>
+      <w:r>
+        <w:t>Keep the stated limit</w:t>
+      </w:r>
+    </w:p>
+    <w:p>
+      <w:pPr>
+        <w:spacing w:line="336" w:lineRule="auto" w:after="180"/>
+        <w:shd w:fill="FFF5E6"/>
+      </w:pPr>
+      <w:r>
+        <w:rPr>
+          <w:b w:val="0"/>
+        </w:rPr>
+        <w:t xml:space="preserve">Read the labelled picture: Identify the staging data and credential boundary. Why must the rehearsal stop if its credential reaches production even though the </w:t>
+      </w:r>
+      <w:r>
+        <w:rPr>
+          <w:b/>
+        </w:rPr>
+        <w:t>process</w:t>
+      </w:r>
+      <w:r>
+        <w:rPr>
+          <w:b w:val="0"/>
+        </w:rPr>
+        <w:t xml:space="preserve"> is labelled staging?</w:t>
+      </w:r>
+    </w:p>
+    <w:p>
+      <w:pPr>
+        <w:pStyle w:val="Heading3"/>
+      </w:pPr>
+      <w:r>
+        <w:t>Keep the stated limit</w:t>
+      </w:r>
+    </w:p>
+    <w:p>
+      <w:pPr>
+        <w:spacing w:line="336" w:lineRule="auto" w:after="180"/>
+        <w:shd w:fill="FFF5E6"/>
+      </w:pPr>
+      <w:r>
+        <w:rPr>
+          <w:b w:val="0"/>
+        </w:rPr>
         <w:t>Change one thing: Point staging at the production credential. Predict the result before checking the explanation. What remains the same?</w:t>
       </w:r>
     </w:p>
@@ -799,19 +1388,69 @@
     </w:p>
     <w:p>
       <w:r>
+        <w:t>Find the unsupported step in the Deployment environments claim and explain a repair using the supplied evidence.</w:t>
+      </w:r>
+    </w:p>
+    <w:p>
+      <w:pPr>
+        <w:spacing w:line="336" w:lineRule="auto" w:after="180"/>
+      </w:pPr>
+      <w:r>
+        <w:rPr>
+          <w:b w:val="0"/>
+        </w:rPr>
         <w:t>Passing staging tests does not prove production limits or operational conditions are identical.</w:t>
       </w:r>
     </w:p>
     <w:p>
-      <w:r>
-        <w:t>A useful check asks what would make the reasoning fail. Distinguish a failure to execute the declared procedure from a weakness in the procedure itself. The first may require a correction; the second requires an explicitly revised method and new evidence. Preserve unsuccessful cases so an improved result cannot hide the original problem.</w:t>
-      </w:r>
-    </w:p>
-    <w:p>
       <w:pPr>
         <w:pStyle w:val="Heading3"/>
       </w:pPr>
       <w:r>
+        <w:t>Check the claim against the facts</w:t>
+      </w:r>
+    </w:p>
+    <w:p>
+      <w:pPr>
+        <w:spacing w:line="336" w:lineRule="auto" w:after="180"/>
+        <w:shd w:fill="FFF5E6"/>
+      </w:pPr>
+      <w:r>
+        <w:rPr>
+          <w:b w:val="0"/>
+        </w:rPr>
+        <w:t>A useful check asks what would make the reasoning fail. Distinguish a failure to execute the declared procedure from a weakness in the procedure itself.</w:t>
+      </w:r>
+    </w:p>
+    <w:p>
+      <w:pPr>
+        <w:spacing w:line="336" w:lineRule="auto" w:after="180"/>
+        <w:shd w:fill="FFF5E6"/>
+      </w:pPr>
+      <w:r>
+        <w:rPr>
+          <w:b w:val="0"/>
+        </w:rPr>
+        <w:t xml:space="preserve">The first may require a correction; the second requires an explicitly revised method and new </w:t>
+      </w:r>
+      <w:r>
+        <w:rPr>
+          <w:b/>
+        </w:rPr>
+        <w:t>evidence</w:t>
+      </w:r>
+      <w:r>
+        <w:rPr>
+          <w:b w:val="0"/>
+        </w:rPr>
+        <w:t>. Preserve unsuccessful cases so an improved result cannot hide the original problem.</w:t>
+      </w:r>
+    </w:p>
+    <w:p>
+      <w:pPr>
+        <w:pStyle w:val="Heading3"/>
+      </w:pPr>
+      <w:r>
         <w:t>Guided: restate the worked result, then name the assumption or limitation that prevents a broader conclusion.</w:t>
       </w:r>
     </w:p>
@@ -849,8 +1488,25 @@
       </w:r>
     </w:p>
     <w:p>
-      <w:r>
-        <w:t>A report omits this qualification: Passing staging tests does not prove production limits or operational conditions are identical. Explain how omitting it could change a reader's interpretation, and write an accurate replacement.</w:t>
+      <w:pPr>
+        <w:spacing w:line="336" w:lineRule="auto" w:after="180"/>
+      </w:pPr>
+      <w:r>
+        <w:rPr>
+          <w:b w:val="0"/>
+        </w:rPr>
+        <w:t>A report omits this qualification: Passing staging tests does not prove production limits or operational conditions are identical.</w:t>
+      </w:r>
+    </w:p>
+    <w:p>
+      <w:pPr>
+        <w:spacing w:line="336" w:lineRule="auto" w:after="180"/>
+      </w:pPr>
+      <w:r>
+        <w:rPr>
+          <w:b w:val="0"/>
+        </w:rPr>
+        <w:t>Explain how omitting it could change a reader's interpretation, and write an accurate replacement.</w:t>
       </w:r>
     </w:p>
     <w:p>
@@ -901,7 +1557,54 @@
     </w:p>
     <w:p>
       <w:r>
-        <w:t>Explain the weekly mechanism in your own words. Use the worked scenario to name its input, decision rule and output.</w:t>
+        <w:t>Practise Deployment environments with support, then explain the deciding step in your own words.</w:t>
+      </w:r>
+    </w:p>
+    <w:p>
+      <w:pPr>
+        <w:spacing w:line="336" w:lineRule="auto" w:after="180"/>
+      </w:pPr>
+      <w:r>
+        <w:rPr>
+          <w:b w:val="0"/>
+        </w:rPr>
+        <w:t xml:space="preserve">Explain the weekly </w:t>
+      </w:r>
+      <w:r>
+        <w:rPr>
+          <w:b/>
+        </w:rPr>
+        <w:t>mechanism</w:t>
+      </w:r>
+      <w:r>
+        <w:rPr>
+          <w:b w:val="0"/>
+        </w:rPr>
+        <w:t xml:space="preserve"> in your own words. Use the worked scenario to name its </w:t>
+      </w:r>
+      <w:r>
+        <w:rPr>
+          <w:b/>
+        </w:rPr>
+        <w:t>input</w:t>
+      </w:r>
+      <w:r>
+        <w:rPr>
+          <w:b w:val="0"/>
+        </w:rPr>
+        <w:t xml:space="preserve">, decision rule and </w:t>
+      </w:r>
+      <w:r>
+        <w:rPr>
+          <w:b/>
+        </w:rPr>
+        <w:t>output</w:t>
+      </w:r>
+      <w:r>
+        <w:rPr>
+          <w:b w:val="0"/>
+        </w:rPr>
+        <w:t>.</w:t>
       </w:r>
     </w:p>
     <w:p>
@@ -974,8 +1677,38 @@
       </w:r>
     </w:p>
     <w:p>
-      <w:r>
-        <w:t>Use workbook W2 for the connected example “Deployment environments”. First fill the input and rule boxes. Try the middle steps before asking for a hint. After a hint, try the next step yourself.</w:t>
+      <w:pPr>
+        <w:spacing w:line="336" w:lineRule="auto" w:after="180"/>
+      </w:pPr>
+      <w:r>
+        <w:rPr>
+          <w:b w:val="0"/>
+        </w:rPr>
+        <w:t xml:space="preserve">Use workbook W2 for the connected example “Deployment </w:t>
+      </w:r>
+      <w:r>
+        <w:rPr>
+          <w:b/>
+        </w:rPr>
+        <w:t>environment</w:t>
+      </w:r>
+      <w:r>
+        <w:rPr>
+          <w:b w:val="0"/>
+        </w:rPr>
+        <w:t xml:space="preserve">s”. First fill the </w:t>
+      </w:r>
+      <w:r>
+        <w:rPr>
+          <w:b/>
+        </w:rPr>
+        <w:t>input</w:t>
+      </w:r>
+      <w:r>
+        <w:rPr>
+          <w:b w:val="0"/>
+        </w:rPr>
+        <w:t xml:space="preserve"> and rule boxes. Try the middle steps before asking for a hint. After a hint, try the next step yourself.</w:t>
       </w:r>
     </w:p>
     <w:tbl>
@@ -1058,7 +1791,13 @@
       </w:tr>
     </w:tbl>
     <w:p>
-      <w:r>
+      <w:pPr>
+        <w:spacing w:line="336" w:lineRule="auto" w:after="180"/>
+      </w:pPr>
+      <w:r>
+        <w:rPr>
+          <w:b w:val="0"/>
+        </w:rPr>
         <w:t>Explain your trace to a partner. Your partner points to one step to check. Swap roles on the next case. Each person writes their own explanation.</w:t>
       </w:r>
     </w:p>
@@ -1071,12 +1810,47 @@
       </w:r>
     </w:p>
     <w:p>
-      <w:r>
-        <w:t>Use the worked case for Deployment environments. Proposed explanation: “The worked result establishes every future case”. Decide whether this explanation is supported. Point to the step or supplied fact that decides; explain your repair if needed.</w:t>
-      </w:r>
-    </w:p>
-    <w:p>
-      <w:r>
+      <w:pPr>
+        <w:spacing w:line="336" w:lineRule="auto" w:after="180"/>
+      </w:pPr>
+      <w:r>
+        <w:rPr>
+          <w:b w:val="0"/>
+        </w:rPr>
+        <w:t xml:space="preserve">Use the worked case for Deployment </w:t>
+      </w:r>
+      <w:r>
+        <w:rPr>
+          <w:b/>
+        </w:rPr>
+        <w:t>environment</w:t>
+      </w:r>
+      <w:r>
+        <w:rPr>
+          <w:b w:val="0"/>
+        </w:rPr>
+        <w:t>s. Proposed explanation: “The worked result establishes every future case”. Decide whether this explanation is supported.</w:t>
+      </w:r>
+    </w:p>
+    <w:p>
+      <w:pPr>
+        <w:spacing w:line="336" w:lineRule="auto" w:after="180"/>
+      </w:pPr>
+      <w:r>
+        <w:rPr>
+          <w:b w:val="0"/>
+        </w:rPr>
+        <w:t>Point to the step or supplied fact that decides; explain your repair if needed.</w:t>
+      </w:r>
+    </w:p>
+    <w:p>
+      <w:pPr>
+        <w:spacing w:line="336" w:lineRule="auto" w:after="180"/>
+      </w:pPr>
+      <w:r>
+        <w:rPr>
+          <w:b w:val="0"/>
+        </w:rPr>
         <w:t>Answer on your own before discussion. If you are unsure, say which step you need help with.</w:t>
       </w:r>
     </w:p>
@@ -1089,8 +1863,27 @@
       </w:r>
     </w:p>
     <w:p>
-      <w:r>
-        <w:t>Identify the staging data and credential boundary. Why must the rehearsal stop if its credential reaches production even though the process is labelled staging?</w:t>
+      <w:pPr>
+        <w:spacing w:line="336" w:lineRule="auto" w:after="180"/>
+        <w:shd w:fill="F5F1FB"/>
+      </w:pPr>
+      <w:r>
+        <w:rPr>
+          <w:b w:val="0"/>
+        </w:rPr>
+        <w:t xml:space="preserve">Identify the staging data and credential boundary. Why must the rehearsal stop if its credential reaches production even though the </w:t>
+      </w:r>
+      <w:r>
+        <w:rPr>
+          <w:b/>
+        </w:rPr>
+        <w:t>process</w:t>
+      </w:r>
+      <w:r>
+        <w:rPr>
+          <w:b w:val="0"/>
+        </w:rPr>
+        <w:t xml:space="preserve"> is labelled staging?</w:t>
       </w:r>
     </w:p>
     <w:p>
@@ -1122,7 +1915,13 @@
       </w:r>
     </w:p>
     <w:p>
-      <w:r>
+      <w:pPr>
+        <w:spacing w:line="336" w:lineRule="auto" w:after="180"/>
+      </w:pPr>
+      <w:r>
+        <w:rPr>
+          <w:b w:val="0"/>
+        </w:rPr>
         <w:t>This is supported practice. Keep the separately named independent case for an attempt before feedback.</w:t>
       </w:r>
     </w:p>
@@ -1135,6 +1934,11 @@
       </w:r>
     </w:p>
     <w:p>
+      <w:r>
+        <w:t>Investigate Deployment environments. Record the prediction, actual observation or labelled paper trace, explanation and next test separately.</w:t>
+      </w:r>
+    </w:p>
+    <w:p>
       <w:pPr>
         <w:pStyle w:val="Heading3"/>
       </w:pPr>
@@ -1143,7 +1947,13 @@
       </w:r>
     </w:p>
     <w:p>
-      <w:r>
+      <w:pPr>
+        <w:spacing w:line="336" w:lineRule="auto" w:after="180"/>
+      </w:pPr>
+      <w:r>
+        <w:rPr>
+          <w:b w:val="0"/>
+        </w:rPr>
         <w:t>Staging configuration points to production storage while the interface displays staging. Show the intermediate steps and give the conclusion with its scope.</w:t>
       </w:r>
     </w:p>
@@ -1284,7 +2094,13 @@
       </w:tr>
     </w:tbl>
     <w:p>
-      <w:r>
+      <w:pPr>
+        <w:spacing w:line="336" w:lineRule="auto" w:after="180"/>
+      </w:pPr>
+      <w:r>
+        <w:rPr>
+          <w:b w:val="0"/>
+        </w:rPr>
         <w:t>On paper, trace the supplied procedure. If code is provided, predict before running it in a local practice file. Never write an expected answer as though it were an observed run.</w:t>
       </w:r>
     </w:p>
@@ -1297,7 +2113,13 @@
       </w:r>
     </w:p>
     <w:p>
-      <w:r>
+      <w:pPr>
+        <w:spacing w:line="336" w:lineRule="auto" w:after="180"/>
+      </w:pPr>
+      <w:r>
+        <w:rPr>
+          <w:b w:val="0"/>
+        </w:rPr>
         <w:t>Before trying: what do I expect, and why? While trying: which step could first go wrong? Afterwards: what did I actually observe, and what should change? Keep “not run” if you only traced the procedure.</w:t>
       </w:r>
     </w:p>
@@ -1310,6 +2132,11 @@
       </w:r>
     </w:p>
     <w:p>
+      <w:r>
+        <w:t>Move from recall to tracing, diagnosis and transfer in Deployment environments. Explain why each step is justified.</w:t>
+      </w:r>
+    </w:p>
+    <w:p>
       <w:pPr>
         <w:pStyle w:val="Heading3"/>
       </w:pPr>
@@ -1318,18 +2145,94 @@
       </w:r>
     </w:p>
     <w:p>
-      <w:r>
-        <w:t>Explain the weekly mechanism in your own words. Use the worked scenario to name its input, decision rule and output.</w:t>
-      </w:r>
-    </w:p>
-    <w:p>
-      <w:r>
-        <w:t>A report omits this qualification: Passing staging tests does not prove production limits or operational conditions are identical. Explain how omitting it could change a reader's interpretation, and write an accurate replacement.</w:t>
-      </w:r>
-    </w:p>
-    <w:p>
-      <w:r>
-        <w:t>For the worked scenario, propose one additional case that could reveal a failure, describe its expected outcome before running it, and explain what would need to remain fixed for a fair comparison. Do not reuse W4 as a new final test after receiving feedback.</w:t>
+      <w:pPr>
+        <w:spacing w:line="336" w:lineRule="auto" w:after="180"/>
+      </w:pPr>
+      <w:r>
+        <w:rPr>
+          <w:b w:val="0"/>
+        </w:rPr>
+        <w:t xml:space="preserve">Explain the weekly </w:t>
+      </w:r>
+      <w:r>
+        <w:rPr>
+          <w:b/>
+        </w:rPr>
+        <w:t>mechanism</w:t>
+      </w:r>
+      <w:r>
+        <w:rPr>
+          <w:b w:val="0"/>
+        </w:rPr>
+        <w:t xml:space="preserve"> in your own words. Use the worked scenario to name its </w:t>
+      </w:r>
+      <w:r>
+        <w:rPr>
+          <w:b/>
+        </w:rPr>
+        <w:t>input</w:t>
+      </w:r>
+      <w:r>
+        <w:rPr>
+          <w:b w:val="0"/>
+        </w:rPr>
+        <w:t xml:space="preserve">, decision rule and </w:t>
+      </w:r>
+      <w:r>
+        <w:rPr>
+          <w:b/>
+        </w:rPr>
+        <w:t>output</w:t>
+      </w:r>
+      <w:r>
+        <w:rPr>
+          <w:b w:val="0"/>
+        </w:rPr>
+        <w:t>.</w:t>
+      </w:r>
+    </w:p>
+    <w:p>
+      <w:pPr>
+        <w:spacing w:line="336" w:lineRule="auto" w:after="180"/>
+      </w:pPr>
+      <w:r>
+        <w:rPr>
+          <w:b w:val="0"/>
+        </w:rPr>
+        <w:t>A report omits this qualification: Passing staging tests does not prove production limits or operational conditions are identical.</w:t>
+      </w:r>
+    </w:p>
+    <w:p>
+      <w:pPr>
+        <w:spacing w:line="336" w:lineRule="auto" w:after="180"/>
+      </w:pPr>
+      <w:r>
+        <w:rPr>
+          <w:b w:val="0"/>
+        </w:rPr>
+        <w:t>Explain how omitting it could change a reader's interpretation, and write an accurate replacement.</w:t>
+      </w:r>
+    </w:p>
+    <w:p>
+      <w:pPr>
+        <w:spacing w:line="336" w:lineRule="auto" w:after="180"/>
+      </w:pPr>
+      <w:r>
+        <w:rPr>
+          <w:b w:val="0"/>
+        </w:rPr>
+        <w:t>For the worked scenario, propose one additional case that could reveal a failure, describe its expected outcome before running it, and explain what would need to remain fixed for a fair comparison.</w:t>
+      </w:r>
+    </w:p>
+    <w:p>
+      <w:pPr>
+        <w:spacing w:line="336" w:lineRule="auto" w:after="180"/>
+      </w:pPr>
+      <w:r>
+        <w:rPr>
+          <w:b w:val="0"/>
+        </w:rPr>
+        <w:t>Do not reuse W4 as a new final test after receiving feedback.</w:t>
       </w:r>
     </w:p>
     <w:p>
@@ -1375,7 +2278,101 @@
     </w:p>
     <w:p>
       <w:r>
-        <w:t>Add a labelled deployment environments evidence sheet to Grounded Learning Service. Show how you can explain the mechanism and terminology of deployment environments. Use the supplied fictional case and keep its inputs, intermediate steps, calculation or prediction, and limitation. Connect this record to last week’s record; a matching answer without a trace is insufficient.</w:t>
+        <w:t>Apply this week’s idea to Grounded Learning Service. Keep an annotated decision and the evidence supporting it.</w:t>
+      </w:r>
+    </w:p>
+    <w:p>
+      <w:pPr>
+        <w:spacing w:line="336" w:lineRule="auto" w:after="180"/>
+      </w:pPr>
+      <w:r>
+        <w:rPr>
+          <w:b w:val="0"/>
+        </w:rPr>
+        <w:t xml:space="preserve">Add a labelled deployment </w:t>
+      </w:r>
+      <w:r>
+        <w:rPr>
+          <w:b/>
+        </w:rPr>
+        <w:t>environment</w:t>
+      </w:r>
+      <w:r>
+        <w:rPr>
+          <w:b w:val="0"/>
+        </w:rPr>
+        <w:t xml:space="preserve">s </w:t>
+      </w:r>
+      <w:r>
+        <w:rPr>
+          <w:b/>
+        </w:rPr>
+        <w:t>evidence</w:t>
+      </w:r>
+      <w:r>
+        <w:rPr>
+          <w:b w:val="0"/>
+        </w:rPr>
+        <w:t xml:space="preserve"> sheet to Grounded Learning Service. Show how you can explain the </w:t>
+      </w:r>
+      <w:r>
+        <w:rPr>
+          <w:b/>
+        </w:rPr>
+        <w:t>mechanism</w:t>
+      </w:r>
+      <w:r>
+        <w:rPr>
+          <w:b w:val="0"/>
+        </w:rPr>
+        <w:t xml:space="preserve"> and terminology of deployment </w:t>
+      </w:r>
+      <w:r>
+        <w:rPr>
+          <w:b/>
+        </w:rPr>
+        <w:t>environment</w:t>
+      </w:r>
+      <w:r>
+        <w:rPr>
+          <w:b w:val="0"/>
+        </w:rPr>
+        <w:t>s.</w:t>
+      </w:r>
+    </w:p>
+    <w:p>
+      <w:pPr>
+        <w:spacing w:line="336" w:lineRule="auto" w:after="180"/>
+      </w:pPr>
+      <w:r>
+        <w:rPr>
+          <w:b w:val="0"/>
+        </w:rPr>
+        <w:t xml:space="preserve">Use the supplied fictional case and keep its </w:t>
+      </w:r>
+      <w:r>
+        <w:rPr>
+          <w:b/>
+        </w:rPr>
+        <w:t>input</w:t>
+      </w:r>
+      <w:r>
+        <w:rPr>
+          <w:b w:val="0"/>
+        </w:rPr>
+        <w:t xml:space="preserve">s, intermediate steps, calculation or </w:t>
+      </w:r>
+      <w:r>
+        <w:rPr>
+          <w:b/>
+        </w:rPr>
+        <w:t>prediction</w:t>
+      </w:r>
+      <w:r>
+        <w:rPr>
+          <w:b w:val="0"/>
+        </w:rPr>
+        <w:t>, and limitation. Connect this record to last week’s record; a matching answer without a trace is insufficient.</w:t>
       </w:r>
     </w:p>
     <w:tbl>
@@ -1503,8 +2500,26 @@
       </w:r>
     </w:p>
     <w:p>
-      <w:r>
-        <w:t>For the Grounded Learning Service, retain an annotated trace and the changed-case result. Name the contract or evidence that makes the deciding step valid, so another team can review it.</w:t>
+      <w:pPr>
+        <w:spacing w:line="336" w:lineRule="auto" w:after="180"/>
+      </w:pPr>
+      <w:r>
+        <w:rPr>
+          <w:b w:val="0"/>
+        </w:rPr>
+        <w:t xml:space="preserve">For the Grounded Learning Service, retain an annotated trace and the changed-case result. Name the contract or </w:t>
+      </w:r>
+      <w:r>
+        <w:rPr>
+          <w:b/>
+        </w:rPr>
+        <w:t>evidence</w:t>
+      </w:r>
+      <w:r>
+        <w:rPr>
+          <w:b w:val="0"/>
+        </w:rPr>
+        <w:t xml:space="preserve"> that makes the deciding step valid, so another team can review it.</w:t>
       </w:r>
     </w:p>
     <w:p>
@@ -1517,7 +2532,29 @@
     </w:p>
     <w:p>
       <w:r>
-        <w:t>Complete the supported workbook tasks before attempting W4 independently. Record any hints or help used. After feedback, use the teacher's fresh retry rather than copying the earlier answer. For a project, select a relevant new case, predict the outcome from the declared rule and preserve the result alongside any revision.</w:t>
+        <w:t>Use a genuinely new case for independent evidence. Previously discussed examples remain practice; use the separately named independent case before feedback.</w:t>
+      </w:r>
+    </w:p>
+    <w:p>
+      <w:pPr>
+        <w:spacing w:line="336" w:lineRule="auto" w:after="180"/>
+      </w:pPr>
+      <w:r>
+        <w:rPr>
+          <w:b w:val="0"/>
+        </w:rPr>
+        <w:t>Complete the supported workbook tasks before attempting W4 independently. Record any hints or help used. After feedback, use the teacher's fresh retry rather than copying the earlier answer.</w:t>
+      </w:r>
+    </w:p>
+    <w:p>
+      <w:pPr>
+        <w:spacing w:line="336" w:lineRule="auto" w:after="180"/>
+      </w:pPr>
+      <w:r>
+        <w:rPr>
+          <w:b w:val="0"/>
+        </w:rPr>
+        <w:t>For a project, select a relevant new case, predict the outcome from the declared rule and preserve the result alongside any revision.</w:t>
       </w:r>
     </w:p>
     <w:p>
@@ -1554,8 +2591,25 @@
       </w:r>
     </w:p>
     <w:p>
-      <w:r>
-        <w:t>For the worked scenario, propose one additional case that could reveal a failure, describe its expected outcome before running it, and explain what would need to remain fixed for a fair comparison. Do not reuse W4 as a new final test after receiving feedback.</w:t>
+      <w:pPr>
+        <w:spacing w:line="336" w:lineRule="auto" w:after="180"/>
+      </w:pPr>
+      <w:r>
+        <w:rPr>
+          <w:b w:val="0"/>
+        </w:rPr>
+        <w:t>For the worked scenario, propose one additional case that could reveal a failure, describe its expected outcome before running it, and explain what would need to remain fixed for a fair comparison.</w:t>
+      </w:r>
+    </w:p>
+    <w:p>
+      <w:pPr>
+        <w:spacing w:line="336" w:lineRule="auto" w:after="180"/>
+      </w:pPr>
+      <w:r>
+        <w:rPr>
+          <w:b w:val="0"/>
+        </w:rPr>
+        <w:t>Do not reuse W4 as a new final test after receiving feedback.</w:t>
       </w:r>
     </w:p>
     <w:p>
@@ -1592,6 +2646,11 @@
       </w:pPr>
       <w:r>
         <w:t>13. Study a complete case</w:t>
+      </w:r>
+    </w:p>
+    <w:p>
+      <w:r>
+        <w:t>Revisit the complete Deployment environments case for supported practice. Repeated examples do not become fresh assessments.</w:t>
       </w:r>
     </w:p>
     <w:p>
@@ -1695,8 +2754,26 @@
       </w:r>
     </w:p>
     <w:p>
-      <w:r>
-        <w:t>Follow the input through the stated procedure to its result. Cover the result first, predict it, then explain every intermediate step. The text/table accompanies the figure so the example can be read without colour.</w:t>
+      <w:pPr>
+        <w:spacing w:line="336" w:lineRule="auto" w:after="180"/>
+      </w:pPr>
+      <w:r>
+        <w:rPr>
+          <w:b w:val="0"/>
+        </w:rPr>
+        <w:t xml:space="preserve">Follow the </w:t>
+      </w:r>
+      <w:r>
+        <w:rPr>
+          <w:b/>
+        </w:rPr>
+        <w:t>input</w:t>
+      </w:r>
+      <w:r>
+        <w:rPr>
+          <w:b w:val="0"/>
+        </w:rPr>
+        <w:t xml:space="preserve"> through the stated procedure to its result. Cover the result first, predict it, then explain every intermediate step. The text/table accompanies the figure so the example can be read without colour.</w:t>
       </w:r>
     </w:p>
     <w:p>
@@ -1746,6 +2823,11 @@
       </w:r>
     </w:p>
     <w:p>
+      <w:r>
+        <w:t>Attempt the reserved new case before feedback. Record support; the earlier examples below remain additional practice.</w:t>
+      </w:r>
+    </w:p>
+    <w:p>
       <w:pPr>
         <w:pStyle w:val="Heading3"/>
       </w:pPr>
@@ -1754,7 +2836,14 @@
       </w:r>
     </w:p>
     <w:p>
-      <w:r>
+      <w:pPr>
+        <w:spacing w:line="336" w:lineRule="auto" w:after="180"/>
+        <w:shd w:fill="F5F1FB"/>
+      </w:pPr>
+      <w:r>
+        <w:rPr>
+          <w:b w:val="0"/>
+        </w:rPr>
         <w:t>Development uses fake records but a production token. What boundary is violated?</w:t>
       </w:r>
     </w:p>
@@ -1802,7 +2891,13 @@
       </w:r>
     </w:p>
     <w:p>
-      <w:r>
+      <w:pPr>
+        <w:spacing w:line="336" w:lineRule="auto" w:after="180"/>
+      </w:pPr>
+      <w:r>
+        <w:rPr>
+          <w:b w:val="0"/>
+        </w:rPr>
         <w:t>Attempt this case before feedback. Record any help. Earlier examples below are further practice; a case already practised with feedback cannot establish fresh transfer.</w:t>
       </w:r>
     </w:p>
@@ -1815,7 +2910,14 @@
       </w:r>
     </w:p>
     <w:p>
-      <w:r>
+      <w:pPr>
+        <w:spacing w:line="336" w:lineRule="auto" w:after="180"/>
+        <w:shd w:fill="F5F1FB"/>
+      </w:pPr>
+      <w:r>
+        <w:rPr>
+          <w:b w:val="0"/>
+        </w:rPr>
         <w:t>Development uses fake records but a production token. What boundary is violated?</w:t>
       </w:r>
     </w:p>
@@ -1868,7 +2970,13 @@
       </w:r>
     </w:p>
     <w:p>
-      <w:r>
+      <w:pPr>
+        <w:spacing w:line="336" w:lineRule="auto" w:after="180"/>
+      </w:pPr>
+      <w:r>
+        <w:rPr>
+          <w:b w:val="0"/>
+        </w:rPr>
         <w:t>Record support used: none, hint or teacher explanation. After feedback, a different case is needed to demonstrate independence.</w:t>
       </w:r>
     </w:p>
@@ -1881,8 +2989,25 @@
       </w:r>
     </w:p>
     <w:p>
-      <w:r>
-        <w:t>Attempt the independent case before hints. Record whether you worked alone, used a hint or followed a model. After feedback, fix the first unsupported step and explain why it changed. A later check uses a changed case, not a copied answer.</w:t>
+      <w:pPr>
+        <w:spacing w:line="336" w:lineRule="auto" w:after="180"/>
+      </w:pPr>
+      <w:r>
+        <w:rPr>
+          <w:b w:val="0"/>
+        </w:rPr>
+        <w:t>Attempt the independent case before hints. Record whether you worked alone, used a hint or followed a model. After feedback, fix the first unsupported step and explain why it changed.</w:t>
+      </w:r>
+    </w:p>
+    <w:p>
+      <w:pPr>
+        <w:spacing w:line="336" w:lineRule="auto" w:after="180"/>
+      </w:pPr>
+      <w:r>
+        <w:rPr>
+          <w:b w:val="0"/>
+        </w:rPr>
+        <w:t>A later check uses a changed case, not a copied answer.</w:t>
       </w:r>
     </w:p>
     <w:p>
@@ -1895,6 +3020,17 @@
     </w:p>
     <w:p>
       <w:r>
+        <w:t>Use this map to navigate Deployment environments, connect the goals to tasks and keep one evidence record for each attempt.</w:t>
+      </w:r>
+    </w:p>
+    <w:p>
+      <w:pPr>
+        <w:spacing w:line="336" w:lineRule="auto" w:after="180"/>
+      </w:pPr>
+      <w:r>
+        <w:rPr>
+          <w:b w:val="0"/>
+        </w:rPr>
         <w:t>Start with this question: Separate rehearsal and live service. Staging rehearses a new answer version with fictional records; production serves approved school records.</w:t>
       </w:r>
     </w:p>
@@ -2001,13 +3137,61 @@
       </w:tr>
     </w:tbl>
     <w:p>
-      <w:r>
-        <w:t>Remember → watch and explain → try with help → investigate → try independently → keep project evidence. Your teacher may spread this lesson across several classes.</w:t>
-      </w:r>
-    </w:p>
-    <w:p>
-      <w:r>
-        <w:t>Keep your first prediction. Compare it with what the evidence shows and explain any change.</w:t>
+      <w:pPr>
+        <w:spacing w:line="336" w:lineRule="auto" w:after="180"/>
+      </w:pPr>
+      <w:r>
+        <w:rPr>
+          <w:b w:val="0"/>
+        </w:rPr>
+        <w:t xml:space="preserve">Remember → watch and explain → try with help → investigate → try independently → keep project </w:t>
+      </w:r>
+      <w:r>
+        <w:rPr>
+          <w:b/>
+        </w:rPr>
+        <w:t>evidence</w:t>
+      </w:r>
+      <w:r>
+        <w:rPr>
+          <w:b w:val="0"/>
+        </w:rPr>
+        <w:t>. Your teacher may spread this lesson across several classes.</w:t>
+      </w:r>
+    </w:p>
+    <w:p>
+      <w:pPr>
+        <w:spacing w:line="336" w:lineRule="auto" w:after="180"/>
+      </w:pPr>
+      <w:r>
+        <w:rPr>
+          <w:b w:val="0"/>
+        </w:rPr>
+        <w:t xml:space="preserve">Keep your first </w:t>
+      </w:r>
+      <w:r>
+        <w:rPr>
+          <w:b/>
+        </w:rPr>
+        <w:t>prediction</w:t>
+      </w:r>
+      <w:r>
+        <w:rPr>
+          <w:b w:val="0"/>
+        </w:rPr>
+        <w:t xml:space="preserve">. Compare it with what the </w:t>
+      </w:r>
+      <w:r>
+        <w:rPr>
+          <w:b/>
+        </w:rPr>
+        <w:t>evidence</w:t>
+      </w:r>
+      <w:r>
+        <w:rPr>
+          <w:b w:val="0"/>
+        </w:rPr>
+        <w:t xml:space="preserve"> shows and explain any change.</w:t>
       </w:r>
     </w:p>
     <w:p>
@@ -2020,7 +3204,42 @@
     </w:p>
     <w:p>
       <w:r>
-        <w:t>Close your notes. Explain this goal in your own words: Explain the mechanism and terminology of deployment environments</w:t>
+        <w:t>Explain Deployment environments without notes, identify a remaining question and plan a later check with a changed case.</w:t>
+      </w:r>
+    </w:p>
+    <w:p>
+      <w:pPr>
+        <w:spacing w:line="336" w:lineRule="auto" w:after="180"/>
+      </w:pPr>
+      <w:r>
+        <w:rPr>
+          <w:b w:val="0"/>
+        </w:rPr>
+        <w:t xml:space="preserve">Close your notes. Explain this goal in your own words: Explain the </w:t>
+      </w:r>
+      <w:r>
+        <w:rPr>
+          <w:b/>
+        </w:rPr>
+        <w:t>mechanism</w:t>
+      </w:r>
+      <w:r>
+        <w:rPr>
+          <w:b w:val="0"/>
+        </w:rPr>
+        <w:t xml:space="preserve"> and terminology of deployment </w:t>
+      </w:r>
+      <w:r>
+        <w:rPr>
+          <w:b/>
+        </w:rPr>
+        <w:t>environment</w:t>
+      </w:r>
+      <w:r>
+        <w:rPr>
+          <w:b w:val="0"/>
+        </w:rPr>
+        <w:t>s</w:t>
       </w:r>
     </w:p>
     <w:p>
@@ -2057,13 +3276,61 @@
       </w:r>
     </w:p>
     <w:p>
-      <w:r>
-        <w:t>If you are unsure, return to the worked picture and explain one arrow. If you are ready, change an input or assumption and justify your prediction.</w:t>
-      </w:r>
-    </w:p>
-    <w:p>
-      <w:r>
-        <w:t>Save your workbook evidence. At the next review, try a different case before opening your old answer.</w:t>
+      <w:pPr>
+        <w:spacing w:line="336" w:lineRule="auto" w:after="180"/>
+      </w:pPr>
+      <w:r>
+        <w:rPr>
+          <w:b w:val="0"/>
+        </w:rPr>
+        <w:t xml:space="preserve">If you are unsure, return to the worked picture and explain one arrow. If you are ready, change an </w:t>
+      </w:r>
+      <w:r>
+        <w:rPr>
+          <w:b/>
+        </w:rPr>
+        <w:t>input</w:t>
+      </w:r>
+      <w:r>
+        <w:rPr>
+          <w:b w:val="0"/>
+        </w:rPr>
+        <w:t xml:space="preserve"> or assumption and justify your </w:t>
+      </w:r>
+      <w:r>
+        <w:rPr>
+          <w:b/>
+        </w:rPr>
+        <w:t>prediction</w:t>
+      </w:r>
+      <w:r>
+        <w:rPr>
+          <w:b w:val="0"/>
+        </w:rPr>
+        <w:t>.</w:t>
+      </w:r>
+    </w:p>
+    <w:p>
+      <w:pPr>
+        <w:spacing w:line="336" w:lineRule="auto" w:after="180"/>
+      </w:pPr>
+      <w:r>
+        <w:rPr>
+          <w:b w:val="0"/>
+        </w:rPr>
+        <w:t xml:space="preserve">Save your workbook </w:t>
+      </w:r>
+      <w:r>
+        <w:rPr>
+          <w:b/>
+        </w:rPr>
+        <w:t>evidence</w:t>
+      </w:r>
+      <w:r>
+        <w:rPr>
+          <w:b w:val="0"/>
+        </w:rPr>
+        <w:t>. At the next review, try a different case before opening your old answer.</w:t>
       </w:r>
     </w:p>
     <w:p>
@@ -2076,11 +3343,28 @@
     </w:p>
     <w:p>
       <w:r>
+        <w:t>Attempt supported questions before using hints or feedback. Review a missing building block, then keep the completed work.</w:t>
+      </w:r>
+    </w:p>
+    <w:p>
+      <w:pPr>
+        <w:spacing w:line="336" w:lineRule="auto" w:after="180"/>
+      </w:pPr>
+      <w:r>
+        <w:rPr>
+          <w:b w:val="0"/>
+        </w:rPr>
         <w:t>Use this supported practice once, in the browser or on paper. Keep the reserved independent assessment for a separate first attempt before teacher feedback.</w:t>
       </w:r>
     </w:p>
     <w:p>
-      <w:r>
+      <w:pPr>
+        <w:spacing w:line="336" w:lineRule="auto" w:after="180"/>
+      </w:pPr>
+      <w:r>
+        <w:rPr>
+          <w:b w:val="0"/>
+        </w:rPr>
         <w:t>Separate rehearsal and live service. Staging rehearses a new answer version with fictional records; production serves approved school records.</w:t>
       </w:r>
     </w:p>
@@ -2093,23 +3377,56 @@
       </w:r>
     </w:p>
     <w:p>
-      <w:r>
+      <w:pPr>
+        <w:spacing w:line="336" w:lineRule="auto" w:after="180"/>
+      </w:pPr>
+      <w:r>
+        <w:rPr>
+          <w:b w:val="0"/>
+        </w:rPr>
         <w:t>Which labelled step matches this detail? A passing rehearsal supports release review, not automatic promotion.</w:t>
       </w:r>
     </w:p>
     <w:p>
-      <w:r>
+      <w:pPr>
+        <w:spacing w:line="336" w:lineRule="auto" w:after="180"/>
+        <w:shd w:fill="F4F9FC"/>
+      </w:pPr>
+      <w:r>
+        <w:rPr>
+          <w:b w:val="0"/>
+        </w:rPr>
         <w:t>1. Use staging data</w:t>
       </w:r>
     </w:p>
     <w:p>
-      <w:r>
+      <w:pPr>
+        <w:spacing w:line="336" w:lineRule="auto" w:after="180"/>
+        <w:shd w:fill="F4F9FC"/>
+      </w:pPr>
+      <w:r>
+        <w:rPr>
+          <w:b w:val="0"/>
+        </w:rPr>
         <w:t>2. Check actual connection</w:t>
       </w:r>
     </w:p>
     <w:p>
-      <w:r>
-        <w:t>3. Review evidence</w:t>
+      <w:pPr>
+        <w:spacing w:line="336" w:lineRule="auto" w:after="180"/>
+        <w:shd w:fill="F4F9FC"/>
+      </w:pPr>
+      <w:r>
+        <w:rPr>
+          <w:b w:val="0"/>
+        </w:rPr>
+        <w:t xml:space="preserve">3. Review </w:t>
+      </w:r>
+      <w:r>
+        <w:rPr>
+          <w:b/>
+        </w:rPr>
+        <w:t>evidence</w:t>
       </w:r>
     </w:p>
     <w:p>
@@ -2146,40 +3463,166 @@
       </w:r>
     </w:p>
     <w:p>
-      <w:r>
+      <w:pPr>
+        <w:pStyle w:val="Heading3"/>
+      </w:pPr>
+      <w:r>
+        <w:t>Hint · try first</w:t>
+      </w:r>
+    </w:p>
+    <w:p>
+      <w:pPr>
+        <w:spacing w:line="336" w:lineRule="auto" w:after="180"/>
+        <w:shd w:fill="F1F6F8"/>
+      </w:pPr>
+      <w:r>
+        <w:rPr>
+          <w:b w:val="0"/>
+        </w:rPr>
         <w:t>Hint if needed: Read the steps in the pictorial case. Match the supplied detail to the stage that performs or records it.</w:t>
       </w:r>
     </w:p>
     <w:p>
-      <w:r>
-        <w:t>After your attempt, compare with the supported explanation: Review evidence A passing rehearsal supports release review, not automatic promotion. An environment includes code, configuration, permissions and data. A staging label alone cannot create separation.</w:t>
-      </w:r>
-    </w:p>
-    <w:p>
       <w:pPr>
         <w:pStyle w:val="Heading3"/>
       </w:pPr>
       <w:r>
+        <w:t>Feedback · compare after trying</w:t>
+      </w:r>
+    </w:p>
+    <w:p>
+      <w:pPr>
+        <w:spacing w:line="336" w:lineRule="auto" w:after="180"/>
+        <w:shd w:fill="F1F6FC"/>
+      </w:pPr>
+      <w:r>
+        <w:rPr>
+          <w:b w:val="0"/>
+        </w:rPr>
+        <w:t xml:space="preserve">After your attempt, compare with the supported explanation: Review </w:t>
+      </w:r>
+      <w:r>
+        <w:rPr>
+          <w:b/>
+        </w:rPr>
+        <w:t>evidence</w:t>
+      </w:r>
+      <w:r>
+        <w:rPr>
+          <w:b w:val="0"/>
+        </w:rPr>
+        <w:t xml:space="preserve"> A passing rehearsal supports release review, not automatic promotion. An </w:t>
+      </w:r>
+      <w:r>
+        <w:rPr>
+          <w:b/>
+        </w:rPr>
+        <w:t>environment</w:t>
+      </w:r>
+      <w:r>
+        <w:rPr>
+          <w:b w:val="0"/>
+        </w:rPr>
+        <w:t xml:space="preserve"> includes code, configuration, permissions and data.</w:t>
+      </w:r>
+    </w:p>
+    <w:p>
+      <w:pPr>
+        <w:spacing w:line="336" w:lineRule="auto" w:after="180"/>
+        <w:shd w:fill="F1F6FC"/>
+      </w:pPr>
+      <w:r>
+        <w:rPr>
+          <w:b w:val="0"/>
+        </w:rPr>
+        <w:t>A staging label alone cannot create separation.</w:t>
+      </w:r>
+    </w:p>
+    <w:p>
+      <w:pPr>
+        <w:pStyle w:val="Heading3"/>
+      </w:pPr>
+      <w:r>
         <w:t>Practice 2: explain the deciding evidence</w:t>
       </w:r>
     </w:p>
     <w:p>
-      <w:r>
+      <w:pPr>
+        <w:pStyle w:val="Heading3"/>
+      </w:pPr>
+      <w:r>
+        <w:t>Changed case · predict first</w:t>
+      </w:r>
+    </w:p>
+    <w:p>
+      <w:pPr>
+        <w:spacing w:line="336" w:lineRule="auto" w:after="180"/>
+        <w:shd w:fill="F5F1FB"/>
+      </w:pPr>
+      <w:r>
+        <w:rPr>
+          <w:b w:val="0"/>
+        </w:rPr>
         <w:t>Changed-case practice: Point staging at the production credential. Which conclusion is supported by the supplied facts?</w:t>
       </w:r>
     </w:p>
     <w:p>
-      <w:r>
-        <w:t>1. This one example guarantees correct results for every future input.</w:t>
-      </w:r>
-    </w:p>
-    <w:p>
-      <w:r>
-        <w:t>2. We can decide the result without examining the changed input or the procedure.</w:t>
-      </w:r>
-    </w:p>
-    <w:p>
-      <w:r>
+      <w:pPr>
+        <w:spacing w:line="336" w:lineRule="auto" w:after="180"/>
+        <w:shd w:fill="F4F9FC"/>
+      </w:pPr>
+      <w:r>
+        <w:rPr>
+          <w:b w:val="0"/>
+        </w:rPr>
+        <w:t xml:space="preserve">1. This one example guarantees correct results for every future </w:t>
+      </w:r>
+      <w:r>
+        <w:rPr>
+          <w:b/>
+        </w:rPr>
+        <w:t>input</w:t>
+      </w:r>
+      <w:r>
+        <w:rPr>
+          <w:b w:val="0"/>
+        </w:rPr>
+        <w:t>.</w:t>
+      </w:r>
+    </w:p>
+    <w:p>
+      <w:pPr>
+        <w:spacing w:line="336" w:lineRule="auto" w:after="180"/>
+        <w:shd w:fill="F4F9FC"/>
+      </w:pPr>
+      <w:r>
+        <w:rPr>
+          <w:b w:val="0"/>
+        </w:rPr>
+        <w:t xml:space="preserve">2. We can decide the result without examining the changed </w:t>
+      </w:r>
+      <w:r>
+        <w:rPr>
+          <w:b/>
+        </w:rPr>
+        <w:t>input</w:t>
+      </w:r>
+      <w:r>
+        <w:rPr>
+          <w:b w:val="0"/>
+        </w:rPr>
+        <w:t xml:space="preserve"> or the procedure.</w:t>
+      </w:r>
+    </w:p>
+    <w:p>
+      <w:pPr>
+        <w:spacing w:line="336" w:lineRule="auto" w:after="180"/>
+        <w:shd w:fill="F4F9FC"/>
+      </w:pPr>
+      <w:r>
+        <w:rPr>
+          <w:b w:val="0"/>
+        </w:rPr>
         <w:t>3. Stop the rehearsal because its separation boundary is breached.</w:t>
       </w:r>
     </w:p>
@@ -2217,36 +3660,177 @@
       </w:r>
     </w:p>
     <w:p>
-      <w:r>
+      <w:pPr>
+        <w:pStyle w:val="Heading3"/>
+      </w:pPr>
+      <w:r>
+        <w:t>Hint · try first</w:t>
+      </w:r>
+    </w:p>
+    <w:p>
+      <w:pPr>
+        <w:spacing w:line="336" w:lineRule="auto" w:after="180"/>
+        <w:shd w:fill="F1F6F8"/>
+      </w:pPr>
+      <w:r>
+        <w:rPr>
+          <w:b w:val="0"/>
+        </w:rPr>
         <w:t>Hint if needed: Use the changed condition and the deciding step in the pictorial trace. The answer must say what follows from those facts.</w:t>
       </w:r>
     </w:p>
     <w:p>
-      <w:r>
-        <w:t>After your attempt, compare with the supported explanation: Stop the rehearsal because its separation boundary is breached. Actual access matters more than the environment label.</w:t>
-      </w:r>
-    </w:p>
-    <w:p>
       <w:pPr>
         <w:pStyle w:val="Heading3"/>
       </w:pPr>
       <w:r>
+        <w:t>Feedback · compare after trying</w:t>
+      </w:r>
+    </w:p>
+    <w:p>
+      <w:pPr>
+        <w:spacing w:line="336" w:lineRule="auto" w:after="180"/>
+        <w:shd w:fill="F1F6FC"/>
+      </w:pPr>
+      <w:r>
+        <w:rPr>
+          <w:b w:val="0"/>
+        </w:rPr>
+        <w:t xml:space="preserve">After your attempt, compare with the supported explanation: Stop the rehearsal because its separation boundary is breached. Actual access matters more than the </w:t>
+      </w:r>
+      <w:r>
+        <w:rPr>
+          <w:b/>
+        </w:rPr>
+        <w:t>environment</w:t>
+      </w:r>
+      <w:r>
+        <w:rPr>
+          <w:b w:val="0"/>
+        </w:rPr>
+        <w:t xml:space="preserve"> label.</w:t>
+      </w:r>
+    </w:p>
+    <w:p>
+      <w:pPr>
+        <w:pStyle w:val="Heading3"/>
+      </w:pPr>
+      <w:r>
         <w:t>Repair a missing building block</w:t>
       </w:r>
     </w:p>
     <w:p>
-      <w:r>
-        <w:t>Review Queues and asynchronous work (ai-6/22). Goal: Explain the mechanism and terminology of queues and asynchronous work. Short practice: Explain what the queued J12 submission response proves and what it does not. Which event permits succeeded status, and what status is honest after a worker crash?. Return to this week and explain what you changed.</w:t>
-      </w:r>
-    </w:p>
-    <w:p>
-      <w:r>
-        <w:t>Review Data retention and deletion (ai-6/20). Goal: Explain the mechanism and terminology of data retention and deletion. Short practice: Apply the seven-day boundary to T1 and T2. How many T2 locations need verification, and may deletion be called complete if its backup remains?. Return to this week and explain what you changed.</w:t>
-      </w:r>
-    </w:p>
-    <w:p>
-      <w:r>
-        <w:t>Review External side effects and recovery (ai-6/17). Goal: Explain the mechanism and terminology of external side effects and recovery. Short practice: Distinguish a missing printer acknowledgement from confirmed failure. What should happen if J6 is complete, and what evidence changes when J6 is reliably reported absent?. Return to this week and explain what you changed.</w:t>
+      <w:pPr>
+        <w:spacing w:line="336" w:lineRule="auto" w:after="180"/>
+      </w:pPr>
+      <w:r>
+        <w:rPr>
+          <w:b w:val="0"/>
+        </w:rPr>
+        <w:t xml:space="preserve">Review Queues and asynchronous work (ai-6/22). Goal: Explain the </w:t>
+      </w:r>
+      <w:r>
+        <w:rPr>
+          <w:b/>
+        </w:rPr>
+        <w:t>mechanism</w:t>
+      </w:r>
+      <w:r>
+        <w:rPr>
+          <w:b w:val="0"/>
+        </w:rPr>
+        <w:t xml:space="preserve"> and terminology of queues and asynchronous work. Short practice: Explain what the queued J12 submission response proves and what it does not.</w:t>
+      </w:r>
+    </w:p>
+    <w:p>
+      <w:pPr>
+        <w:spacing w:line="336" w:lineRule="auto" w:after="180"/>
+      </w:pPr>
+      <w:r>
+        <w:rPr>
+          <w:b w:val="0"/>
+        </w:rPr>
+        <w:t>Which event permits succeeded status, and what status is honest after a worker crash?. Return to this week and explain what you changed.</w:t>
+      </w:r>
+    </w:p>
+    <w:p>
+      <w:pPr>
+        <w:spacing w:line="336" w:lineRule="auto" w:after="180"/>
+      </w:pPr>
+      <w:r>
+        <w:rPr>
+          <w:b w:val="0"/>
+        </w:rPr>
+        <w:t xml:space="preserve">Review Data retention and deletion (ai-6/20). Goal: Explain the </w:t>
+      </w:r>
+      <w:r>
+        <w:rPr>
+          <w:b/>
+        </w:rPr>
+        <w:t>mechanism</w:t>
+      </w:r>
+      <w:r>
+        <w:rPr>
+          <w:b w:val="0"/>
+        </w:rPr>
+        <w:t xml:space="preserve"> and terminology of data retention and deletion. Short practice: Apply the seven-day boundary to T1 and T2.</w:t>
+      </w:r>
+    </w:p>
+    <w:p>
+      <w:pPr>
+        <w:spacing w:line="336" w:lineRule="auto" w:after="180"/>
+      </w:pPr>
+      <w:r>
+        <w:rPr>
+          <w:b w:val="0"/>
+        </w:rPr>
+        <w:t>How many T2 locations need verification, and may deletion be called complete if its backup remains?. Return to this week and explain what you changed.</w:t>
+      </w:r>
+    </w:p>
+    <w:p>
+      <w:pPr>
+        <w:spacing w:line="336" w:lineRule="auto" w:after="180"/>
+      </w:pPr>
+      <w:r>
+        <w:rPr>
+          <w:b w:val="0"/>
+        </w:rPr>
+        <w:t xml:space="preserve">Review External side effects and recovery (ai-6/17). Goal: Explain the </w:t>
+      </w:r>
+      <w:r>
+        <w:rPr>
+          <w:b/>
+        </w:rPr>
+        <w:t>mechanism</w:t>
+      </w:r>
+      <w:r>
+        <w:rPr>
+          <w:b w:val="0"/>
+        </w:rPr>
+        <w:t xml:space="preserve"> and terminology of external side effects and recovery. Short practice: Distinguish a missing printer acknowledgement from confirmed failure.</w:t>
+      </w:r>
+    </w:p>
+    <w:p>
+      <w:pPr>
+        <w:spacing w:line="336" w:lineRule="auto" w:after="180"/>
+      </w:pPr>
+      <w:r>
+        <w:rPr>
+          <w:b w:val="0"/>
+        </w:rPr>
+        <w:t xml:space="preserve">What should happen if J6 is complete, and what </w:t>
+      </w:r>
+      <w:r>
+        <w:rPr>
+          <w:b/>
+        </w:rPr>
+        <w:t>evidence</w:t>
+      </w:r>
+      <w:r>
+        <w:rPr>
+          <w:b w:val="0"/>
+        </w:rPr>
+        <w:t xml:space="preserve"> changes when J6 is reliably reported absent?. Return to this week and explain what you changed.</w:t>
       </w:r>
     </w:p>
     <w:p>
@@ -2258,8 +3842,662 @@
       </w:r>
     </w:p>
     <w:p>
-      <w:r>
-        <w:t>Use Download completed work in the hosted lesson to export your answers, reflections, practice feedback and code-run evidence. Open the HTML copy to read or print it. Drafts stay in this browser when storage is available; clear drafts on a shared device.</w:t>
+      <w:pPr>
+        <w:spacing w:line="336" w:lineRule="auto" w:after="180"/>
+      </w:pPr>
+      <w:r>
+        <w:rPr>
+          <w:b w:val="0"/>
+        </w:rPr>
+        <w:t xml:space="preserve">Use Download completed work in the hosted lesson to export your answers, reflections, practice feedback and code-run </w:t>
+      </w:r>
+      <w:r>
+        <w:rPr>
+          <w:b/>
+        </w:rPr>
+        <w:t>evidence</w:t>
+      </w:r>
+      <w:r>
+        <w:rPr>
+          <w:b w:val="0"/>
+        </w:rPr>
+        <w:t>. Open the HTML copy to read or print it.</w:t>
+      </w:r>
+    </w:p>
+    <w:p>
+      <w:pPr>
+        <w:spacing w:line="336" w:lineRule="auto" w:after="180"/>
+      </w:pPr>
+      <w:r>
+        <w:rPr>
+          <w:b w:val="0"/>
+        </w:rPr>
+        <w:t>Drafts stay in this browser when storage is available; clear drafts on a shared device.</w:t>
+      </w:r>
+    </w:p>
+    <w:p>
+      <w:pPr>
+        <w:pStyle w:val="Heading1"/>
+      </w:pPr>
+      <w:r>
+        <w:t>18. Visual concept journey</w:t>
+      </w:r>
+    </w:p>
+    <w:p>
+      <w:r>
+        <w:t>Explain each Deployment environments graphic using its labels, deciding evidence and relevant limitation.</w:t>
+      </w:r>
+    </w:p>
+    <w:p>
+      <w:pPr>
+        <w:pStyle w:val="Heading3"/>
+      </w:pPr>
+      <w:r>
+        <w:t>01. Deployment environments: the case</w:t>
+      </w:r>
+    </w:p>
+    <w:p>
+      <w:r>
+        <w:drawing>
+          <wp:inline xmlns:a="http://schemas.openxmlformats.org/drawingml/2006/main" xmlns:pic="http://schemas.openxmlformats.org/drawingml/2006/picture">
+            <wp:extent cx="5486400" cy="2834640"/>
+            <wp:docPr id="2" name="Picture 2" descr="Separate rehearsal and live service. Staging rehearses a new answer version with fictional records; production serves approved school records. Supplied facts: Staging card names trial room Z; production card names room A. Credentials and stores are separate."/>
+            <wp:cNvGraphicFramePr>
+              <a:graphicFrameLocks noChangeAspect="1"/>
+            </wp:cNvGraphicFramePr>
+            <a:graphic>
+              <a:graphicData uri="http://schemas.openxmlformats.org/drawingml/2006/picture">
+                <pic:pic>
+                  <pic:nvPicPr>
+                    <pic:cNvPr id="0" name="academy-story-ai-6-23-01.png"/>
+                    <pic:cNvPicPr/>
+                  </pic:nvPicPr>
+                  <pic:blipFill>
+                    <a:blip r:embed="rId10"/>
+                    <a:stretch>
+                      <a:fillRect/>
+                    </a:stretch>
+                  </pic:blipFill>
+                  <pic:spPr>
+                    <a:xfrm>
+                      <a:off x="0" y="0"/>
+                      <a:ext cx="5486400" cy="2834640"/>
+                    </a:xfrm>
+                    <a:prstGeom prst="rect"/>
+                  </pic:spPr>
+                </pic:pic>
+              </a:graphicData>
+            </a:graphic>
+          </wp:inline>
+        </w:drawing>
+      </w:r>
+    </w:p>
+    <w:p>
+      <w:pPr>
+        <w:spacing w:line="336" w:lineRule="auto" w:after="180"/>
+      </w:pPr>
+      <w:r>
+        <w:rPr>
+          <w:b w:val="0"/>
+        </w:rPr>
+        <w:t>Separate rehearsal and live service. Staging rehearses a new answer version with fictional records; production serves approved school records. Supplied facts: Staging card names trial room Z; production card names room A.</w:t>
+      </w:r>
+    </w:p>
+    <w:p>
+      <w:pPr>
+        <w:spacing w:line="336" w:lineRule="auto" w:after="180"/>
+      </w:pPr>
+      <w:r>
+        <w:rPr>
+          <w:b w:val="0"/>
+        </w:rPr>
+        <w:t>Credentials and stores are separate.</w:t>
+      </w:r>
+    </w:p>
+    <w:p>
+      <w:pPr>
+        <w:spacing w:line="336" w:lineRule="auto" w:after="180"/>
+        <w:shd w:fill="F5F1FB"/>
+      </w:pPr>
+      <w:r>
+        <w:rPr>
+          <w:b w:val="0"/>
+        </w:rPr>
+        <w:t>Point to the given fact that matters most. Explain why it matters.</w:t>
+      </w:r>
+    </w:p>
+    <w:p>
+      <w:pPr>
+        <w:pStyle w:val="Heading3"/>
+      </w:pPr>
+      <w:r>
+        <w:t>02. Follow the deciding steps</w:t>
+      </w:r>
+    </w:p>
+    <w:p>
+      <w:r>
+        <w:drawing>
+          <wp:inline xmlns:a="http://schemas.openxmlformats.org/drawingml/2006/main" xmlns:pic="http://schemas.openxmlformats.org/drawingml/2006/picture">
+            <wp:extent cx="5486400" cy="3182112"/>
+            <wp:docPr id="3" name="Picture 3" descr="Use staging data: The rehearsal reads fictional room Z. → Check actual connection: Staging credentials must not reach production storage. → Review evidence: A passing rehearsal supports release review, not automatic promotion."/>
+            <wp:cNvGraphicFramePr>
+              <a:graphicFrameLocks noChangeAspect="1"/>
+            </wp:cNvGraphicFramePr>
+            <a:graphic>
+              <a:graphicData uri="http://schemas.openxmlformats.org/drawingml/2006/picture">
+                <pic:pic>
+                  <pic:nvPicPr>
+                    <pic:cNvPr id="0" name="academy-story-ai-6-23-02.png"/>
+                    <pic:cNvPicPr/>
+                  </pic:nvPicPr>
+                  <pic:blipFill>
+                    <a:blip r:embed="rId11"/>
+                    <a:stretch>
+                      <a:fillRect/>
+                    </a:stretch>
+                  </pic:blipFill>
+                  <pic:spPr>
+                    <a:xfrm>
+                      <a:off x="0" y="0"/>
+                      <a:ext cx="5486400" cy="3182112"/>
+                    </a:xfrm>
+                    <a:prstGeom prst="rect"/>
+                  </pic:spPr>
+                </pic:pic>
+              </a:graphicData>
+            </a:graphic>
+          </wp:inline>
+        </w:drawing>
+      </w:r>
+    </w:p>
+    <w:p>
+      <w:pPr>
+        <w:spacing w:line="336" w:lineRule="auto" w:after="180"/>
+      </w:pPr>
+      <w:r>
+        <w:rPr>
+          <w:b w:val="0"/>
+        </w:rPr>
+        <w:t xml:space="preserve">Use staging data: The rehearsal reads fictional room Z. → Check actual connection: Staging credentials must not reach production storage. → Review </w:t>
+      </w:r>
+      <w:r>
+        <w:rPr>
+          <w:b/>
+        </w:rPr>
+        <w:t>evidence</w:t>
+      </w:r>
+      <w:r>
+        <w:rPr>
+          <w:b w:val="0"/>
+        </w:rPr>
+        <w:t>: A passing rehearsal supports release review, not automatic promotion.</w:t>
+      </w:r>
+    </w:p>
+    <w:p>
+      <w:pPr>
+        <w:spacing w:line="336" w:lineRule="auto" w:after="180"/>
+        <w:shd w:fill="F5F1FB"/>
+      </w:pPr>
+      <w:r>
+        <w:rPr>
+          <w:b w:val="0"/>
+        </w:rPr>
+        <w:t xml:space="preserve">Point to each numbered stage and explain which recorded </w:t>
+      </w:r>
+      <w:r>
+        <w:rPr>
+          <w:b/>
+        </w:rPr>
+        <w:t>input</w:t>
+      </w:r>
+      <w:r>
+        <w:rPr>
+          <w:b w:val="0"/>
+        </w:rPr>
+        <w:t xml:space="preserve"> it uses.</w:t>
+      </w:r>
+    </w:p>
+    <w:p>
+      <w:pPr>
+        <w:pStyle w:val="Heading3"/>
+      </w:pPr>
+      <w:r>
+        <w:t>03. Deployment environments — evidence trace</w:t>
+      </w:r>
+    </w:p>
+    <w:p>
+      <w:r>
+        <w:drawing>
+          <wp:inline xmlns:a="http://schemas.openxmlformats.org/drawingml/2006/main" xmlns:pic="http://schemas.openxmlformats.org/drawingml/2006/picture">
+            <wp:extent cx="5486400" cy="2996184"/>
+            <wp:docPr id="4" name="Picture 4" descr="Deployment environments — evidence trace. Staging configuration points to production storage while the interface displays staging. | For the classroom mock ENV selects a separate fixture store and secret namespace. Validate allowed environment names. A staging run cannot use production write credentials. | The label is misleading; block the run through configuration validation. A display badge is not an isolation boundary."/>
+            <wp:cNvGraphicFramePr>
+              <a:graphicFrameLocks noChangeAspect="1"/>
+            </wp:cNvGraphicFramePr>
+            <a:graphic>
+              <a:graphicData uri="http://schemas.openxmlformats.org/drawingml/2006/picture">
+                <pic:pic>
+                  <pic:nvPicPr>
+                    <pic:cNvPr id="0" name="academy-story-ai-6-23-03.png"/>
+                    <pic:cNvPicPr/>
+                  </pic:nvPicPr>
+                  <pic:blipFill>
+                    <a:blip r:embed="rId12"/>
+                    <a:stretch>
+                      <a:fillRect/>
+                    </a:stretch>
+                  </pic:blipFill>
+                  <pic:spPr>
+                    <a:xfrm>
+                      <a:off x="0" y="0"/>
+                      <a:ext cx="5486400" cy="2996184"/>
+                    </a:xfrm>
+                    <a:prstGeom prst="rect"/>
+                  </pic:spPr>
+                </pic:pic>
+              </a:graphicData>
+            </a:graphic>
+          </wp:inline>
+        </w:drawing>
+      </w:r>
+    </w:p>
+    <w:p>
+      <w:pPr>
+        <w:spacing w:line="336" w:lineRule="auto" w:after="180"/>
+      </w:pPr>
+      <w:r>
+        <w:rPr>
+          <w:b w:val="0"/>
+        </w:rPr>
+        <w:t xml:space="preserve">Deployment </w:t>
+      </w:r>
+      <w:r>
+        <w:rPr>
+          <w:b/>
+        </w:rPr>
+        <w:t>environment</w:t>
+      </w:r>
+      <w:r>
+        <w:rPr>
+          <w:b w:val="0"/>
+        </w:rPr>
+        <w:t xml:space="preserve">s — </w:t>
+      </w:r>
+      <w:r>
+        <w:rPr>
+          <w:b/>
+        </w:rPr>
+        <w:t>evidence</w:t>
+      </w:r>
+      <w:r>
+        <w:rPr>
+          <w:b w:val="0"/>
+        </w:rPr>
+        <w:t xml:space="preserve"> trace. Staging configuration points to production storage while the interface displays staging. | For the classroom mock ENV selects a separate fixture store and secret namespace.</w:t>
+      </w:r>
+    </w:p>
+    <w:p>
+      <w:pPr>
+        <w:spacing w:line="336" w:lineRule="auto" w:after="180"/>
+      </w:pPr>
+      <w:r>
+        <w:rPr>
+          <w:b w:val="0"/>
+        </w:rPr>
+        <w:t xml:space="preserve">Validate allowed </w:t>
+      </w:r>
+      <w:r>
+        <w:rPr>
+          <w:b/>
+        </w:rPr>
+        <w:t>environment</w:t>
+      </w:r>
+      <w:r>
+        <w:rPr>
+          <w:b w:val="0"/>
+        </w:rPr>
+        <w:t xml:space="preserve"> names. A staging run cannot use production write credentials. | The label is misleading; block the run through configuration validation. A display badge is not an </w:t>
+      </w:r>
+      <w:r>
+        <w:rPr>
+          <w:b/>
+        </w:rPr>
+        <w:t>isolation</w:t>
+      </w:r>
+      <w:r>
+        <w:rPr>
+          <w:b w:val="0"/>
+        </w:rPr>
+        <w:t xml:space="preserve"> boundary.</w:t>
+      </w:r>
+    </w:p>
+    <w:p>
+      <w:pPr>
+        <w:spacing w:line="336" w:lineRule="auto" w:after="180"/>
+        <w:shd w:fill="F5F1FB"/>
+      </w:pPr>
+      <w:r>
+        <w:rPr>
+          <w:b w:val="0"/>
+        </w:rPr>
+        <w:t>Read the labels and values. Explain the relationship the model shows.</w:t>
+      </w:r>
+    </w:p>
+    <w:p>
+      <w:pPr>
+        <w:pStyle w:val="Heading3"/>
+      </w:pPr>
+      <w:r>
+        <w:t>04. Change one thing. Trace what follows.</w:t>
+      </w:r>
+    </w:p>
+    <w:p>
+      <w:r>
+        <w:drawing>
+          <wp:inline xmlns:a="http://schemas.openxmlformats.org/drawingml/2006/main" xmlns:pic="http://schemas.openxmlformats.org/drawingml/2006/picture">
+            <wp:extent cx="5486400" cy="3026664"/>
+            <wp:docPr id="5" name="Picture 5" descr="Original case: A passing rehearsal supports release review, not automatic promotion. Changed condition: Point staging at the production credential. Expected result: Stop the rehearsal because its separation boundary is breached. Reason: Actual access matters more than the environment label."/>
+            <wp:cNvGraphicFramePr>
+              <a:graphicFrameLocks noChangeAspect="1"/>
+            </wp:cNvGraphicFramePr>
+            <a:graphic>
+              <a:graphicData uri="http://schemas.openxmlformats.org/drawingml/2006/picture">
+                <pic:pic>
+                  <pic:nvPicPr>
+                    <pic:cNvPr id="0" name="academy-story-ai-6-23-04.png"/>
+                    <pic:cNvPicPr/>
+                  </pic:nvPicPr>
+                  <pic:blipFill>
+                    <a:blip r:embed="rId13"/>
+                    <a:stretch>
+                      <a:fillRect/>
+                    </a:stretch>
+                  </pic:blipFill>
+                  <pic:spPr>
+                    <a:xfrm>
+                      <a:off x="0" y="0"/>
+                      <a:ext cx="5486400" cy="3026664"/>
+                    </a:xfrm>
+                    <a:prstGeom prst="rect"/>
+                  </pic:spPr>
+                </pic:pic>
+              </a:graphicData>
+            </a:graphic>
+          </wp:inline>
+        </w:drawing>
+      </w:r>
+    </w:p>
+    <w:p>
+      <w:pPr>
+        <w:spacing w:line="336" w:lineRule="auto" w:after="180"/>
+      </w:pPr>
+      <w:r>
+        <w:rPr>
+          <w:b w:val="0"/>
+        </w:rPr>
+        <w:t>Original case: A passing rehearsal supports release review, not automatic promotion. Changed condition: Point staging at the production credential.</w:t>
+      </w:r>
+    </w:p>
+    <w:p>
+      <w:pPr>
+        <w:spacing w:line="336" w:lineRule="auto" w:after="180"/>
+      </w:pPr>
+      <w:r>
+        <w:rPr>
+          <w:b w:val="0"/>
+        </w:rPr>
+        <w:t xml:space="preserve">Expected result: Stop the rehearsal because its separation boundary is breached. Reason: Actual access matters more than the </w:t>
+      </w:r>
+      <w:r>
+        <w:rPr>
+          <w:b/>
+        </w:rPr>
+        <w:t>environment</w:t>
+      </w:r>
+      <w:r>
+        <w:rPr>
+          <w:b w:val="0"/>
+        </w:rPr>
+        <w:t xml:space="preserve"> label.</w:t>
+      </w:r>
+    </w:p>
+    <w:p>
+      <w:pPr>
+        <w:spacing w:line="336" w:lineRule="auto" w:after="180"/>
+        <w:shd w:fill="F5F1FB"/>
+      </w:pPr>
+      <w:r>
+        <w:rPr>
+          <w:b w:val="0"/>
+        </w:rPr>
+        <w:t>Predict before checking the worked changed-case result. Name what changed and what the supplied facts allow you to conclude.</w:t>
+      </w:r>
+    </w:p>
+    <w:p>
+      <w:pPr>
+        <w:pStyle w:val="Heading3"/>
+      </w:pPr>
+      <w:r>
+        <w:t>05. Connect the explanation to its limit</w:t>
+      </w:r>
+    </w:p>
+    <w:p>
+      <w:r>
+        <w:drawing>
+          <wp:inline xmlns:a="http://schemas.openxmlformats.org/drawingml/2006/main" xmlns:pic="http://schemas.openxmlformats.org/drawingml/2006/picture">
+            <wp:extent cx="5486400" cy="2834640"/>
+            <wp:docPr id="6" name="Picture 6" descr="An environment includes code, configuration, permissions and data. A staging label alone cannot create separation. Limit: Fictional fixtures can miss live edge cases; use approved privacy-safe representative test conditions too."/>
+            <wp:cNvGraphicFramePr>
+              <a:graphicFrameLocks noChangeAspect="1"/>
+            </wp:cNvGraphicFramePr>
+            <a:graphic>
+              <a:graphicData uri="http://schemas.openxmlformats.org/drawingml/2006/picture">
+                <pic:pic>
+                  <pic:nvPicPr>
+                    <pic:cNvPr id="0" name="academy-story-ai-6-23-05.png"/>
+                    <pic:cNvPicPr/>
+                  </pic:nvPicPr>
+                  <pic:blipFill>
+                    <a:blip r:embed="rId14"/>
+                    <a:stretch>
+                      <a:fillRect/>
+                    </a:stretch>
+                  </pic:blipFill>
+                  <pic:spPr>
+                    <a:xfrm>
+                      <a:off x="0" y="0"/>
+                      <a:ext cx="5486400" cy="2834640"/>
+                    </a:xfrm>
+                    <a:prstGeom prst="rect"/>
+                  </pic:spPr>
+                </pic:pic>
+              </a:graphicData>
+            </a:graphic>
+          </wp:inline>
+        </w:drawing>
+      </w:r>
+    </w:p>
+    <w:p>
+      <w:pPr>
+        <w:spacing w:line="336" w:lineRule="auto" w:after="180"/>
+      </w:pPr>
+      <w:r>
+        <w:rPr>
+          <w:b w:val="0"/>
+        </w:rPr>
+        <w:t xml:space="preserve">An </w:t>
+      </w:r>
+      <w:r>
+        <w:rPr>
+          <w:b/>
+        </w:rPr>
+        <w:t>environment</w:t>
+      </w:r>
+      <w:r>
+        <w:rPr>
+          <w:b w:val="0"/>
+        </w:rPr>
+        <w:t xml:space="preserve"> includes code, configuration, permissions and data. A staging label alone cannot create separation.</w:t>
+      </w:r>
+    </w:p>
+    <w:p>
+      <w:pPr>
+        <w:spacing w:line="336" w:lineRule="auto" w:after="180"/>
+      </w:pPr>
+      <w:r>
+        <w:rPr>
+          <w:b w:val="0"/>
+        </w:rPr>
+        <w:t>Limit: Fictional fixtures can miss live edge cases; use approved privacy-safe representative test conditions too.</w:t>
+      </w:r>
+    </w:p>
+    <w:p>
+      <w:pPr>
+        <w:spacing w:line="336" w:lineRule="auto" w:after="180"/>
+        <w:shd w:fill="F5F1FB"/>
+      </w:pPr>
+      <w:r>
+        <w:rPr>
+          <w:b w:val="0"/>
+        </w:rPr>
+        <w:t>Explain the case, then point to a limit on the claim.</w:t>
+      </w:r>
+    </w:p>
+    <w:p>
+      <w:pPr>
+        <w:pStyle w:val="Heading3"/>
+      </w:pPr>
+      <w:r>
+        <w:t>06. Make the idea visible in your project</w:t>
+      </w:r>
+    </w:p>
+    <w:p>
+      <w:r>
+        <w:drawing>
+          <wp:inline xmlns:a="http://schemas.openxmlformats.org/drawingml/2006/main" xmlns:pic="http://schemas.openxmlformats.org/drawingml/2006/picture">
+            <wp:extent cx="5486400" cy="3529584"/>
+            <wp:docPr id="7" name="Picture 7" descr="For the Grounded Learning Service, retain an annotated trace and the changed-case result. Name the contract or evidence that makes the deciding step valid, so another team can review it. Draw your input, deciding step, result and limit. Supported question: Identify the staging data and credential boundary. Why must the rehearsal stop if its credential reaches production even though the process is labelled staging?"/>
+            <wp:cNvGraphicFramePr>
+              <a:graphicFrameLocks noChangeAspect="1"/>
+            </wp:cNvGraphicFramePr>
+            <a:graphic>
+              <a:graphicData uri="http://schemas.openxmlformats.org/drawingml/2006/picture">
+                <pic:pic>
+                  <pic:nvPicPr>
+                    <pic:cNvPr id="0" name="academy-story-ai-6-23-06.png"/>
+                    <pic:cNvPicPr/>
+                  </pic:nvPicPr>
+                  <pic:blipFill>
+                    <a:blip r:embed="rId15"/>
+                    <a:stretch>
+                      <a:fillRect/>
+                    </a:stretch>
+                  </pic:blipFill>
+                  <pic:spPr>
+                    <a:xfrm>
+                      <a:off x="0" y="0"/>
+                      <a:ext cx="5486400" cy="3529584"/>
+                    </a:xfrm>
+                    <a:prstGeom prst="rect"/>
+                  </pic:spPr>
+                </pic:pic>
+              </a:graphicData>
+            </a:graphic>
+          </wp:inline>
+        </w:drawing>
+      </w:r>
+    </w:p>
+    <w:p>
+      <w:pPr>
+        <w:spacing w:line="336" w:lineRule="auto" w:after="180"/>
+      </w:pPr>
+      <w:r>
+        <w:rPr>
+          <w:b w:val="0"/>
+        </w:rPr>
+        <w:t xml:space="preserve">For the Grounded Learning Service, retain an annotated trace and the changed-case result. Name the contract or </w:t>
+      </w:r>
+      <w:r>
+        <w:rPr>
+          <w:b/>
+        </w:rPr>
+        <w:t>evidence</w:t>
+      </w:r>
+      <w:r>
+        <w:rPr>
+          <w:b w:val="0"/>
+        </w:rPr>
+        <w:t xml:space="preserve"> that makes the deciding step valid, so another team can review it.</w:t>
+      </w:r>
+    </w:p>
+    <w:p>
+      <w:pPr>
+        <w:spacing w:line="336" w:lineRule="auto" w:after="180"/>
+      </w:pPr>
+      <w:r>
+        <w:rPr>
+          <w:b w:val="0"/>
+        </w:rPr>
+        <w:t xml:space="preserve">Draw your </w:t>
+      </w:r>
+      <w:r>
+        <w:rPr>
+          <w:b/>
+        </w:rPr>
+        <w:t>input</w:t>
+      </w:r>
+      <w:r>
+        <w:rPr>
+          <w:b w:val="0"/>
+        </w:rPr>
+        <w:t>, deciding step, result and limit. Supported question: Identify the staging data and credential boundary.</w:t>
+      </w:r>
+    </w:p>
+    <w:p>
+      <w:pPr>
+        <w:spacing w:line="336" w:lineRule="auto" w:after="180"/>
+      </w:pPr>
+      <w:r>
+        <w:rPr>
+          <w:b w:val="0"/>
+        </w:rPr>
+        <w:t xml:space="preserve">Why must the rehearsal stop if its credential reaches production even though the </w:t>
+      </w:r>
+      <w:r>
+        <w:rPr>
+          <w:b/>
+        </w:rPr>
+        <w:t>process</w:t>
+      </w:r>
+      <w:r>
+        <w:rPr>
+          <w:b w:val="0"/>
+        </w:rPr>
+        <w:t xml:space="preserve"> is labelled staging?</w:t>
+      </w:r>
+    </w:p>
+    <w:p>
+      <w:pPr>
+        <w:spacing w:line="336" w:lineRule="auto" w:after="180"/>
+        <w:shd w:fill="F5F1FB"/>
+      </w:pPr>
+      <w:r>
+        <w:rPr>
+          <w:b w:val="0"/>
+        </w:rPr>
+        <w:t xml:space="preserve">Draw your project trace and justify the deciding step using </w:t>
+      </w:r>
+      <w:r>
+        <w:rPr>
+          <w:b/>
+        </w:rPr>
+        <w:t>evidence</w:t>
+      </w:r>
+      <w:r>
+        <w:rPr>
+          <w:b w:val="0"/>
+        </w:rPr>
+        <w:t>.</w:t>
       </w:r>
     </w:p>
     <w:sectPr>

--- a/downloads/student/ai-6-week-23.docx
+++ b/downloads/student/ai-6-week-23.docx
@@ -25,12 +25,17 @@
         <w:pStyle w:val="Heading1"/>
       </w:pPr>
       <w:r>
-        <w:t>Before you start</w:t>
-      </w:r>
-    </w:p>
-    <w:p>
-      <w:r>
-        <w:t>Recall Queues and asynchronous work. Explain why a recorded result needs its input conditions and evidence source before it can support a claim.</w:t>
+        <w:t>Check the target. Check the authority. Then rehearse.</w:t>
+      </w:r>
+    </w:p>
+    <w:p>
+      <w:r>
+        <w:t>Explain why fictional test data and an environment badge cannot repair production-capable authority.</w:t>
+      </w:r>
+    </w:p>
+    <w:p>
+      <w:r>
+        <w:t>Environment manifest → actual-target ledger → room-Z picture → mismatch probes → symbolic audit → independent development case.</w:t>
       </w:r>
     </w:p>
     <w:p>
@@ -38,20 +43,20 @@
         <w:pStyle w:val="Heading1"/>
       </w:pPr>
       <w:r>
-        <w:t>01. Your mission</w:t>
-      </w:r>
-    </w:p>
-    <w:p>
-      <w:r>
-        <w:t>Start with the target: Explain the mechanism and terminology of deployment environments. Try the recall before opening notes.</w:t>
-      </w:r>
-    </w:p>
-    <w:p>
-      <w:pPr>
-        <w:pStyle w:val="Heading3"/>
-      </w:pPr>
-      <w:r>
-        <w:t>Your learning target</w:t>
+        <w:t>01. Inspect where a rehearsal really points</w:t>
+      </w:r>
+    </w:p>
+    <w:p>
+      <w:r>
+        <w:t>Check data, credential authority and configuration together.</w:t>
+      </w:r>
+    </w:p>
+    <w:p>
+      <w:pPr>
+        <w:pStyle w:val="Heading2"/>
+      </w:pPr>
+      <w:r>
+        <w:t>Learning goals</w:t>
       </w:r>
     </w:p>
     <w:p>
@@ -113,10 +118,10 @@
     </w:p>
     <w:p>
       <w:pPr>
-        <w:pStyle w:val="Heading3"/>
-      </w:pPr>
-      <w:r>
-        <w:t>Remember before reading</w:t>
+        <w:pStyle w:val="Heading2"/>
+      </w:pPr>
+      <w:r>
+        <w:t>Retrieve trusted scope and access checks</w:t>
       </w:r>
     </w:p>
     <w:p>
@@ -188,6 +193,100 @@
     </w:p>
     <w:p>
       <w:pPr>
+        <w:pStyle w:val="Heading2"/>
+      </w:pPr>
+      <w:r>
+        <w:t>Prerequisite and starting response</w:t>
+      </w:r>
+    </w:p>
+    <w:p>
+      <w:pPr>
+        <w:pStyle w:val="ListBullet"/>
+      </w:pPr>
+      <w:r>
+        <w:t>Recall Queues and asynchronous work. Explain why a recorded result needs its input conditions and evidence source before it can support a claim.</w:t>
+      </w:r>
+    </w:p>
+    <w:p>
+      <w:pPr>
+        <w:pStyle w:val="Heading3"/>
+      </w:pPr>
+      <w:r>
+        <w:t>My starting explanation</w:t>
+      </w:r>
+    </w:p>
+    <w:p>
+      <w:r>
+        <w:t>________________________________________________________________</w:t>
+      </w:r>
+    </w:p>
+    <w:p>
+      <w:r>
+        <w:t>________________________________________________________________</w:t>
+      </w:r>
+    </w:p>
+    <w:p>
+      <w:r>
+        <w:t>________________________________________________________________</w:t>
+      </w:r>
+    </w:p>
+    <w:p>
+      <w:pPr>
+        <w:pStyle w:val="Heading2"/>
+      </w:pPr>
+      <w:r>
+        <w:t>End goal</w:t>
+      </w:r>
+    </w:p>
+    <w:p>
+      <w:pPr>
+        <w:spacing w:line="336" w:lineRule="auto" w:after="180"/>
+      </w:pPr>
+      <w:r>
+        <w:rPr>
+          <w:b w:val="0"/>
+        </w:rPr>
+        <w:t xml:space="preserve">Explain deployment </w:t>
+      </w:r>
+      <w:r>
+        <w:rPr>
+          <w:b/>
+        </w:rPr>
+        <w:t>environment</w:t>
+      </w:r>
+      <w:r>
+        <w:rPr>
+          <w:b w:val="0"/>
+        </w:rPr>
+        <w:t>s using the deciding step in this fictional service.</w:t>
+      </w:r>
+    </w:p>
+    <w:p>
+      <w:pPr>
+        <w:pStyle w:val="Heading2"/>
+      </w:pPr>
+      <w:r>
+        <w:t>Earlier wording, alternatives and picture transcripts · reference / check after trying</w:t>
+      </w:r>
+    </w:p>
+    <w:p>
+      <w:pPr>
+        <w:pStyle w:val="Heading3"/>
+      </w:pPr>
+      <w:r>
+        <w:t>Your learning target</w:t>
+      </w:r>
+    </w:p>
+    <w:p>
+      <w:pPr>
+        <w:pStyle w:val="Heading3"/>
+      </w:pPr>
+      <w:r>
+        <w:t>Remember before reading</w:t>
+      </w:r>
+    </w:p>
+    <w:p>
+      <w:pPr>
         <w:spacing w:line="336" w:lineRule="auto" w:after="180"/>
       </w:pPr>
       <w:r>
@@ -264,13 +363,723 @@
     </w:p>
     <w:p>
       <w:pPr>
+        <w:pStyle w:val="Heading3"/>
+      </w:pPr>
+      <w:r>
+        <w:t>This week’s end goal</w:t>
+      </w:r>
+    </w:p>
+    <w:p>
+      <w:pPr>
+        <w:pStyle w:val="Heading1"/>
+      </w:pPr>
+      <w:r>
+        <w:t>02. Separate the badge from the configured target and authority</w:t>
+      </w:r>
+    </w:p>
+    <w:p>
+      <w:r>
+        <w:t>Inspect the connection and credential scope before touching data.</w:t>
+      </w:r>
+    </w:p>
+    <w:p>
+      <w:pPr>
+        <w:pStyle w:val="Heading2"/>
+      </w:pPr>
+      <w:r>
+        <w:t>Begin with practice tickets and a real scanner</w:t>
+      </w:r>
+    </w:p>
+    <w:p>
+      <w:pPr>
         <w:spacing w:line="336" w:lineRule="auto" w:after="180"/>
       </w:pPr>
       <w:r>
         <w:rPr>
           <w:b w:val="0"/>
         </w:rPr>
-        <w:t xml:space="preserve">Recall Queues and asynchronous work. Explain why a recorded result needs its </w:t>
+        <w:t>Think of rehearsing a school play with practice tickets. Calling the session “practice” does not help if its scanner changes the real ticket list. Development is for building, staging for rehearsal and production for approved service. Inspect the actual configured store and credential authority before a run. A fictional record does not neutralize a credential that can reach a live system.</w:t>
+      </w:r>
+    </w:p>
+    <w:p>
+      <w:pPr>
+        <w:pStyle w:val="Heading2"/>
+      </w:pPr>
+      <w:r>
+        <w:t>Define environment separation</w:t>
+      </w:r>
+    </w:p>
+    <w:p>
+      <w:pPr>
+        <w:spacing w:line="336" w:lineRule="auto" w:after="180"/>
+      </w:pPr>
+      <w:r>
+        <w:rPr>
+          <w:b w:val="0"/>
+        </w:rPr>
+        <w:t xml:space="preserve">Development, staging and production are distinct </w:t>
+      </w:r>
+      <w:r>
+        <w:rPr>
+          <w:b/>
+        </w:rPr>
+        <w:t>environment</w:t>
+      </w:r>
+      <w:r>
+        <w:rPr>
+          <w:b w:val="0"/>
+        </w:rPr>
+        <w:t>s with explicit data and credential boundaries. Test configuration must not silently target production.</w:t>
+      </w:r>
+    </w:p>
+    <w:p>
+      <w:pPr>
+        <w:pStyle w:val="Heading2"/>
+      </w:pPr>
+      <w:r>
+        <w:t>Complete fictional environment manifest</w:t>
+      </w:r>
+    </w:p>
+    <w:tbl>
+      <w:tblPr>
+        <w:tblStyle w:val="LightShading-Accent1"/>
+        <w:tblW w:type="auto" w:w="0"/>
+        <w:tblLook w:firstColumn="1" w:firstRow="1" w:lastColumn="0" w:lastRow="0" w:noHBand="0" w:noVBand="1" w:val="04A0"/>
+      </w:tblPr>
+      <w:tblGrid>
+        <w:gridCol w:w="3408"/>
+        <w:gridCol w:w="3408"/>
+        <w:gridCol w:w="3408"/>
+      </w:tblGrid>
+      <w:tr>
+        <w:trPr>
+          <w:tblHeader/>
+        </w:trPr>
+        <w:tc>
+          <w:tcPr>
+            <w:tcW w:type="dxa" w:w="3408"/>
+          </w:tcPr>
+          <w:p>
+            <w:r>
+              <w:t>Symbolic environment</w:t>
+            </w:r>
+          </w:p>
+        </w:tc>
+        <w:tc>
+          <w:tcPr>
+            <w:tcW w:type="dxa" w:w="3408"/>
+          </w:tcPr>
+          <w:p>
+            <w:r>
+              <w:t>Store / secret namespace / credential ID</w:t>
+            </w:r>
+          </w:p>
+        </w:tc>
+        <w:tc>
+          <w:tcPr>
+            <w:tcW w:type="dxa" w:w="3408"/>
+          </w:tcPr>
+          <w:p>
+            <w:r>
+              <w:t>Fictional room</w:t>
+            </w:r>
+          </w:p>
+        </w:tc>
+      </w:tr>
+      <w:tr>
+        <w:tc>
+          <w:tcPr>
+            <w:tcW w:type="dxa" w:w="3408"/>
+          </w:tcPr>
+          <w:p>
+            <w:r>
+              <w:t>development</w:t>
+            </w:r>
+          </w:p>
+        </w:tc>
+        <w:tc>
+          <w:tcPr>
+            <w:tcW w:type="dxa" w:w="3408"/>
+          </w:tcPr>
+          <w:p>
+            <w:r>
+              <w:t>dev-fixtures / dev-mock / dev-reader</w:t>
+            </w:r>
+          </w:p>
+        </w:tc>
+        <w:tc>
+          <w:tcPr>
+            <w:tcW w:type="dxa" w:w="3408"/>
+          </w:tcPr>
+          <w:p>
+            <w:r>
+              <w:t>D</w:t>
+            </w:r>
+          </w:p>
+        </w:tc>
+      </w:tr>
+      <w:tr>
+        <w:tc>
+          <w:tcPr>
+            <w:tcW w:type="dxa" w:w="3408"/>
+          </w:tcPr>
+          <w:p>
+            <w:r>
+              <w:t>staging</w:t>
+            </w:r>
+          </w:p>
+        </w:tc>
+        <w:tc>
+          <w:tcPr>
+            <w:tcW w:type="dxa" w:w="3408"/>
+          </w:tcPr>
+          <w:p>
+            <w:r>
+              <w:t>stage-fixtures / stage-mock / stage-reader</w:t>
+            </w:r>
+          </w:p>
+        </w:tc>
+        <w:tc>
+          <w:tcPr>
+            <w:tcW w:type="dxa" w:w="3408"/>
+          </w:tcPr>
+          <w:p>
+            <w:r>
+              <w:t>Z</w:t>
+            </w:r>
+          </w:p>
+        </w:tc>
+      </w:tr>
+      <w:tr>
+        <w:tc>
+          <w:tcPr>
+            <w:tcW w:type="dxa" w:w="3408"/>
+          </w:tcPr>
+          <w:p>
+            <w:r>
+              <w:t>production</w:t>
+            </w:r>
+          </w:p>
+        </w:tc>
+        <w:tc>
+          <w:tcPr>
+            <w:tcW w:type="dxa" w:w="3408"/>
+          </w:tcPr>
+          <w:p>
+            <w:r>
+              <w:t>approved-school / prod-mock / prod-reader</w:t>
+            </w:r>
+          </w:p>
+        </w:tc>
+        <w:tc>
+          <w:tcPr>
+            <w:tcW w:type="dxa" w:w="3408"/>
+          </w:tcPr>
+          <w:p>
+            <w:r>
+              <w:t>A</w:t>
+            </w:r>
+          </w:p>
+        </w:tc>
+      </w:tr>
+      <w:tr>
+        <w:tc>
+          <w:tcPr>
+            <w:tcW w:type="dxa" w:w="3408"/>
+          </w:tcPr>
+          <w:p>
+            <w:r>
+              <w:t>Allowed operation</w:t>
+            </w:r>
+          </w:p>
+        </w:tc>
+        <w:tc>
+          <w:tcPr>
+            <w:tcW w:type="dxa" w:w="3408"/>
+          </w:tcPr>
+          <w:p>
+            <w:r>
+              <w:t>Read only, in the environment and store declared by trusted credential metadata</w:t>
+            </w:r>
+          </w:p>
+        </w:tc>
+        <w:tc>
+          <w:tcPr>
+            <w:tcW w:type="dxa" w:w="3408"/>
+          </w:tcPr>
+          <w:p>
+            <w:r>
+              <w:t>No writes</w:t>
+            </w:r>
+          </w:p>
+        </w:tc>
+      </w:tr>
+      <w:tr>
+        <w:tc>
+          <w:tcPr>
+            <w:tcW w:type="dxa" w:w="3408"/>
+          </w:tcPr>
+          <w:p>
+            <w:r>
+              <w:t>Configuration validation</w:t>
+            </w:r>
+          </w:p>
+        </w:tc>
+        <w:tc>
+          <w:tcPr>
+            <w:tcW w:type="dxa" w:w="3408"/>
+          </w:tcPr>
+          <w:p>
+            <w:r>
+              <w:t>Exact field names; known environment; matching store, namespace and credential authority</w:t>
+            </w:r>
+          </w:p>
+        </w:tc>
+        <w:tc>
+          <w:tcPr>
+            <w:tcW w:type="dxa" w:w="3408"/>
+          </w:tcPr>
+          <w:p>
+            <w:r>
+              <w:t>Block before fixture lookup on mismatch</w:t>
+            </w:r>
+          </w:p>
+        </w:tc>
+      </w:tr>
+      <w:tr>
+        <w:tc>
+          <w:tcPr>
+            <w:tcW w:type="dxa" w:w="3408"/>
+          </w:tcPr>
+          <w:p>
+            <w:r>
+              <w:t>Credential IDs</w:t>
+            </w:r>
+          </w:p>
+        </w:tc>
+        <w:tc>
+          <w:tcPr>
+            <w:tcW w:type="dxa" w:w="3408"/>
+          </w:tcPr>
+          <w:p>
+            <w:r>
+              <w:t>Harmless symbolic labels, not usable keys or secret values</w:t>
+            </w:r>
+          </w:p>
+        </w:tc>
+        <w:tc>
+          <w:tcPr>
+            <w:tcW w:type="dxa" w:w="3408"/>
+          </w:tcPr>
+          <w:p>
+            <w:r>
+              <w:t>No real secret access</w:t>
+            </w:r>
+          </w:p>
+        </w:tc>
+      </w:tr>
+      <w:tr>
+        <w:tc>
+          <w:tcPr>
+            <w:tcW w:type="dxa" w:w="3408"/>
+          </w:tcPr>
+          <w:p>
+            <w:r>
+              <w:t>Isolation limit</w:t>
+            </w:r>
+          </w:p>
+        </w:tc>
+        <w:tc>
+          <w:tcPr>
+            <w:tcW w:type="dxa" w:w="3408"/>
+          </w:tcPr>
+          <w:p>
+            <w:r>
+              <w:t>Dictionary checks model policy decisions, not actual IAM or network enforcement</w:t>
+            </w:r>
+          </w:p>
+        </w:tc>
+        <w:tc>
+          <w:tcPr>
+            <w:tcW w:type="dxa" w:w="3408"/>
+          </w:tcPr>
+          <w:p>
+            <w:r>
+              <w:t>No live systems used</w:t>
+            </w:r>
+          </w:p>
+        </w:tc>
+      </w:tr>
+    </w:tbl>
+    <w:p>
+      <w:pPr>
+        <w:pStyle w:val="Heading2"/>
+      </w:pPr>
+      <w:r>
+        <w:t>Name supplied and missing evidence</w:t>
+      </w:r>
+    </w:p>
+    <w:p>
+      <w:pPr>
+        <w:pStyle w:val="Heading3"/>
+      </w:pPr>
+      <w:r>
+        <w:t>List the given facts and one fact that is not supplied.</w:t>
+      </w:r>
+    </w:p>
+    <w:p>
+      <w:r>
+        <w:t>________________________________________________________________</w:t>
+      </w:r>
+    </w:p>
+    <w:p>
+      <w:r>
+        <w:t>________________________________________________________________</w:t>
+      </w:r>
+    </w:p>
+    <w:p>
+      <w:r>
+        <w:t>________________________________________________________________</w:t>
+      </w:r>
+    </w:p>
+    <w:p>
+      <w:pPr>
+        <w:pStyle w:val="Heading2"/>
+      </w:pPr>
+      <w:r>
+        <w:t>Earlier wording, alternatives and picture transcripts · reference / check after trying</w:t>
+      </w:r>
+    </w:p>
+    <w:p>
+      <w:pPr>
+        <w:spacing w:line="336" w:lineRule="auto" w:after="180"/>
+      </w:pPr>
+      <w:r>
+        <w:rPr>
+          <w:b w:val="0"/>
+        </w:rPr>
+        <w:t>Begin by writing the question the procedure is intended to answer. Identify the information already supplied, the information it will produce and the information still missing.</w:t>
+      </w:r>
+    </w:p>
+    <w:p>
+      <w:pPr>
+        <w:spacing w:line="336" w:lineRule="auto" w:after="180"/>
+      </w:pPr>
+      <w:r>
+        <w:rPr>
+          <w:b w:val="0"/>
+        </w:rPr>
+        <w:t>These are constructed classroom examples; they do not require live accounts, private records or an external service. Do not treat a plausible explanation as a measured outcome.</w:t>
+      </w:r>
+    </w:p>
+    <w:p>
+      <w:pPr>
+        <w:pStyle w:val="Heading1"/>
+      </w:pPr>
+      <w:r>
+        <w:t>03. Trace the actual store and authority before the fixture lookup</w:t>
+      </w:r>
+    </w:p>
+    <w:p>
+      <w:r>
+        <w:t>A display label cannot repair a cross-environment target.</w:t>
+      </w:r>
+    </w:p>
+    <w:p>
+      <w:pPr>
+        <w:pStyle w:val="Heading2"/>
+      </w:pPr>
+      <w:r>
+        <w:t>Original environment selection rule</w:t>
+      </w:r>
+    </w:p>
+    <w:p>
+      <w:pPr>
+        <w:spacing w:line="336" w:lineRule="auto" w:after="180"/>
+      </w:pPr>
+      <w:r>
+        <w:rPr>
+          <w:b w:val="0"/>
+        </w:rPr>
+        <w:t xml:space="preserve">For the classroom mock ENV selects a separate fixture store and secret namespace. Validate allowed </w:t>
+      </w:r>
+      <w:r>
+        <w:rPr>
+          <w:b/>
+        </w:rPr>
+        <w:t>environment</w:t>
+      </w:r>
+      <w:r>
+        <w:rPr>
+          <w:b w:val="0"/>
+        </w:rPr>
+        <w:t xml:space="preserve"> names. A staging run cannot use production write credentials.</w:t>
+      </w:r>
+    </w:p>
+    <w:p>
+      <w:pPr>
+        <w:pStyle w:val="Heading2"/>
+      </w:pPr>
+      <w:r>
+        <w:t>Complete mismatch and valid-rehearsal ledger</w:t>
+      </w:r>
+    </w:p>
+    <w:tbl>
+      <w:tblPr>
+        <w:tblStyle w:val="LightShading-Accent1"/>
+        <w:tblW w:type="auto" w:w="0"/>
+        <w:tblLook w:firstColumn="1" w:firstRow="1" w:lastColumn="0" w:lastRow="0" w:noHBand="0" w:noVBand="1" w:val="04A0"/>
+      </w:tblPr>
+      <w:tblGrid>
+        <w:gridCol w:w="3408"/>
+        <w:gridCol w:w="3408"/>
+        <w:gridCol w:w="3408"/>
+      </w:tblGrid>
+      <w:tr>
+        <w:trPr>
+          <w:tblHeader/>
+        </w:trPr>
+        <w:tc>
+          <w:tcPr>
+            <w:tcW w:type="dxa" w:w="3408"/>
+          </w:tcPr>
+          <w:p>
+            <w:r>
+              <w:t>Staging request variant</w:t>
+            </w:r>
+          </w:p>
+        </w:tc>
+        <w:tc>
+          <w:tcPr>
+            <w:tcW w:type="dxa" w:w="3408"/>
+          </w:tcPr>
+          <w:p>
+            <w:r>
+              <w:t>Expected decision</w:t>
+            </w:r>
+          </w:p>
+        </w:tc>
+        <w:tc>
+          <w:tcPr>
+            <w:tcW w:type="dxa" w:w="3408"/>
+          </w:tcPr>
+          <w:p>
+            <w:r>
+              <w:t>Local read trace</w:t>
+            </w:r>
+          </w:p>
+        </w:tc>
+      </w:tr>
+      <w:tr>
+        <w:tc>
+          <w:tcPr>
+            <w:tcW w:type="dxa" w:w="3408"/>
+          </w:tcPr>
+          <w:p>
+            <w:r>
+              <w:t>Label staging, store approved-school</w:t>
+            </w:r>
+          </w:p>
+        </w:tc>
+        <w:tc>
+          <w:tcPr>
+            <w:tcW w:type="dxa" w:w="3408"/>
+          </w:tcPr>
+          <w:p>
+            <w:r>
+              <w:t>Blocked: store crosses environment</w:t>
+            </w:r>
+          </w:p>
+        </w:tc>
+        <w:tc>
+          <w:tcPr>
+            <w:tcW w:type="dxa" w:w="3408"/>
+          </w:tcPr>
+          <w:p>
+            <w:r>
+              <w:t>Empty</w:t>
+            </w:r>
+          </w:p>
+        </w:tc>
+      </w:tr>
+      <w:tr>
+        <w:tc>
+          <w:tcPr>
+            <w:tcW w:type="dxa" w:w="3408"/>
+          </w:tcPr>
+          <w:p>
+            <w:r>
+              <w:t>Correct stage-fixtures / stage-mock / stage-reader, read</w:t>
+            </w:r>
+          </w:p>
+        </w:tc>
+        <w:tc>
+          <w:tcPr>
+            <w:tcW w:type="dxa" w:w="3408"/>
+          </w:tcPr>
+          <w:p>
+            <w:r>
+              <w:t>Allowed fictional rehearsal; returns room Z</w:t>
+            </w:r>
+          </w:p>
+        </w:tc>
+        <w:tc>
+          <w:tcPr>
+            <w:tcW w:type="dxa" w:w="3408"/>
+          </w:tcPr>
+          <w:p>
+            <w:r>
+              <w:t>stage-fixtures once</w:t>
+            </w:r>
+          </w:p>
+        </w:tc>
+      </w:tr>
+      <w:tr>
+        <w:tc>
+          <w:tcPr>
+            <w:tcW w:type="dxa" w:w="3408"/>
+          </w:tcPr>
+          <w:p>
+            <w:r>
+              <w:t>Correct staging store but prod-reader</w:t>
+            </w:r>
+          </w:p>
+        </w:tc>
+        <w:tc>
+          <w:tcPr>
+            <w:tcW w:type="dxa" w:w="3408"/>
+          </w:tcPr>
+          <w:p>
+            <w:r>
+              <w:t>Blocked: wrong credential authority</w:t>
+            </w:r>
+          </w:p>
+        </w:tc>
+        <w:tc>
+          <w:tcPr>
+            <w:tcW w:type="dxa" w:w="3408"/>
+          </w:tcPr>
+          <w:p>
+            <w:r>
+              <w:t>No added read</w:t>
+            </w:r>
+          </w:p>
+        </w:tc>
+      </w:tr>
+      <w:tr>
+        <w:tc>
+          <w:tcPr>
+            <w:tcW w:type="dxa" w:w="3408"/>
+          </w:tcPr>
+          <w:p>
+            <w:r>
+              <w:t>Correct staging store but prod-mock namespace</w:t>
+            </w:r>
+          </w:p>
+        </w:tc>
+        <w:tc>
+          <w:tcPr>
+            <w:tcW w:type="dxa" w:w="3408"/>
+          </w:tcPr>
+          <w:p>
+            <w:r>
+              <w:t>Blocked: wrong secret namespace</w:t>
+            </w:r>
+          </w:p>
+        </w:tc>
+        <w:tc>
+          <w:tcPr>
+            <w:tcW w:type="dxa" w:w="3408"/>
+          </w:tcPr>
+          <w:p>
+            <w:r>
+              <w:t>No added read</w:t>
+            </w:r>
+          </w:p>
+        </w:tc>
+      </w:tr>
+      <w:tr>
+        <w:tc>
+          <w:tcPr>
+            <w:tcW w:type="dxa" w:w="3408"/>
+          </w:tcPr>
+          <w:p>
+            <w:r>
+              <w:t>Correct staging fields but write operation</w:t>
+            </w:r>
+          </w:p>
+        </w:tc>
+        <w:tc>
+          <w:tcPr>
+            <w:tcW w:type="dxa" w:w="3408"/>
+          </w:tcPr>
+          <w:p>
+            <w:r>
+              <w:t>Blocked: read-only authority</w:t>
+            </w:r>
+          </w:p>
+        </w:tc>
+        <w:tc>
+          <w:tcPr>
+            <w:tcW w:type="dxa" w:w="3408"/>
+          </w:tcPr>
+          <w:p>
+            <w:r>
+              <w:t>No added read</w:t>
+            </w:r>
+          </w:p>
+        </w:tc>
+      </w:tr>
+      <w:tr>
+        <w:tc>
+          <w:tcPr>
+            <w:tcW w:type="dxa" w:w="3408"/>
+          </w:tcPr>
+          <w:p>
+            <w:r>
+              <w:t>Unknown environment name stage</w:t>
+            </w:r>
+          </w:p>
+        </w:tc>
+        <w:tc>
+          <w:tcPr>
+            <w:tcW w:type="dxa" w:w="3408"/>
+          </w:tcPr>
+          <w:p>
+            <w:r>
+              <w:t>Blocked; no implicit fallback</w:t>
+            </w:r>
+          </w:p>
+        </w:tc>
+        <w:tc>
+          <w:tcPr>
+            <w:tcW w:type="dxa" w:w="3408"/>
+          </w:tcPr>
+          <w:p>
+            <w:r>
+              <w:t>No added read</w:t>
+            </w:r>
+          </w:p>
+        </w:tc>
+      </w:tr>
+    </w:tbl>
+    <w:p>
+      <w:pPr>
+        <w:pStyle w:val="Heading2"/>
+      </w:pPr>
+      <w:r>
+        <w:t>State the configured boundary before judging</w:t>
+      </w:r>
+    </w:p>
+    <w:p>
+      <w:pPr>
+        <w:spacing w:line="336" w:lineRule="auto" w:after="180"/>
+      </w:pPr>
+      <w:r>
+        <w:rPr>
+          <w:b w:val="0"/>
+        </w:rPr>
+        <w:t xml:space="preserve">Before applying the procedure, write its units, denominator or decision boundary where relevant. A partner should be able to repeat each step using the same </w:t>
       </w:r>
       <w:r>
         <w:rPr>
@@ -282,50 +1091,38 @@
         <w:rPr>
           <w:b w:val="0"/>
         </w:rPr>
-        <w:t xml:space="preserve"> conditions and </w:t>
+        <w:t>s.</w:t>
+      </w:r>
+    </w:p>
+    <w:p>
+      <w:pPr>
+        <w:spacing w:line="336" w:lineRule="auto" w:after="180"/>
+      </w:pPr>
+      <w:r>
+        <w:rPr>
+          <w:b w:val="0"/>
+        </w:rPr>
+        <w:t xml:space="preserve">If a required </w:t>
       </w:r>
       <w:r>
         <w:rPr>
           <w:b/>
         </w:rPr>
-        <w:t>evidence</w:t>
+        <w:t>input</w:t>
       </w:r>
       <w:r>
         <w:rPr>
           <w:b w:val="0"/>
         </w:rPr>
-        <w:t xml:space="preserve"> source before it can support a claim.</w:t>
-      </w:r>
-    </w:p>
-    <w:p>
-      <w:pPr>
-        <w:pStyle w:val="Heading3"/>
-      </w:pPr>
-      <w:r>
-        <w:t>My starting explanation</w:t>
-      </w:r>
-    </w:p>
-    <w:p>
-      <w:r>
-        <w:t>________________________________________________________________</w:t>
-      </w:r>
-    </w:p>
-    <w:p>
-      <w:r>
-        <w:t>________________________________________________________________</w:t>
-      </w:r>
-    </w:p>
-    <w:p>
-      <w:r>
-        <w:t>________________________________________________________________</w:t>
-      </w:r>
-    </w:p>
-    <w:p>
-      <w:pPr>
-        <w:pStyle w:val="Heading3"/>
-      </w:pPr>
-      <w:r>
-        <w:t>This week’s end goal</w:t>
+        <w:t xml:space="preserve"> is absent or violates the stated contract, record that condition explicitly instead of quietly replacing it with a convenient value.</w:t>
+      </w:r>
+    </w:p>
+    <w:p>
+      <w:pPr>
+        <w:pStyle w:val="Heading2"/>
+      </w:pPr>
+      <w:r>
+        <w:t>Explain the visual</w:t>
       </w:r>
     </w:p>
     <w:p>
@@ -336,136 +1133,27 @@
         <w:rPr>
           <w:b w:val="0"/>
         </w:rPr>
-        <w:t xml:space="preserve">Explain deployment </w:t>
+        <w:t xml:space="preserve">Point to the </w:t>
       </w:r>
       <w:r>
         <w:rPr>
           <w:b/>
         </w:rPr>
-        <w:t>environment</w:t>
+        <w:t>input</w:t>
       </w:r>
       <w:r>
         <w:rPr>
           <w:b w:val="0"/>
         </w:rPr>
-        <w:t>s using the deciding step in this fictional service.</w:t>
-      </w:r>
-    </w:p>
-    <w:p>
-      <w:pPr>
-        <w:pStyle w:val="Heading1"/>
-      </w:pPr>
-      <w:r>
-        <w:t>02. Notice the evidence</w:t>
-      </w:r>
-    </w:p>
-    <w:p>
-      <w:r>
-        <w:t>Investigate the supplied Deployment environments case. Separate observations, given facts and assumptions before choosing an explanation.</w:t>
-      </w:r>
-    </w:p>
-    <w:p>
-      <w:pPr>
-        <w:spacing w:line="336" w:lineRule="auto" w:after="180"/>
-      </w:pPr>
-      <w:r>
-        <w:rPr>
-          <w:b w:val="0"/>
-        </w:rPr>
-        <w:t xml:space="preserve">Development, staging and production are distinct </w:t>
-      </w:r>
-      <w:r>
-        <w:rPr>
-          <w:b/>
-        </w:rPr>
-        <w:t>environment</w:t>
-      </w:r>
-      <w:r>
-        <w:rPr>
-          <w:b w:val="0"/>
-        </w:rPr>
-        <w:t>s with explicit data and credential boundaries. Test configuration must not silently target production.</w:t>
-      </w:r>
-    </w:p>
-    <w:p>
-      <w:pPr>
-        <w:spacing w:line="336" w:lineRule="auto" w:after="180"/>
-      </w:pPr>
-      <w:r>
-        <w:rPr>
-          <w:b w:val="0"/>
-        </w:rPr>
-        <w:t>Begin by writing the question the procedure is intended to answer. Identify the information already supplied, the information it will produce and the information still missing.</w:t>
-      </w:r>
-    </w:p>
-    <w:p>
-      <w:pPr>
-        <w:spacing w:line="336" w:lineRule="auto" w:after="180"/>
-      </w:pPr>
-      <w:r>
-        <w:rPr>
-          <w:b w:val="0"/>
-        </w:rPr>
-        <w:t>These are constructed classroom examples; they do not require live accounts, private records or an external service. Do not treat a plausible explanation as a measured outcome.</w:t>
-      </w:r>
-    </w:p>
-    <w:p>
-      <w:pPr>
-        <w:pStyle w:val="Heading3"/>
-      </w:pPr>
-      <w:r>
-        <w:t>List the given facts and one fact that is not supplied.</w:t>
-      </w:r>
-    </w:p>
-    <w:p>
-      <w:r>
-        <w:t>________________________________________________________________</w:t>
-      </w:r>
-    </w:p>
-    <w:p>
-      <w:r>
-        <w:t>________________________________________________________________</w:t>
-      </w:r>
-    </w:p>
-    <w:p>
-      <w:r>
-        <w:t>________________________________________________________________</w:t>
-      </w:r>
-    </w:p>
-    <w:p>
-      <w:pPr>
-        <w:pStyle w:val="Heading1"/>
-      </w:pPr>
-      <w:r>
-        <w:t>03. See how it works</w:t>
-      </w:r>
-    </w:p>
-    <w:p>
-      <w:r>
-        <w:t>Follow the mechanism for Deployment environments. Connect each labelled input, deciding step and result.</w:t>
-      </w:r>
-    </w:p>
-    <w:p>
-      <w:pPr>
-        <w:spacing w:line="336" w:lineRule="auto" w:after="180"/>
-      </w:pPr>
-      <w:r>
-        <w:rPr>
-          <w:b w:val="0"/>
-        </w:rPr>
-        <w:t xml:space="preserve">For the classroom mock ENV selects a separate fixture store and secret namespace. Validate allowed </w:t>
-      </w:r>
-      <w:r>
-        <w:rPr>
-          <w:b/>
-        </w:rPr>
-        <w:t>environment</w:t>
-      </w:r>
-      <w:r>
-        <w:rPr>
-          <w:b w:val="0"/>
-        </w:rPr>
-        <w:t xml:space="preserve"> names. A staging run cannot use production write credentials.</w:t>
+        <w:t>, the deciding step and the result in this week’s visual. Explain the same step in ordinary words. A picture helps when you can say what each part represents.</w:t>
+      </w:r>
+    </w:p>
+    <w:p>
+      <w:pPr>
+        <w:pStyle w:val="Heading2"/>
+      </w:pPr>
+      <w:r>
+        <w:t>Earlier wording, alternatives and picture transcripts · reference / check after trying</w:t>
       </w:r>
     </w:p>
     <w:p>
@@ -562,13 +1250,238 @@
     </w:p>
     <w:p>
       <w:pPr>
+        <w:pStyle w:val="Heading3"/>
+      </w:pPr>
+      <w:r>
+        <w:t>Connect the picture and the explanation</w:t>
+      </w:r>
+    </w:p>
+    <w:p>
+      <w:pPr>
+        <w:pStyle w:val="Heading1"/>
+      </w:pPr>
+      <w:r>
+        <w:t>04. Predict a production credential in a staging rehearsal</w:t>
+      </w:r>
+    </w:p>
+    <w:p>
+      <w:r>
+        <w:t>Keep the correct fictional data fixed while changing authority.</w:t>
+      </w:r>
+    </w:p>
+    <w:p>
+      <w:pPr>
+        <w:pStyle w:val="Heading2"/>
+      </w:pPr>
+      <w:r>
+        <w:t>Current task and response</w:t>
+      </w:r>
+    </w:p>
+    <w:p>
+      <w:pPr>
+        <w:pStyle w:val="ListBullet"/>
+      </w:pPr>
+      <w:r>
+        <w:t>Staging configuration points to production storage while the interface displays staging. Show the intermediate steps and give the conclusion with its scope.</w:t>
+      </w:r>
+    </w:p>
+    <w:p>
+      <w:pPr>
+        <w:pStyle w:val="Heading3"/>
+      </w:pPr>
+      <w:r>
+        <w:t>Keep the procedure fixed. Explain what changed in the inputs and result.</w:t>
+      </w:r>
+    </w:p>
+    <w:p>
+      <w:r>
+        <w:t>________________________________________________________________</w:t>
+      </w:r>
+    </w:p>
+    <w:p>
+      <w:r>
+        <w:t>________________________________________________________________</w:t>
+      </w:r>
+    </w:p>
+    <w:p>
+      <w:r>
+        <w:t>________________________________________________________________</w:t>
+      </w:r>
+    </w:p>
+    <w:p>
+      <w:r>
+        <w:t>________________________________________________________________</w:t>
+      </w:r>
+    </w:p>
+    <w:p>
+      <w:r>
+        <w:t>________________________________________________________________</w:t>
+      </w:r>
+    </w:p>
+    <w:p>
+      <w:pPr>
+        <w:pStyle w:val="Heading2"/>
+      </w:pPr>
+      <w:r>
+        <w:t>Predict the changed credential</w:t>
+      </w:r>
+    </w:p>
+    <w:p>
+      <w:pPr>
+        <w:pStyle w:val="ListBullet"/>
+      </w:pPr>
+      <w:r>
+        <w:t>Change: Point staging at the production credential.</w:t>
+      </w:r>
+    </w:p>
+    <w:p>
+      <w:pPr>
+        <w:pStyle w:val="Heading2"/>
+      </w:pPr>
+      <w:r>
+        <w:t>Check after predicting · reference / check after trying</w:t>
+      </w:r>
+    </w:p>
+    <w:p>
+      <w:pPr>
         <w:spacing w:line="336" w:lineRule="auto" w:after="180"/>
       </w:pPr>
+      <w:r>
+        <w:rPr>
+          <w:b/>
+        </w:rPr>
+        <w:t>Prediction</w:t>
+      </w:r>
       <w:r>
         <w:rPr>
           <w:b w:val="0"/>
         </w:rPr>
-        <w:t xml:space="preserve">Before applying the procedure, write its units, denominator or decision boundary where relevant. A partner should be able to repeat each step using the same </w:t>
+        <w:t>: Stop the rehearsal because its separation boundary is breached.</w:t>
+      </w:r>
+    </w:p>
+    <w:p>
+      <w:pPr>
+        <w:spacing w:line="336" w:lineRule="auto" w:after="180"/>
+      </w:pPr>
+      <w:r>
+        <w:rPr>
+          <w:b w:val="0"/>
+        </w:rPr>
+        <w:t xml:space="preserve">Reason: Actual access matters more than the </w:t>
+      </w:r>
+      <w:r>
+        <w:rPr>
+          <w:b/>
+        </w:rPr>
+        <w:t>environment</w:t>
+      </w:r>
+      <w:r>
+        <w:rPr>
+          <w:b w:val="0"/>
+        </w:rPr>
+        <w:t xml:space="preserve"> label.</w:t>
+      </w:r>
+    </w:p>
+    <w:p>
+      <w:pPr>
+        <w:pStyle w:val="Heading2"/>
+      </w:pPr>
+      <w:r>
+        <w:t>Earlier wording, alternatives and picture transcripts · reference / check after trying</w:t>
+      </w:r>
+    </w:p>
+    <w:p>
+      <w:pPr>
+        <w:pStyle w:val="Heading3"/>
+      </w:pPr>
+      <w:r>
+        <w:t>Compare a familiar case with a changed case</w:t>
+      </w:r>
+    </w:p>
+    <w:p>
+      <w:pPr>
+        <w:pStyle w:val="Heading3"/>
+      </w:pPr>
+      <w:r>
+        <w:t>Change one thing in the pictured case</w:t>
+      </w:r>
+    </w:p>
+    <w:p>
+      <w:pPr>
+        <w:pStyle w:val="Heading1"/>
+      </w:pPr>
+      <w:r>
+        <w:t>06. Compare a wrong store with a wrong credential</w:t>
+      </w:r>
+    </w:p>
+    <w:p>
+      <w:r>
+        <w:t>Both can violate the boundary even when the screen still says staging.</w:t>
+      </w:r>
+    </w:p>
+    <w:p>
+      <w:pPr>
+        <w:pStyle w:val="Heading2"/>
+      </w:pPr>
+      <w:r>
+        <w:t>Main production-target mismatch and checked repair</w:t>
+      </w:r>
+    </w:p>
+    <w:p>
+      <w:pPr>
+        <w:spacing w:line="336" w:lineRule="auto" w:after="180"/>
+      </w:pPr>
+      <w:r>
+        <w:rPr>
+          <w:b w:val="0"/>
+        </w:rPr>
+        <w:t>Staging configuration points to production storage while the interface displays staging.</w:t>
+      </w:r>
+    </w:p>
+    <w:p>
+      <w:pPr>
+        <w:spacing w:line="336" w:lineRule="auto" w:after="180"/>
+      </w:pPr>
+      <w:r>
+        <w:rPr>
+          <w:b w:val="0"/>
+        </w:rPr>
+        <w:t xml:space="preserve">The label is misleading; block the run through configuration validation. A display badge is not an </w:t>
+      </w:r>
+      <w:r>
+        <w:rPr>
+          <w:b/>
+        </w:rPr>
+        <w:t>isolation</w:t>
+      </w:r>
+      <w:r>
+        <w:rPr>
+          <w:b w:val="0"/>
+        </w:rPr>
+        <w:t xml:space="preserve"> boundary.</w:t>
+      </w:r>
+    </w:p>
+    <w:p>
+      <w:pPr>
+        <w:spacing w:line="336" w:lineRule="auto" w:after="180"/>
+      </w:pPr>
+      <w:r>
+        <w:rPr>
+          <w:b w:val="0"/>
+        </w:rPr>
+        <w:t xml:space="preserve">Compare the intermediate </w:t>
+      </w:r>
+      <w:r>
+        <w:rPr>
+          <w:b/>
+        </w:rPr>
+        <w:t>evidence</w:t>
+      </w:r>
+      <w:r>
+        <w:rPr>
+          <w:b w:val="0"/>
+        </w:rPr>
+        <w:t xml:space="preserve"> with the final statement. Explain why each number or decision follows from the stated </w:t>
       </w:r>
       <w:r>
         <w:rPr>
@@ -591,7 +1504,7 @@
         <w:rPr>
           <w:b w:val="0"/>
         </w:rPr>
-        <w:t xml:space="preserve">If a required </w:t>
+        <w:t xml:space="preserve">The conclusion belongs to this scenario and procedure; changing the </w:t>
       </w:r>
       <w:r>
         <w:rPr>
@@ -603,469 +1516,15 @@
         <w:rPr>
           <w:b w:val="0"/>
         </w:rPr>
-        <w:t xml:space="preserve"> is absent or violates the stated contract, record that condition explicitly instead of quietly replacing it with a convenient value.</w:t>
-      </w:r>
-    </w:p>
-    <w:p>
-      <w:pPr>
-        <w:pStyle w:val="Heading3"/>
-      </w:pPr>
-      <w:r>
-        <w:t>Connect the picture and the explanation</w:t>
-      </w:r>
-    </w:p>
-    <w:p>
-      <w:pPr>
-        <w:spacing w:line="336" w:lineRule="auto" w:after="180"/>
-      </w:pPr>
-      <w:r>
-        <w:rPr>
-          <w:b w:val="0"/>
-        </w:rPr>
-        <w:t xml:space="preserve">Point to the </w:t>
-      </w:r>
-      <w:r>
-        <w:rPr>
-          <w:b/>
-        </w:rPr>
-        <w:t>input</w:t>
-      </w:r>
-      <w:r>
-        <w:rPr>
-          <w:b w:val="0"/>
-        </w:rPr>
-        <w:t>, the deciding step and the result in this week’s visual. Explain the same step in ordinary words. A picture helps when you can say what each part represents.</w:t>
-      </w:r>
-    </w:p>
-    <w:p>
-      <w:pPr>
-        <w:pStyle w:val="Heading1"/>
-      </w:pPr>
-      <w:r>
-        <w:t>04. Compare the cases</w:t>
-      </w:r>
-    </w:p>
-    <w:p>
-      <w:r>
-        <w:t>Compare the supplied cases for Deployment environments. Identify the detail that changes the conclusion.</w:t>
-      </w:r>
-    </w:p>
-    <w:p>
-      <w:pPr>
-        <w:pStyle w:val="Heading3"/>
-      </w:pPr>
-      <w:r>
-        <w:t>Compare a familiar case with a changed case</w:t>
-      </w:r>
-    </w:p>
-    <w:p>
-      <w:pPr>
-        <w:spacing w:line="336" w:lineRule="auto" w:after="180"/>
-      </w:pPr>
-      <w:r>
-        <w:rPr>
-          <w:b w:val="0"/>
-        </w:rPr>
-        <w:t>Staging configuration points to production storage while the interface displays staging. Show the intermediate steps and give the conclusion with its scope.</w:t>
-      </w:r>
-    </w:p>
-    <w:p>
-      <w:pPr>
-        <w:pStyle w:val="Heading3"/>
-      </w:pPr>
-      <w:r>
-        <w:t>Keep the procedure fixed. Explain what changed in the inputs and result.</w:t>
-      </w:r>
-    </w:p>
-    <w:p>
-      <w:r>
-        <w:t>________________________________________________________________</w:t>
-      </w:r>
-    </w:p>
-    <w:p>
-      <w:r>
-        <w:t>________________________________________________________________</w:t>
-      </w:r>
-    </w:p>
-    <w:p>
-      <w:r>
-        <w:t>________________________________________________________________</w:t>
-      </w:r>
-    </w:p>
-    <w:p>
-      <w:r>
-        <w:t>________________________________________________________________</w:t>
-      </w:r>
-    </w:p>
-    <w:p>
-      <w:r>
-        <w:t>________________________________________________________________</w:t>
-      </w:r>
-    </w:p>
-    <w:p>
-      <w:pPr>
-        <w:pStyle w:val="Heading3"/>
-      </w:pPr>
-      <w:r>
-        <w:t>Change one thing in the pictured case</w:t>
-      </w:r>
-    </w:p>
-    <w:p>
-      <w:pPr>
-        <w:pStyle w:val="Heading3"/>
-      </w:pPr>
-      <w:r>
-        <w:t>Change one thing</w:t>
-      </w:r>
-    </w:p>
-    <w:p>
-      <w:pPr>
-        <w:spacing w:line="336" w:lineRule="auto" w:after="180"/>
-        <w:shd w:fill="F5F1FB"/>
-      </w:pPr>
-      <w:r>
-        <w:rPr>
-          <w:b w:val="0"/>
-        </w:rPr>
-        <w:t>Change: Point staging at the production credential.</w:t>
-      </w:r>
-    </w:p>
-    <w:p>
-      <w:pPr>
-        <w:pStyle w:val="Heading3"/>
-      </w:pPr>
-      <w:r>
-        <w:t>Predicted result</w:t>
-      </w:r>
-    </w:p>
-    <w:p>
-      <w:pPr>
-        <w:spacing w:line="336" w:lineRule="auto" w:after="180"/>
-        <w:shd w:fill="F1F6FC"/>
-      </w:pPr>
-      <w:r>
-        <w:rPr>
-          <w:b/>
-        </w:rPr>
-        <w:t>Prediction</w:t>
-      </w:r>
-      <w:r>
-        <w:rPr>
-          <w:b w:val="0"/>
-        </w:rPr>
-        <w:t>: Stop the rehearsal because its separation boundary is breached.</w:t>
-      </w:r>
-    </w:p>
-    <w:p>
-      <w:pPr>
-        <w:pStyle w:val="Heading3"/>
-      </w:pPr>
-      <w:r>
-        <w:t>Why the result follows</w:t>
-      </w:r>
-    </w:p>
-    <w:p>
-      <w:pPr>
-        <w:spacing w:line="336" w:lineRule="auto" w:after="180"/>
-        <w:shd w:fill="F1F6FC"/>
-      </w:pPr>
-      <w:r>
-        <w:rPr>
-          <w:b w:val="0"/>
-        </w:rPr>
-        <w:t xml:space="preserve">Reason: Actual access matters more than the </w:t>
-      </w:r>
-      <w:r>
-        <w:rPr>
-          <w:b/>
-        </w:rPr>
-        <w:t>environment</w:t>
-      </w:r>
-      <w:r>
-        <w:rPr>
-          <w:b w:val="0"/>
-        </w:rPr>
-        <w:t xml:space="preserve"> label.</w:t>
-      </w:r>
-    </w:p>
-    <w:p>
-      <w:pPr>
-        <w:pStyle w:val="Heading1"/>
-      </w:pPr>
-      <w:r>
-        <w:t>05. Words that unlock the idea</w:t>
-      </w:r>
-    </w:p>
-    <w:p>
-      <w:r>
-        <w:t>Use the vocabulary of Deployment environments to explain a concrete decision, rather than only memorising definitions.</w:t>
-      </w:r>
-    </w:p>
-    <w:tbl>
-      <w:tblPr>
-        <w:tblStyle w:val="LightShading-Accent1"/>
-        <w:tblW w:type="auto" w:w="0"/>
-        <w:tblLook w:firstColumn="1" w:firstRow="1" w:lastColumn="0" w:lastRow="0" w:noHBand="0" w:noVBand="1" w:val="04A0"/>
-      </w:tblPr>
-      <w:tblGrid>
-        <w:gridCol w:w="5112"/>
-        <w:gridCol w:w="5112"/>
-      </w:tblGrid>
-      <w:tr>
-        <w:trPr>
-          <w:tblHeader/>
-        </w:trPr>
-        <w:tc>
-          <w:tcPr>
-            <w:tcW w:type="dxa" w:w="5112"/>
-          </w:tcPr>
-          <w:p>
-            <w:r>
-              <w:t>Word</w:t>
-            </w:r>
-          </w:p>
-        </w:tc>
-        <w:tc>
-          <w:tcPr>
-            <w:tcW w:type="dxa" w:w="5112"/>
-          </w:tcPr>
-          <w:p>
-            <w:r>
-              <w:t>Meaning</w:t>
-            </w:r>
-          </w:p>
-        </w:tc>
-      </w:tr>
-      <w:tr>
-        <w:tc>
-          <w:tcPr>
-            <w:tcW w:type="dxa" w:w="5112"/>
-          </w:tcPr>
-          <w:p>
-            <w:r>
-              <w:t>Environment</w:t>
-            </w:r>
-          </w:p>
-        </w:tc>
-        <w:tc>
-          <w:tcPr>
-            <w:tcW w:type="dxa" w:w="5112"/>
-          </w:tcPr>
-          <w:p>
-            <w:r>
-              <w:t>A declared deployment/configuration context</w:t>
-            </w:r>
-          </w:p>
-        </w:tc>
-      </w:tr>
-      <w:tr>
-        <w:tc>
-          <w:tcPr>
-            <w:tcW w:type="dxa" w:w="5112"/>
-          </w:tcPr>
-          <w:p>
-            <w:r>
-              <w:t>Isolation</w:t>
-            </w:r>
-          </w:p>
-        </w:tc>
-        <w:tc>
-          <w:tcPr>
-            <w:tcW w:type="dxa" w:w="5112"/>
-          </w:tcPr>
-          <w:p>
-            <w:r>
-              <w:t>Preventing unintended cross-context access</w:t>
-            </w:r>
-          </w:p>
-        </w:tc>
-      </w:tr>
-      <w:tr>
-        <w:tc>
-          <w:tcPr>
-            <w:tcW w:type="dxa" w:w="5112"/>
-          </w:tcPr>
-          <w:p>
-            <w:r>
-              <w:t>Configuration mapping</w:t>
-            </w:r>
-          </w:p>
-        </w:tc>
-        <w:tc>
-          <w:tcPr>
-            <w:tcW w:type="dxa" w:w="5112"/>
-          </w:tcPr>
-          <w:p>
-            <w:r>
-              <w:t>The relationship between environment and allowed resources</w:t>
-            </w:r>
-          </w:p>
-        </w:tc>
-      </w:tr>
-    </w:tbl>
-    <w:p>
-      <w:pPr>
-        <w:pStyle w:val="Heading3"/>
-      </w:pPr>
-      <w:r>
-        <w:t>Use two terms to explain a step in this week’s example.</w:t>
-      </w:r>
-    </w:p>
-    <w:p>
-      <w:r>
-        <w:t>________________________________________________________________</w:t>
-      </w:r>
-    </w:p>
-    <w:p>
-      <w:r>
-        <w:t>________________________________________________________________</w:t>
-      </w:r>
-    </w:p>
-    <w:p>
-      <w:r>
-        <w:t>________________________________________________________________</w:t>
-      </w:r>
-    </w:p>
-    <w:p>
-      <w:pPr>
-        <w:pStyle w:val="Heading1"/>
-      </w:pPr>
-      <w:r>
-        <w:t>06. Follow a worked example</w:t>
-      </w:r>
-    </w:p>
-    <w:p>
-      <w:r>
-        <w:t>Follow the worked trace for Deployment environments, predict a step, then compare with its explanation.</w:t>
-      </w:r>
-    </w:p>
-    <w:p>
-      <w:pPr>
-        <w:spacing w:line="336" w:lineRule="auto" w:after="180"/>
-      </w:pPr>
-      <w:r>
-        <w:rPr>
-          <w:b w:val="0"/>
-        </w:rPr>
-        <w:t>Staging configuration points to production storage while the interface displays staging.</w:t>
-      </w:r>
-    </w:p>
-    <w:p>
-      <w:pPr>
-        <w:spacing w:line="336" w:lineRule="auto" w:after="180"/>
-      </w:pPr>
-      <w:r>
-        <w:rPr>
-          <w:b w:val="0"/>
-        </w:rPr>
-        <w:t xml:space="preserve">The label is misleading; block the run through configuration validation. A display badge is not an </w:t>
-      </w:r>
-      <w:r>
-        <w:rPr>
-          <w:b/>
-        </w:rPr>
-        <w:t>isolation</w:t>
-      </w:r>
-      <w:r>
-        <w:rPr>
-          <w:b w:val="0"/>
-        </w:rPr>
-        <w:t xml:space="preserve"> boundary.</w:t>
-      </w:r>
-    </w:p>
-    <w:p>
-      <w:pPr>
-        <w:pStyle w:val="Heading3"/>
-      </w:pPr>
-      <w:r>
-        <w:t>Worked explanation · Deployment environments</w:t>
-      </w:r>
-    </w:p>
-    <w:p>
-      <w:pPr>
-        <w:spacing w:line="336" w:lineRule="auto" w:after="180"/>
-        <w:shd w:fill="F1F6FC"/>
-      </w:pPr>
-      <w:r>
-        <w:rPr>
-          <w:b w:val="0"/>
-        </w:rPr>
-        <w:t xml:space="preserve">Compare the intermediate </w:t>
-      </w:r>
-      <w:r>
-        <w:rPr>
-          <w:b/>
-        </w:rPr>
-        <w:t>evidence</w:t>
-      </w:r>
-      <w:r>
-        <w:rPr>
-          <w:b w:val="0"/>
-        </w:rPr>
-        <w:t xml:space="preserve"> with the final statement. Explain why each number or decision follows from the stated </w:t>
-      </w:r>
-      <w:r>
-        <w:rPr>
-          <w:b/>
-        </w:rPr>
-        <w:t>input</w:t>
-      </w:r>
-      <w:r>
-        <w:rPr>
-          <w:b w:val="0"/>
-        </w:rPr>
-        <w:t>s.</w:t>
-      </w:r>
-    </w:p>
-    <w:p>
-      <w:pPr>
-        <w:spacing w:line="336" w:lineRule="auto" w:after="180"/>
-        <w:shd w:fill="F1F6FC"/>
-      </w:pPr>
-      <w:r>
-        <w:rPr>
-          <w:b w:val="0"/>
-        </w:rPr>
-        <w:t xml:space="preserve">The conclusion belongs to this scenario and procedure; changing the </w:t>
-      </w:r>
-      <w:r>
-        <w:rPr>
-          <w:b/>
-        </w:rPr>
-        <w:t>input</w:t>
-      </w:r>
-      <w:r>
-        <w:rPr>
-          <w:b w:val="0"/>
-        </w:rPr>
         <w:t>s, evaluation population or authority can change what it establishes. Retain the raw record so a later revision can be compared honestly.</w:t>
       </w:r>
     </w:p>
     <w:p>
       <w:pPr>
-        <w:pStyle w:val="Heading3"/>
-      </w:pPr>
-      <w:r>
-        <w:t>Learn from the worked case</w:t>
-      </w:r>
-    </w:p>
-    <w:p>
-      <w:pPr>
-        <w:spacing w:line="336" w:lineRule="auto" w:after="180"/>
-      </w:pPr>
-      <w:r>
-        <w:rPr>
-          <w:b w:val="0"/>
-        </w:rPr>
-        <w:t>Cover the result before checking it. Say what is given, choose the procedure, and follow one step at a time. Then uncover the result and explain your first mismatch. Ask why a step is allowed, not only what number it produces.</w:t>
-      </w:r>
-    </w:p>
-    <w:p>
-      <w:pPr>
-        <w:pStyle w:val="Heading3"/>
-      </w:pPr>
-      <w:r>
-        <w:t>A pictorial worked case: Deployment environments</w:t>
+        <w:pStyle w:val="Heading2"/>
+      </w:pPr>
+      <w:r>
+        <w:t>Separate room-Z rehearsal and scope</w:t>
       </w:r>
     </w:p>
     <w:p>
@@ -1081,24 +1540,7 @@
     </w:p>
     <w:p>
       <w:pPr>
-        <w:pStyle w:val="Heading3"/>
-      </w:pPr>
-      <w:r>
-        <w:t>The facts we will use</w:t>
-      </w:r>
-    </w:p>
-    <w:p>
-      <w:pPr>
-        <w:pStyle w:val="Heading3"/>
-      </w:pPr>
-      <w:r>
-        <w:t>Supplied facts</w:t>
-      </w:r>
-    </w:p>
-    <w:p>
-      <w:pPr>
         <w:spacing w:line="336" w:lineRule="auto" w:after="180"/>
-        <w:shd w:fill="F1F6FC"/>
       </w:pPr>
       <w:r>
         <w:rPr>
@@ -1108,11 +1550,41 @@
       </w:r>
     </w:p>
     <w:p>
+      <w:pPr>
+        <w:spacing w:line="336" w:lineRule="auto" w:after="180"/>
+      </w:pPr>
+      <w:r>
+        <w:rPr>
+          <w:b w:val="0"/>
+        </w:rPr>
+        <w:t>The picture’s approved rehearsal reads fictional room Z with staging-only authority. Its contrasting production card names room A; in our program both are harmless dictionaries. The main bad configuration points staging at the production-labelled store and must stop before any lookup.</w:t>
+      </w:r>
+    </w:p>
+    <w:p>
+      <w:pPr>
+        <w:spacing w:line="336" w:lineRule="auto" w:after="180"/>
+      </w:pPr>
+      <w:r>
+        <w:rPr>
+          <w:b w:val="0"/>
+        </w:rPr>
+        <w:t>The pictured change instead keeps the staging store but substitutes a production credential; this also blocks, for an independent authority mismatch. A successful room-Z rehearsal supports review of that fixture only. It does not promote code, verify every live edge case or prove actual storage/credential isolation.</w:t>
+      </w:r>
+    </w:p>
+    <w:p>
+      <w:pPr>
+        <w:pStyle w:val="Heading2"/>
+      </w:pPr>
+      <w:r>
+        <w:t>Trace staging data, actual connection and review</w:t>
+      </w:r>
+    </w:p>
+    <w:p>
       <w:r>
         <w:drawing>
           <wp:inline xmlns:a="http://schemas.openxmlformats.org/drawingml/2006/main" xmlns:pic="http://schemas.openxmlformats.org/drawingml/2006/picture">
-            <wp:extent cx="5486400" cy="5185229"/>
-            <wp:docPr id="1" name="Picture 1" descr="Deployment environments. Use staging data: The rehearsal reads fictional room Z.. Check actual connection: Staging credentials must not reach production storage.. Review evidence: A passing rehearsal supports release review, not automatic promotion."/>
+            <wp:extent cx="5486400" cy="3182112"/>
+            <wp:docPr id="1" name="Picture 1" descr="Use staging data: The rehearsal reads fictional room Z. → Check actual connection: Staging credentials must not reach production storage. → Review evidence: A passing rehearsal supports release review, not automatic promotion."/>
             <wp:cNvGraphicFramePr>
               <a:graphicFrameLocks noChangeAspect="1"/>
             </wp:cNvGraphicFramePr>
@@ -1120,7 +1592,7 @@
               <a:graphicData uri="http://schemas.openxmlformats.org/drawingml/2006/picture">
                 <pic:pic>
                   <pic:nvPicPr>
-                    <pic:cNvPr id="0" name="academy-visual-ai-6-23.png"/>
+                    <pic:cNvPr id="0" name="academy-story-ai-6-23-02.png"/>
                     <pic:cNvPicPr/>
                   </pic:nvPicPr>
                   <pic:blipFill>
@@ -1132,7 +1604,7 @@
                   <pic:spPr>
                     <a:xfrm>
                       <a:off x="0" y="0"/>
-                      <a:ext cx="5486400" cy="5185229"/>
+                      <a:ext cx="5486400" cy="3182112"/>
                     </a:xfrm>
                     <a:prstGeom prst="rect"/>
                   </pic:spPr>
@@ -1260,24 +1732,7 @@
     </w:p>
     <w:p>
       <w:pPr>
-        <w:pStyle w:val="Heading3"/>
-      </w:pPr>
-      <w:r>
-        <w:t>Why this result follows</w:t>
-      </w:r>
-    </w:p>
-    <w:p>
-      <w:pPr>
-        <w:pStyle w:val="Heading3"/>
-      </w:pPr>
-      <w:r>
-        <w:t>Why the result follows</w:t>
-      </w:r>
-    </w:p>
-    <w:p>
-      <w:pPr>
         <w:spacing w:line="336" w:lineRule="auto" w:after="180"/>
-        <w:shd w:fill="F1F6FC"/>
       </w:pPr>
       <w:r>
         <w:rPr>
@@ -1300,30 +1755,113 @@
     </w:p>
     <w:p>
       <w:pPr>
+        <w:pStyle w:val="Heading2"/>
+      </w:pPr>
+      <w:r>
+        <w:t>Predict the production-credential change</w:t>
+      </w:r>
+    </w:p>
+    <w:p>
+      <w:pPr>
+        <w:pStyle w:val="ListBullet"/>
+      </w:pPr>
+      <w:r>
+        <w:t>Change one thing: Point staging at the production credential. Predict the result before checking the explanation. What remains the same?</w:t>
+      </w:r>
+    </w:p>
+    <w:p>
+      <w:pPr>
+        <w:pStyle w:val="Heading2"/>
+      </w:pPr>
+      <w:r>
+        <w:t>Check after predicting · reference / check after trying</w:t>
+      </w:r>
+    </w:p>
+    <w:p>
+      <w:r>
+        <w:drawing>
+          <wp:inline xmlns:a="http://schemas.openxmlformats.org/drawingml/2006/main" xmlns:pic="http://schemas.openxmlformats.org/drawingml/2006/picture">
+            <wp:extent cx="5486400" cy="3026664"/>
+            <wp:docPr id="2" name="Picture 2" descr="Original case: A passing rehearsal supports release review, not automatic promotion. Changed condition: Point staging at the production credential. Expected result: Stop the rehearsal because its separation boundary is breached. Reason: Actual access matters more than the environment label."/>
+            <wp:cNvGraphicFramePr>
+              <a:graphicFrameLocks noChangeAspect="1"/>
+            </wp:cNvGraphicFramePr>
+            <a:graphic>
+              <a:graphicData uri="http://schemas.openxmlformats.org/drawingml/2006/picture">
+                <pic:pic>
+                  <pic:nvPicPr>
+                    <pic:cNvPr id="0" name="academy-story-ai-6-23-04.png"/>
+                    <pic:cNvPicPr/>
+                  </pic:nvPicPr>
+                  <pic:blipFill>
+                    <a:blip r:embed="rId10"/>
+                    <a:stretch>
+                      <a:fillRect/>
+                    </a:stretch>
+                  </pic:blipFill>
+                  <pic:spPr>
+                    <a:xfrm>
+                      <a:off x="0" y="0"/>
+                      <a:ext cx="5486400" cy="3026664"/>
+                    </a:xfrm>
+                    <a:prstGeom prst="rect"/>
+                  </pic:spPr>
+                </pic:pic>
+              </a:graphicData>
+            </a:graphic>
+          </wp:inline>
+        </w:drawing>
+      </w:r>
+    </w:p>
+    <w:p>
+      <w:pPr>
+        <w:pStyle w:val="Heading2"/>
+      </w:pPr>
+      <w:r>
+        <w:t>Explain representativeness and authority limits</w:t>
+      </w:r>
+    </w:p>
+    <w:p>
+      <w:pPr>
+        <w:pStyle w:val="ListBullet"/>
+      </w:pPr>
+      <w:r>
+        <w:t>Fictional fixtures can miss live edge cases; use approved privacy-safe representative test conditions too.</w:t>
+      </w:r>
+    </w:p>
+    <w:p>
+      <w:pPr>
+        <w:pStyle w:val="ListBullet"/>
+      </w:pPr>
+      <w:r>
+        <w:t>Read the labelled picture: Identify the staging data and credential boundary. Why must the rehearsal stop if its credential reaches production even though the process is labelled staging?</w:t>
+      </w:r>
+    </w:p>
+    <w:p>
+      <w:pPr>
+        <w:pStyle w:val="Heading2"/>
+      </w:pPr>
+      <w:r>
+        <w:t>Earlier wording, alternatives and picture transcripts · reference / check after trying</w:t>
+      </w:r>
+    </w:p>
+    <w:p>
+      <w:pPr>
         <w:pStyle w:val="Heading3"/>
       </w:pPr>
       <w:r>
-        <w:t>What this example does not establish</w:t>
-      </w:r>
-    </w:p>
-    <w:p>
-      <w:pPr>
-        <w:pStyle w:val="Heading3"/>
-      </w:pPr>
-      <w:r>
-        <w:t>Keep the stated limit</w:t>
+        <w:t>Learn from the worked case</w:t>
       </w:r>
     </w:p>
     <w:p>
       <w:pPr>
         <w:spacing w:line="336" w:lineRule="auto" w:after="180"/>
-        <w:shd w:fill="FFF5E6"/>
       </w:pPr>
       <w:r>
         <w:rPr>
           <w:b w:val="0"/>
         </w:rPr>
-        <w:t>Fictional fixtures can miss live edge cases; use approved privacy-safe representative test conditions too.</w:t>
+        <w:t>Cover the result before checking it. Say what is given, choose the procedure, and follow one step at a time. Then uncover the result and explain your first mismatch. Ask why a step is allowed, not only what number it produces.</w:t>
       </w:r>
     </w:p>
     <w:p>
@@ -1331,31 +1869,7 @@
         <w:pStyle w:val="Heading3"/>
       </w:pPr>
       <w:r>
-        <w:t>Keep the stated limit</w:t>
-      </w:r>
-    </w:p>
-    <w:p>
-      <w:pPr>
-        <w:spacing w:line="336" w:lineRule="auto" w:after="180"/>
-        <w:shd w:fill="FFF5E6"/>
-      </w:pPr>
-      <w:r>
-        <w:rPr>
-          <w:b w:val="0"/>
-        </w:rPr>
-        <w:t xml:space="preserve">Read the labelled picture: Identify the staging data and credential boundary. Why must the rehearsal stop if its credential reaches production even though the </w:t>
-      </w:r>
-      <w:r>
-        <w:rPr>
-          <w:b/>
-        </w:rPr>
-        <w:t>process</w:t>
-      </w:r>
-      <w:r>
-        <w:rPr>
-          <w:b w:val="0"/>
-        </w:rPr>
-        <w:t xml:space="preserve"> is labelled staging?</w:t>
+        <w:t>A pictorial worked case: Deployment environments</w:t>
       </w:r>
     </w:p>
     <w:p>
@@ -1363,19 +1877,59 @@
         <w:pStyle w:val="Heading3"/>
       </w:pPr>
       <w:r>
-        <w:t>Keep the stated limit</w:t>
-      </w:r>
-    </w:p>
-    <w:p>
-      <w:pPr>
-        <w:spacing w:line="336" w:lineRule="auto" w:after="180"/>
-        <w:shd w:fill="FFF5E6"/>
-      </w:pPr>
-      <w:r>
-        <w:rPr>
-          <w:b w:val="0"/>
-        </w:rPr>
-        <w:t>Change one thing: Point staging at the production credential. Predict the result before checking the explanation. What remains the same?</w:t>
+        <w:t>The facts we will use</w:t>
+      </w:r>
+    </w:p>
+    <w:p>
+      <w:r>
+        <w:drawing>
+          <wp:inline xmlns:a="http://schemas.openxmlformats.org/drawingml/2006/main" xmlns:pic="http://schemas.openxmlformats.org/drawingml/2006/picture">
+            <wp:extent cx="5486400" cy="5185229"/>
+            <wp:docPr id="3" name="Picture 3" descr="Deployment environments. Use staging data: The rehearsal reads fictional room Z.. Check actual connection: Staging credentials must not reach production storage.. Review evidence: A passing rehearsal supports release review, not automatic promotion."/>
+            <wp:cNvGraphicFramePr>
+              <a:graphicFrameLocks noChangeAspect="1"/>
+            </wp:cNvGraphicFramePr>
+            <a:graphic>
+              <a:graphicData uri="http://schemas.openxmlformats.org/drawingml/2006/picture">
+                <pic:pic>
+                  <pic:nvPicPr>
+                    <pic:cNvPr id="0" name="academy-visual-ai-6-23.png"/>
+                    <pic:cNvPicPr/>
+                  </pic:nvPicPr>
+                  <pic:blipFill>
+                    <a:blip r:embed="rId11"/>
+                    <a:stretch>
+                      <a:fillRect/>
+                    </a:stretch>
+                  </pic:blipFill>
+                  <pic:spPr>
+                    <a:xfrm>
+                      <a:off x="0" y="0"/>
+                      <a:ext cx="5486400" cy="5185229"/>
+                    </a:xfrm>
+                    <a:prstGeom prst="rect"/>
+                  </pic:spPr>
+                </pic:pic>
+              </a:graphicData>
+            </a:graphic>
+          </wp:inline>
+        </w:drawing>
+      </w:r>
+    </w:p>
+    <w:p>
+      <w:pPr>
+        <w:pStyle w:val="Heading3"/>
+      </w:pPr>
+      <w:r>
+        <w:t>Why this result follows</w:t>
+      </w:r>
+    </w:p>
+    <w:p>
+      <w:pPr>
+        <w:pStyle w:val="Heading3"/>
+      </w:pPr>
+      <w:r>
+        <w:t>What this example does not establish</w:t>
       </w:r>
     </w:p>
     <w:p>
@@ -1383,12 +1937,20 @@
         <w:pStyle w:val="Heading1"/>
       </w:pPr>
       <w:r>
-        <w:t>07. Find and repair a mistake</w:t>
-      </w:r>
-    </w:p>
-    <w:p>
-      <w:r>
-        <w:t>Find the unsupported step in the Deployment environments claim and explain a repair using the supplied evidence.</w:t>
+        <w:t>07. Audit both target and authority before trusting the rehearsal</w:t>
+      </w:r>
+    </w:p>
+    <w:p>
+      <w:r>
+        <w:t>A matching label is a description, not proof of isolation.</w:t>
+      </w:r>
+    </w:p>
+    <w:p>
+      <w:pPr>
+        <w:pStyle w:val="Heading2"/>
+      </w:pPr>
+      <w:r>
+        <w:t>Core environment qualification and failure analysis</w:t>
       </w:r>
     </w:p>
     <w:p>
@@ -1404,16 +1966,7 @@
     </w:p>
     <w:p>
       <w:pPr>
-        <w:pStyle w:val="Heading3"/>
-      </w:pPr>
-      <w:r>
-        <w:t>Check the claim against the facts</w:t>
-      </w:r>
-    </w:p>
-    <w:p>
-      <w:pPr>
         <w:spacing w:line="336" w:lineRule="auto" w:after="180"/>
-        <w:shd w:fill="FFF5E6"/>
       </w:pPr>
       <w:r>
         <w:rPr>
@@ -1425,7 +1978,6 @@
     <w:p>
       <w:pPr>
         <w:spacing w:line="336" w:lineRule="auto" w:after="180"/>
-        <w:shd w:fill="FFF5E6"/>
       </w:pPr>
       <w:r>
         <w:rPr>
@@ -1448,6 +2000,234 @@
     </w:p>
     <w:p>
       <w:pPr>
+        <w:pStyle w:val="Heading2"/>
+      </w:pPr>
+      <w:r>
+        <w:t>Complete configuration and authority probes</w:t>
+      </w:r>
+    </w:p>
+    <w:tbl>
+      <w:tblPr>
+        <w:tblStyle w:val="LightShading-Accent1"/>
+        <w:tblW w:type="auto" w:w="0"/>
+        <w:tblLook w:firstColumn="1" w:firstRow="1" w:lastColumn="0" w:lastRow="0" w:noHBand="0" w:noVBand="1" w:val="04A0"/>
+      </w:tblPr>
+      <w:tblGrid>
+        <w:gridCol w:w="5112"/>
+        <w:gridCol w:w="5112"/>
+      </w:tblGrid>
+      <w:tr>
+        <w:trPr>
+          <w:tblHeader/>
+        </w:trPr>
+        <w:tc>
+          <w:tcPr>
+            <w:tcW w:type="dxa" w:w="5112"/>
+          </w:tcPr>
+          <w:p>
+            <w:r>
+              <w:t>Probe</w:t>
+            </w:r>
+          </w:p>
+        </w:tc>
+        <w:tc>
+          <w:tcPr>
+            <w:tcW w:type="dxa" w:w="5112"/>
+          </w:tcPr>
+          <w:p>
+            <w:r>
+              <w:t>Expected interpretation</w:t>
+            </w:r>
+          </w:p>
+        </w:tc>
+      </w:tr>
+      <w:tr>
+        <w:tc>
+          <w:tcPr>
+            <w:tcW w:type="dxa" w:w="5112"/>
+          </w:tcPr>
+          <w:p>
+            <w:r>
+              <w:t>Staging badge but production target</w:t>
+            </w:r>
+          </w:p>
+        </w:tc>
+        <w:tc>
+          <w:tcPr>
+            <w:tcW w:type="dxa" w:w="5112"/>
+          </w:tcPr>
+          <w:p>
+            <w:r>
+              <w:t>Block; label is not an isolation boundary</w:t>
+            </w:r>
+          </w:p>
+        </w:tc>
+      </w:tr>
+      <w:tr>
+        <w:tc>
+          <w:tcPr>
+            <w:tcW w:type="dxa" w:w="5112"/>
+          </w:tcPr>
+          <w:p>
+            <w:r>
+              <w:t>Fake records but production-capable credential</w:t>
+            </w:r>
+          </w:p>
+        </w:tc>
+        <w:tc>
+          <w:tcPr>
+            <w:tcW w:type="dxa" w:w="5112"/>
+          </w:tcPr>
+          <w:p>
+            <w:r>
+              <w:t>Authority crosses environments; fake data does not repair it</w:t>
+            </w:r>
+          </w:p>
+        </w:tc>
+      </w:tr>
+      <w:tr>
+        <w:tc>
+          <w:tcPr>
+            <w:tcW w:type="dxa" w:w="5112"/>
+          </w:tcPr>
+          <w:p>
+            <w:r>
+              <w:t>Staging store and correct credential, wrong namespace</w:t>
+            </w:r>
+          </w:p>
+        </w:tc>
+        <w:tc>
+          <w:tcPr>
+            <w:tcW w:type="dxa" w:w="5112"/>
+          </w:tcPr>
+          <w:p>
+            <w:r>
+              <w:t>Block; do not silently borrow production secrets</w:t>
+            </w:r>
+          </w:p>
+        </w:tc>
+      </w:tr>
+      <w:tr>
+        <w:tc>
+          <w:tcPr>
+            <w:tcW w:type="dxa" w:w="5112"/>
+          </w:tcPr>
+          <w:p>
+            <w:r>
+              <w:t>Unknown environment or missing field</w:t>
+            </w:r>
+          </w:p>
+        </w:tc>
+        <w:tc>
+          <w:tcPr>
+            <w:tcW w:type="dxa" w:w="5112"/>
+          </w:tcPr>
+          <w:p>
+            <w:r>
+              <w:t>Reject rather than default to production</w:t>
+            </w:r>
+          </w:p>
+        </w:tc>
+      </w:tr>
+      <w:tr>
+        <w:tc>
+          <w:tcPr>
+            <w:tcW w:type="dxa" w:w="5112"/>
+          </w:tcPr>
+          <w:p>
+            <w:r>
+              <w:t>Read-only credential asked to write</w:t>
+            </w:r>
+          </w:p>
+        </w:tc>
+        <w:tc>
+          <w:tcPr>
+            <w:tcW w:type="dxa" w:w="5112"/>
+          </w:tcPr>
+          <w:p>
+            <w:r>
+              <w:t>Block operation mismatch</w:t>
+            </w:r>
+          </w:p>
+        </w:tc>
+      </w:tr>
+      <w:tr>
+        <w:tc>
+          <w:tcPr>
+            <w:tcW w:type="dxa" w:w="5112"/>
+          </w:tcPr>
+          <w:p>
+            <w:r>
+              <w:t>Successful fictional rehearsal</w:t>
+            </w:r>
+          </w:p>
+        </w:tc>
+        <w:tc>
+          <w:tcPr>
+            <w:tcW w:type="dxa" w:w="5112"/>
+          </w:tcPr>
+          <w:p>
+            <w:r>
+              <w:t>Evidence for supplied fixtures; no automatic promotion</w:t>
+            </w:r>
+          </w:p>
+        </w:tc>
+      </w:tr>
+      <w:tr>
+        <w:tc>
+          <w:tcPr>
+            <w:tcW w:type="dxa" w:w="5112"/>
+          </w:tcPr>
+          <w:p>
+            <w:r>
+              <w:t>Actual network route/IAM privileges</w:t>
+            </w:r>
+          </w:p>
+        </w:tc>
+        <w:tc>
+          <w:tcPr>
+            <w:tcW w:type="dxa" w:w="5112"/>
+          </w:tcPr>
+          <w:p>
+            <w:r>
+              <w:t>Not exercised by this symbolic model</w:t>
+            </w:r>
+          </w:p>
+        </w:tc>
+      </w:tr>
+      <w:tr>
+        <w:tc>
+          <w:tcPr>
+            <w:tcW w:type="dxa" w:w="5112"/>
+          </w:tcPr>
+          <w:p>
+            <w:r>
+              <w:t>Real representative test conditions</w:t>
+            </w:r>
+          </w:p>
+        </w:tc>
+        <w:tc>
+          <w:tcPr>
+            <w:tcW w:type="dxa" w:w="5112"/>
+          </w:tcPr>
+          <w:p>
+            <w:r>
+              <w:t>Require approved privacy-safe cases, not copied private production data</w:t>
+            </w:r>
+          </w:p>
+        </w:tc>
+      </w:tr>
+    </w:tbl>
+    <w:p>
+      <w:pPr>
+        <w:pStyle w:val="Heading2"/>
+      </w:pPr>
+      <w:r>
+        <w:t>Guided repair and explanation</w:t>
+      </w:r>
+    </w:p>
+    <w:p>
+      <w:pPr>
         <w:pStyle w:val="Heading3"/>
       </w:pPr>
       <w:r>
@@ -1481,32 +2261,93 @@
     </w:p>
     <w:p>
       <w:pPr>
+        <w:pStyle w:val="ListBullet"/>
+      </w:pPr>
+      <w:r>
+        <w:t>A report omits this qualification: Passing staging tests does not prove production limits or operational conditions are identical. Explain how omitting it could change a reader's interpretation, and write an accurate replacement.</w:t>
+      </w:r>
+    </w:p>
+    <w:p>
+      <w:pPr>
         <w:pStyle w:val="Heading3"/>
       </w:pPr>
       <w:r>
+        <w:t>State one repair and the checks you would rerun.</w:t>
+      </w:r>
+    </w:p>
+    <w:p>
+      <w:r>
+        <w:t>________________________________________________________________</w:t>
+      </w:r>
+    </w:p>
+    <w:p>
+      <w:r>
+        <w:t>________________________________________________________________</w:t>
+      </w:r>
+    </w:p>
+    <w:p>
+      <w:r>
+        <w:t>________________________________________________________________</w:t>
+      </w:r>
+    </w:p>
+    <w:p>
+      <w:r>
+        <w:t>________________________________________________________________</w:t>
+      </w:r>
+    </w:p>
+    <w:p>
+      <w:r>
+        <w:t>________________________________________________________________</w:t>
+      </w:r>
+    </w:p>
+    <w:p>
+      <w:r>
+        <w:t>________________________________________________________________</w:t>
+      </w:r>
+    </w:p>
+    <w:p>
+      <w:pPr>
+        <w:pStyle w:val="Heading2"/>
+      </w:pPr>
+      <w:r>
+        <w:t>Earlier wording, alternatives and picture transcripts · reference / check after trying</w:t>
+      </w:r>
+    </w:p>
+    <w:p>
+      <w:pPr>
+        <w:pStyle w:val="Heading3"/>
+      </w:pPr>
+      <w:r>
         <w:t>Locate the earliest unsupported step</w:t>
       </w:r>
     </w:p>
     <w:p>
       <w:pPr>
-        <w:spacing w:line="336" w:lineRule="auto" w:after="180"/>
-      </w:pPr>
-      <w:r>
-        <w:rPr>
-          <w:b w:val="0"/>
-        </w:rPr>
-        <w:t>A report omits this qualification: Passing staging tests does not prove production limits or operational conditions are identical.</w:t>
-      </w:r>
-    </w:p>
-    <w:p>
-      <w:pPr>
-        <w:spacing w:line="336" w:lineRule="auto" w:after="180"/>
-      </w:pPr>
-      <w:r>
-        <w:rPr>
-          <w:b w:val="0"/>
-        </w:rPr>
-        <w:t>Explain how omitting it could change a reader's interpretation, and write an accurate replacement.</w:t>
+        <w:pStyle w:val="Heading1"/>
+      </w:pPr>
+      <w:r>
+        <w:t>08. Practise identifying the violated boundary</w:t>
+      </w:r>
+    </w:p>
+    <w:p>
+      <w:r>
+        <w:t>Name the actual store, namespace or authority that must change.</w:t>
+      </w:r>
+    </w:p>
+    <w:p>
+      <w:pPr>
+        <w:pStyle w:val="Heading2"/>
+      </w:pPr>
+      <w:r>
+        <w:t>Current explanation and guided check</w:t>
+      </w:r>
+    </w:p>
+    <w:p>
+      <w:pPr>
+        <w:pStyle w:val="ListBullet"/>
+      </w:pPr>
+      <w:r>
+        <w:t>Explain the weekly mechanism in your own words. Use the worked scenario to name its input, decision rule and output.</w:t>
       </w:r>
     </w:p>
     <w:p>
@@ -1514,7 +2355,7 @@
         <w:pStyle w:val="Heading3"/>
       </w:pPr>
       <w:r>
-        <w:t>State one repair and the checks you would rerun.</w:t>
+        <w:t>Guided: restate the worked result, then name the assumption or limitation that prevents a broader conclusion.</w:t>
       </w:r>
     </w:p>
     <w:p>
@@ -1543,79 +2384,19 @@
       </w:r>
     </w:p>
     <w:p>
+      <w:pPr>
+        <w:pStyle w:val="Heading3"/>
+      </w:pPr>
+      <w:r>
+        <w:t>Explain your prediction to a partner before comparing results.</w:t>
+      </w:r>
+    </w:p>
+    <w:p>
       <w:r>
         <w:t>________________________________________________________________</w:t>
       </w:r>
     </w:p>
     <w:p>
-      <w:pPr>
-        <w:pStyle w:val="Heading1"/>
-      </w:pPr>
-      <w:r>
-        <w:t>08. Practise together</w:t>
-      </w:r>
-    </w:p>
-    <w:p>
-      <w:r>
-        <w:t>Practise Deployment environments with support, then explain the deciding step in your own words.</w:t>
-      </w:r>
-    </w:p>
-    <w:p>
-      <w:pPr>
-        <w:spacing w:line="336" w:lineRule="auto" w:after="180"/>
-      </w:pPr>
-      <w:r>
-        <w:rPr>
-          <w:b w:val="0"/>
-        </w:rPr>
-        <w:t xml:space="preserve">Explain the weekly </w:t>
-      </w:r>
-      <w:r>
-        <w:rPr>
-          <w:b/>
-        </w:rPr>
-        <w:t>mechanism</w:t>
-      </w:r>
-      <w:r>
-        <w:rPr>
-          <w:b w:val="0"/>
-        </w:rPr>
-        <w:t xml:space="preserve"> in your own words. Use the worked scenario to name its </w:t>
-      </w:r>
-      <w:r>
-        <w:rPr>
-          <w:b/>
-        </w:rPr>
-        <w:t>input</w:t>
-      </w:r>
-      <w:r>
-        <w:rPr>
-          <w:b w:val="0"/>
-        </w:rPr>
-        <w:t xml:space="preserve">, decision rule and </w:t>
-      </w:r>
-      <w:r>
-        <w:rPr>
-          <w:b/>
-        </w:rPr>
-        <w:t>output</w:t>
-      </w:r>
-      <w:r>
-        <w:rPr>
-          <w:b w:val="0"/>
-        </w:rPr>
-        <w:t>.</w:t>
-      </w:r>
-    </w:p>
-    <w:p>
-      <w:pPr>
-        <w:pStyle w:val="Heading3"/>
-      </w:pPr>
-      <w:r>
-        <w:t>Guided: restate the worked result, then name the assumption or limitation that prevents a broader conclusion.</w:t>
-      </w:r>
-    </w:p>
-    <w:p>
       <w:r>
         <w:t>________________________________________________________________</w:t>
       </w:r>
@@ -1631,49 +2412,11 @@
       </w:r>
     </w:p>
     <w:p>
-      <w:r>
-        <w:t>________________________________________________________________</w:t>
-      </w:r>
-    </w:p>
-    <w:p>
-      <w:r>
-        <w:t>________________________________________________________________</w:t>
-      </w:r>
-    </w:p>
-    <w:p>
-      <w:pPr>
-        <w:pStyle w:val="Heading3"/>
-      </w:pPr>
-      <w:r>
-        <w:t>Explain your prediction to a partner before comparing results.</w:t>
-      </w:r>
-    </w:p>
-    <w:p>
-      <w:r>
-        <w:t>________________________________________________________________</w:t>
-      </w:r>
-    </w:p>
-    <w:p>
-      <w:r>
-        <w:t>________________________________________________________________</w:t>
-      </w:r>
-    </w:p>
-    <w:p>
-      <w:r>
-        <w:t>________________________________________________________________</w:t>
-      </w:r>
-    </w:p>
-    <w:p>
-      <w:r>
-        <w:t>________________________________________________________________</w:t>
-      </w:r>
-    </w:p>
-    <w:p>
-      <w:pPr>
-        <w:pStyle w:val="Heading3"/>
-      </w:pPr>
-      <w:r>
-        <w:t>Practise with less help: Trace the worked case</w:t>
+      <w:pPr>
+        <w:pStyle w:val="Heading2"/>
+      </w:pPr>
+      <w:r>
+        <w:t>Supported W2 trace</w:t>
       </w:r>
     </w:p>
     <w:p>
@@ -1803,94 +2546,49 @@
     </w:p>
     <w:p>
       <w:pPr>
+        <w:pStyle w:val="Heading2"/>
+      </w:pPr>
+      <w:r>
+        <w:t>Individual scope check</w:t>
+      </w:r>
+    </w:p>
+    <w:p>
+      <w:pPr>
+        <w:pStyle w:val="ListBullet"/>
+      </w:pPr>
+      <w:r>
+        <w:t>Use the worked case for Deployment environments. Proposed explanation: “The worked result establishes every future case”. Decide whether this explanation is supported. Point to the step or supplied fact that decides; explain your repair if needed.</w:t>
+      </w:r>
+    </w:p>
+    <w:p>
+      <w:pPr>
+        <w:pStyle w:val="ListBullet"/>
+      </w:pPr>
+      <w:r>
+        <w:t>Answer on your own before discussion. If you are unsure, say which step you need help with.</w:t>
+      </w:r>
+    </w:p>
+    <w:p>
+      <w:pPr>
+        <w:pStyle w:val="Heading2"/>
+      </w:pPr>
+      <w:r>
+        <w:t>Picture response</w:t>
+      </w:r>
+    </w:p>
+    <w:p>
+      <w:pPr>
+        <w:pStyle w:val="ListBullet"/>
+      </w:pPr>
+      <w:r>
+        <w:t>Identify the staging data and credential boundary. Why must the rehearsal stop if its credential reaches production even though the process is labelled staging?</w:t>
+      </w:r>
+    </w:p>
+    <w:p>
+      <w:pPr>
         <w:pStyle w:val="Heading3"/>
       </w:pPr>
       <w:r>
-        <w:t>Check your reasoning</w:t>
-      </w:r>
-    </w:p>
-    <w:p>
-      <w:pPr>
-        <w:spacing w:line="336" w:lineRule="auto" w:after="180"/>
-      </w:pPr>
-      <w:r>
-        <w:rPr>
-          <w:b w:val="0"/>
-        </w:rPr>
-        <w:t xml:space="preserve">Use the worked case for Deployment </w:t>
-      </w:r>
-      <w:r>
-        <w:rPr>
-          <w:b/>
-        </w:rPr>
-        <w:t>environment</w:t>
-      </w:r>
-      <w:r>
-        <w:rPr>
-          <w:b w:val="0"/>
-        </w:rPr>
-        <w:t>s. Proposed explanation: “The worked result establishes every future case”. Decide whether this explanation is supported.</w:t>
-      </w:r>
-    </w:p>
-    <w:p>
-      <w:pPr>
-        <w:spacing w:line="336" w:lineRule="auto" w:after="180"/>
-      </w:pPr>
-      <w:r>
-        <w:rPr>
-          <w:b w:val="0"/>
-        </w:rPr>
-        <w:t>Point to the step or supplied fact that decides; explain your repair if needed.</w:t>
-      </w:r>
-    </w:p>
-    <w:p>
-      <w:pPr>
-        <w:spacing w:line="336" w:lineRule="auto" w:after="180"/>
-      </w:pPr>
-      <w:r>
-        <w:rPr>
-          <w:b w:val="0"/>
-        </w:rPr>
-        <w:t>Answer on your own before discussion. If you are unsure, say which step you need help with.</w:t>
-      </w:r>
-    </w:p>
-    <w:p>
-      <w:pPr>
-        <w:pStyle w:val="Heading3"/>
-      </w:pPr>
-      <w:r>
-        <w:t>Explain the picture</w:t>
-      </w:r>
-    </w:p>
-    <w:p>
-      <w:pPr>
-        <w:spacing w:line="336" w:lineRule="auto" w:after="180"/>
-        <w:shd w:fill="F5F1FB"/>
-      </w:pPr>
-      <w:r>
-        <w:rPr>
-          <w:b w:val="0"/>
-        </w:rPr>
-        <w:t xml:space="preserve">Identify the staging data and credential boundary. Why must the rehearsal stop if its credential reaches production even though the </w:t>
-      </w:r>
-      <w:r>
-        <w:rPr>
-          <w:b/>
-        </w:rPr>
-        <w:t>process</w:t>
-      </w:r>
-      <w:r>
-        <w:rPr>
-          <w:b w:val="0"/>
-        </w:rPr>
-        <w:t xml:space="preserve"> is labelled staging?</w:t>
-      </w:r>
-    </w:p>
-    <w:p>
-      <w:pPr>
-        <w:pStyle w:val="Heading3"/>
-      </w:pPr>
-      <w:r>
         <w:t>My explanation using a pictured step and the given facts</w:t>
       </w:r>
     </w:p>
@@ -1912,6 +2610,14 @@
     <w:p>
       <w:r>
         <w:t>________________________________________________________________</w:t>
+      </w:r>
+    </w:p>
+    <w:p>
+      <w:pPr>
+        <w:pStyle w:val="Heading2"/>
+      </w:pPr>
+      <w:r>
+        <w:t>Reserve the selected development case</w:t>
       </w:r>
     </w:p>
     <w:p>
@@ -1927,23 +2633,55 @@
     </w:p>
     <w:p>
       <w:pPr>
+        <w:pStyle w:val="Heading2"/>
+      </w:pPr>
+      <w:r>
+        <w:t>Earlier wording, alternatives and picture transcripts · reference / check after trying</w:t>
+      </w:r>
+    </w:p>
+    <w:p>
+      <w:pPr>
+        <w:pStyle w:val="Heading3"/>
+      </w:pPr>
+      <w:r>
+        <w:t>Practise with less help: Trace the worked case</w:t>
+      </w:r>
+    </w:p>
+    <w:p>
+      <w:pPr>
+        <w:pStyle w:val="Heading3"/>
+      </w:pPr>
+      <w:r>
+        <w:t>Check your reasoning</w:t>
+      </w:r>
+    </w:p>
+    <w:p>
+      <w:pPr>
+        <w:pStyle w:val="Heading3"/>
+      </w:pPr>
+      <w:r>
+        <w:t>Explain the picture</w:t>
+      </w:r>
+    </w:p>
+    <w:p>
+      <w:pPr>
         <w:pStyle w:val="Heading1"/>
       </w:pPr>
       <w:r>
-        <w:t>09. Run the investigation</w:t>
-      </w:r>
-    </w:p>
-    <w:p>
-      <w:r>
-        <w:t>Investigate Deployment environments. Record the prediction, actual observation or labelled paper trace, explanation and next test separately.</w:t>
-      </w:r>
-    </w:p>
-    <w:p>
-      <w:pPr>
-        <w:pStyle w:val="Heading3"/>
-      </w:pPr>
-      <w:r>
-        <w:t>Predict, investigate and preserve the evidence</w:t>
+        <w:t>09. Run a complete symbolic separation investigation</w:t>
+      </w:r>
+    </w:p>
+    <w:p>
+      <w:r>
+        <w:t>Check both decisions and the lookup trace.</w:t>
+      </w:r>
+    </w:p>
+    <w:p>
+      <w:pPr>
+        <w:pStyle w:val="Heading2"/>
+      </w:pPr>
+      <w:r>
+        <w:t>Current misleading-badge investigation</w:t>
       </w:r>
     </w:p>
     <w:p>
@@ -1955,6 +2693,147 @@
           <w:b w:val="0"/>
         </w:rPr>
         <w:t>Staging configuration points to production storage while the interface displays staging. Show the intermediate steps and give the conclusion with its scope.</w:t>
+      </w:r>
+    </w:p>
+    <w:p>
+      <w:pPr>
+        <w:pStyle w:val="Heading2"/>
+      </w:pPr>
+      <w:r>
+        <w:t>Runnable local environment audit</w:t>
+      </w:r>
+    </w:p>
+    <w:p>
+      <w:r>
+        <w:rPr>
+          <w:rFonts w:ascii="Courier New" w:hAnsi="Courier New"/>
+          <w:sz w:val="18"/>
+        </w:rPr>
+        <w:t>"""Audit symbolic environment configuration; no real endpoint, token or deployment."""</w:t>
+        <w:br/>
+        <w:t>from copy import deepcopy</w:t>
+        <w:br/>
+        <w:t>ENVIRONMENTS={</w:t>
+        <w:br/>
+        <w:t xml:space="preserve"> 'development':{'store':'dev-fixtures','namespace':'dev-mock','credential':'dev-reader','room':'D'},</w:t>
+        <w:br/>
+        <w:t xml:space="preserve"> 'staging':{'store':'stage-fixtures','namespace':'stage-mock','credential':'stage-reader','room':'Z'},</w:t>
+        <w:br/>
+        <w:t xml:space="preserve"> 'production':{'store':'approved-school','namespace':'prod-mock','credential':'prod-reader','room':'A'}}</w:t>
+        <w:br/>
+        <w:t># Symbolic authority metadata comes from the trusted harness, not a client claim.</w:t>
+        <w:br/>
+        <w:t>CREDENTIALS={v['credential']:{'environment':e,'store':v['store'],'operation':'read'}</w:t>
+        <w:br/>
+        <w:t xml:space="preserve">             for e,v in ENVIRONMENTS.items()}</w:t>
+        <w:br/>
+        <w:t>STORES={v['store']:{'room':v['room'],'fictional':True} for v in ENVIRONMENTS.values()}</w:t>
+        <w:br/>
+        <w:t>FIELDS={'environment','store','namespace','credential','operation'}</w:t>
+        <w:br/>
+        <w:t>def audit(config):</w:t>
+        <w:br/>
+        <w:t xml:space="preserve"> if type(config) is not dict or set(config)!=FIELDS:raise ValueError('exact config fields required')</w:t>
+        <w:br/>
+        <w:t xml:space="preserve"> if any(type(v) is not str or not v for v in config.values()):raise ValueError('nonempty string fields required')</w:t>
+        <w:br/>
+        <w:t xml:space="preserve"> env=config['environment']</w:t>
+        <w:br/>
+        <w:t xml:space="preserve"> if env not in ENVIRONMENTS:return {'status':'blocked','reason':'unknown environment'}</w:t>
+        <w:br/>
+        <w:t xml:space="preserve"> expected=ENVIRONMENTS[env];authority=CREDENTIALS.get(config['credential'])</w:t>
+        <w:br/>
+        <w:t xml:space="preserve"> if config['store']!=expected['store']:return {'status':'blocked','reason':'store crosses environment'}</w:t>
+        <w:br/>
+        <w:t xml:space="preserve"> if config['namespace']!=expected['namespace']:return {'status':'blocked','reason':'namespace crosses environment'}</w:t>
+        <w:br/>
+        <w:t xml:space="preserve"> if config['credential']!=expected['credential'] or authority is None:</w:t>
+        <w:br/>
+        <w:t xml:space="preserve">  return {'status':'blocked','reason':'credential crosses environment or is unknown'}</w:t>
+        <w:br/>
+        <w:t xml:space="preserve"> if authority['environment']!=env or authority['store']!=config['store'] or authority['operation']!=config['operation']:</w:t>
+        <w:br/>
+        <w:t xml:space="preserve">  return {'status':'blocked','reason':'credential authority does not match operation/context'}</w:t>
+        <w:br/>
+        <w:t xml:space="preserve"> return {'status':'allowed_fixture_read','environment':env}</w:t>
+        <w:br/>
+        <w:t>def read_fixture(config,calls):</w:t>
+        <w:br/>
+        <w:t xml:space="preserve"> verdict=audit(config)</w:t>
+        <w:br/>
+        <w:t xml:space="preserve"> if verdict['status']!='allowed_fixture_read':return verdict</w:t>
+        <w:br/>
+        <w:t xml:space="preserve"> calls.append(config['store'])</w:t>
+        <w:br/>
+        <w:t xml:space="preserve"> return {**verdict,'record':deepcopy(STORES[config['store']])}</w:t>
+        <w:br/>
+        <w:t>def config_for(env):</w:t>
+        <w:br/>
+        <w:t xml:space="preserve"> rule=ENVIRONMENTS[env]</w:t>
+        <w:br/>
+        <w:t xml:space="preserve"> return {'environment':env,'store':rule['store'],'namespace':rule['namespace'],</w:t>
+        <w:br/>
+        <w:t xml:space="preserve">         'credential':rule['credential'],'operation':'read'}</w:t>
+        <w:br/>
+        <w:br/>
+        <w:t>before=deepcopy(STORES);calls=[];stage=config_for('staging')</w:t>
+        <w:br/>
+        <w:t>main_bad={**stage,'store':ENVIRONMENTS['production']['store']}</w:t>
+        <w:br/>
+        <w:t>main=read_fixture(main_bad,calls)</w:t>
+        <w:br/>
+        <w:t>assert main['status']=='blocked' and calls==[]</w:t>
+        <w:br/>
+        <w:t>picture=read_fixture(stage,calls)</w:t>
+        <w:br/>
+        <w:t>assert picture['record']['room']=='Z' and calls==['stage-fixtures']</w:t>
+        <w:br/>
+        <w:t>changed=read_fixture({**stage,'credential':'prod-reader'},calls)</w:t>
+        <w:br/>
+        <w:t>assert changed['status']=='blocked' and calls==['stage-fixtures']</w:t>
+        <w:br/>
+        <w:t>assert audit({**stage,'namespace':'prod-mock'})['status']=='blocked'</w:t>
+        <w:br/>
+        <w:t>assert audit({**stage,'operation':'write'})['status']=='blocked'</w:t>
+        <w:br/>
+        <w:t>assert audit({**stage,'environment':'stage'})['status']=='blocked'</w:t>
+        <w:br/>
+        <w:t>assert STORES==before</w:t>
+        <w:br/>
+        <w:t>print('Main staging badge with production store:',main)</w:t>
+        <w:br/>
+        <w:t>print('Picture valid rehearsal:',picture,'changed production credential:',changed)</w:t>
+        <w:br/>
+        <w:t>print('Only successful local fixture read:',calls,'all source stores unchanged:',STORES==before)</w:t>
+        <w:br/>
+        <w:t>print('All environments, records and credential IDs are fictional; production here is another dictionary.')</w:t>
+        <w:br/>
+        <w:t>print('A label or symbolic allowlist is not network/IAM isolation. No real credentials, endpoints, secrets, promotion or deployment are accessed.')</w:t>
+        <w:br/>
+      </w:r>
+    </w:p>
+    <w:p>
+      <w:pPr>
+        <w:pStyle w:val="Heading2"/>
+      </w:pPr>
+      <w:r>
+        <w:t>Expected outcomes and scope limits</w:t>
+      </w:r>
+    </w:p>
+    <w:p>
+      <w:pPr>
+        <w:pStyle w:val="ListNumber"/>
+      </w:pPr>
+      <w:r>
+        <w:t>Predict which configurations reach the local lookup. The main wrong-store case blocks with an empty call list. Correct staging reads room Z once. A production credential, wrong namespace, write request and unknown environment each block with no additional read. All source dictionaries stay unchanged. The credential IDs and authority manifest are supplied trusted fixtures, not credentials that the program discovers or verifies remotely. It reads no environment variables, secrets or external endpoints, and it deploys or promotes nothing. Record an actual local run separately from a paper trace.</w:t>
+      </w:r>
+    </w:p>
+    <w:p>
+      <w:pPr>
+        <w:pStyle w:val="Heading2"/>
+      </w:pPr>
+      <w:r>
+        <w:t>Evidence ledger and reflection</w:t>
       </w:r>
     </w:p>
     <w:tbl>
@@ -2106,14 +2985,6 @@
     </w:p>
     <w:p>
       <w:pPr>
-        <w:pStyle w:val="Heading3"/>
-      </w:pPr>
-      <w:r>
-        <w:t>Plan → try → check</w:t>
-      </w:r>
-    </w:p>
-    <w:p>
-      <w:pPr>
         <w:spacing w:line="336" w:lineRule="auto" w:after="180"/>
       </w:pPr>
       <w:r>
@@ -2125,23 +2996,47 @@
     </w:p>
     <w:p>
       <w:pPr>
+        <w:pStyle w:val="Heading2"/>
+      </w:pPr>
+      <w:r>
+        <w:t>Earlier wording, alternatives and picture transcripts · reference / check after trying</w:t>
+      </w:r>
+    </w:p>
+    <w:p>
+      <w:pPr>
+        <w:pStyle w:val="Heading3"/>
+      </w:pPr>
+      <w:r>
+        <w:t>Predict, investigate and preserve the evidence</w:t>
+      </w:r>
+    </w:p>
+    <w:p>
+      <w:pPr>
+        <w:pStyle w:val="Heading3"/>
+      </w:pPr>
+      <w:r>
+        <w:t>Plan → try → check</w:t>
+      </w:r>
+    </w:p>
+    <w:p>
+      <w:pPr>
         <w:pStyle w:val="Heading1"/>
       </w:pPr>
       <w:r>
-        <w:t>10. Build your understanding</w:t>
-      </w:r>
-    </w:p>
-    <w:p>
-      <w:r>
-        <w:t>Move from recall to tracing, diagnosis and transfer in Deployment environments. Explain why each step is justified.</w:t>
-      </w:r>
-    </w:p>
-    <w:p>
-      <w:pPr>
-        <w:pStyle w:val="Heading3"/>
-      </w:pPr>
-      <w:r>
-        <w:t>Explain → apply → challenge</w:t>
+        <w:t>14. Try alone: fake development records with production authority</w:t>
+      </w:r>
+    </w:p>
+    <w:p>
+      <w:r>
+        <w:t>Inspect the credential boundary even when the data looks harmless.</w:t>
+      </w:r>
+    </w:p>
+    <w:p>
+      <w:pPr>
+        <w:pStyle w:val="Heading2"/>
+      </w:pPr>
+      <w:r>
+        <w:t>Complete selected independent task</w:t>
       </w:r>
     </w:p>
     <w:p>
@@ -2152,43 +3047,123 @@
         <w:rPr>
           <w:b w:val="0"/>
         </w:rPr>
-        <w:t xml:space="preserve">Explain the weekly </w:t>
-      </w:r>
-      <w:r>
-        <w:rPr>
-          <w:b/>
-        </w:rPr>
-        <w:t>mechanism</w:t>
-      </w:r>
+        <w:t>Development uses fake records but a production token. What boundary is violated?</w:t>
+      </w:r>
+    </w:p>
+    <w:p>
+      <w:pPr>
+        <w:pStyle w:val="Heading2"/>
+      </w:pPr>
+      <w:r>
+        <w:t>First attempt and support record</w:t>
+      </w:r>
+    </w:p>
+    <w:p>
+      <w:pPr>
+        <w:pStyle w:val="Heading3"/>
+      </w:pPr>
+      <w:r>
+        <w:t>My independent explanation, trace and limits</w:t>
+      </w:r>
+    </w:p>
+    <w:p>
+      <w:r>
+        <w:t>________________________________________________________________</w:t>
+      </w:r>
+    </w:p>
+    <w:p>
+      <w:r>
+        <w:t>________________________________________________________________</w:t>
+      </w:r>
+    </w:p>
+    <w:p>
+      <w:r>
+        <w:t>________________________________________________________________</w:t>
+      </w:r>
+    </w:p>
+    <w:p>
+      <w:r>
+        <w:t>________________________________________________________________</w:t>
+      </w:r>
+    </w:p>
+    <w:p>
+      <w:r>
+        <w:t>________________________________________________________________</w:t>
+      </w:r>
+    </w:p>
+    <w:p>
+      <w:r>
+        <w:t>________________________________________________________________</w:t>
+      </w:r>
+    </w:p>
+    <w:p>
+      <w:r>
+        <w:t>________________________________________________________________</w:t>
+      </w:r>
+    </w:p>
+    <w:p>
+      <w:pPr>
+        <w:spacing w:line="336" w:lineRule="auto" w:after="180"/>
+      </w:pPr>
       <w:r>
         <w:rPr>
           <w:b w:val="0"/>
         </w:rPr>
-        <w:t xml:space="preserve"> in your own words. Use the worked scenario to name its </w:t>
-      </w:r>
-      <w:r>
-        <w:rPr>
-          <w:b/>
-        </w:rPr>
-        <w:t>input</w:t>
-      </w:r>
+        <w:t>Attempt this case before feedback. Record any help. Earlier examples below are further practice; a case already practised with feedback cannot establish fresh transfer.</w:t>
+      </w:r>
+    </w:p>
+    <w:p>
+      <w:pPr>
+        <w:pStyle w:val="Heading2"/>
+      </w:pPr>
+      <w:r>
+        <w:t>Feedback after trying</w:t>
+      </w:r>
+    </w:p>
+    <w:p>
+      <w:pPr>
+        <w:spacing w:line="336" w:lineRule="auto" w:after="180"/>
+      </w:pPr>
       <w:r>
         <w:rPr>
           <w:b w:val="0"/>
         </w:rPr>
-        <w:t xml:space="preserve">, decision rule and </w:t>
-      </w:r>
-      <w:r>
-        <w:rPr>
-          <w:b/>
-        </w:rPr>
-        <w:t>output</w:t>
-      </w:r>
+        <w:t>Attempt the independent case before hints. Record whether you worked alone, used a hint or followed a model. After feedback, fix the first unsupported step and explain why it changed.</w:t>
+      </w:r>
+    </w:p>
+    <w:p>
+      <w:pPr>
+        <w:spacing w:line="336" w:lineRule="auto" w:after="180"/>
+      </w:pPr>
       <w:r>
         <w:rPr>
           <w:b w:val="0"/>
         </w:rPr>
-        <w:t>.</w:t>
+        <w:t>A later check uses a changed case, not a copied answer.</w:t>
+      </w:r>
+    </w:p>
+    <w:p>
+      <w:pPr>
+        <w:pStyle w:val="Heading2"/>
+      </w:pPr>
+      <w:r>
+        <w:t>Earlier wording, alternatives and picture transcripts · reference / check after trying</w:t>
+      </w:r>
+    </w:p>
+    <w:p>
+      <w:pPr>
+        <w:pStyle w:val="Heading3"/>
+      </w:pPr>
+      <w:r>
+        <w:t>Independent case: Apply a new case independently</w:t>
+      </w:r>
+    </w:p>
+    <w:p>
+      <w:pPr>
+        <w:pStyle w:val="Heading3"/>
+      </w:pPr>
+      <w:r>
+        <w:t>Attempt this without hints</w:t>
       </w:r>
     </w:p>
     <w:p>
@@ -2199,7 +3174,55 @@
         <w:rPr>
           <w:b w:val="0"/>
         </w:rPr>
-        <w:t>A report omits this qualification: Passing staging tests does not prove production limits or operational conditions are identical.</w:t>
+        <w:t>Development uses fake records but a production token. What boundary is violated?</w:t>
+      </w:r>
+    </w:p>
+    <w:p>
+      <w:pPr>
+        <w:pStyle w:val="Heading3"/>
+      </w:pPr>
+      <w:r>
+        <w:t>My independent procedure, result and limitation</w:t>
+      </w:r>
+    </w:p>
+    <w:p>
+      <w:r>
+        <w:t>________________________________________________________________</w:t>
+      </w:r>
+    </w:p>
+    <w:p>
+      <w:r>
+        <w:t>________________________________________________________________</w:t>
+      </w:r>
+    </w:p>
+    <w:p>
+      <w:r>
+        <w:t>________________________________________________________________</w:t>
+      </w:r>
+    </w:p>
+    <w:p>
+      <w:r>
+        <w:t>________________________________________________________________</w:t>
+      </w:r>
+    </w:p>
+    <w:p>
+      <w:r>
+        <w:t>________________________________________________________________</w:t>
+      </w:r>
+    </w:p>
+    <w:p>
+      <w:r>
+        <w:t>________________________________________________________________</w:t>
+      </w:r>
+    </w:p>
+    <w:p>
+      <w:r>
+        <w:t>________________________________________________________________</w:t>
+      </w:r>
+    </w:p>
+    <w:p>
+      <w:r>
+        <w:t>________________________________________________________________</w:t>
       </w:r>
     </w:p>
     <w:p>
@@ -2210,29 +3233,7 @@
         <w:rPr>
           <w:b w:val="0"/>
         </w:rPr>
-        <w:t>Explain how omitting it could change a reader's interpretation, and write an accurate replacement.</w:t>
-      </w:r>
-    </w:p>
-    <w:p>
-      <w:pPr>
-        <w:spacing w:line="336" w:lineRule="auto" w:after="180"/>
-      </w:pPr>
-      <w:r>
-        <w:rPr>
-          <w:b w:val="0"/>
-        </w:rPr>
-        <w:t>For the worked scenario, propose one additional case that could reveal a failure, describe its expected outcome before running it, and explain what would need to remain fixed for a fair comparison.</w:t>
-      </w:r>
-    </w:p>
-    <w:p>
-      <w:pPr>
-        <w:spacing w:line="336" w:lineRule="auto" w:after="180"/>
-      </w:pPr>
-      <w:r>
-        <w:rPr>
-          <w:b w:val="0"/>
-        </w:rPr>
-        <w:t>Do not reuse W4 as a new final test after receiving feedback.</w:t>
+        <w:t>Record support used: none, hint or teacher explanation. After feedback, a different case is needed to demonstrate independence.</w:t>
       </w:r>
     </w:p>
     <w:p>
@@ -2240,32 +3241,7 @@
         <w:pStyle w:val="Heading3"/>
       </w:pPr>
       <w:r>
-        <w:t>Explain which evidence supports your conclusion and which claim remains unproved.</w:t>
-      </w:r>
-    </w:p>
-    <w:p>
-      <w:r>
-        <w:t>________________________________________________________________</w:t>
-      </w:r>
-    </w:p>
-    <w:p>
-      <w:r>
-        <w:t>________________________________________________________________</w:t>
-      </w:r>
-    </w:p>
-    <w:p>
-      <w:r>
-        <w:t>________________________________________________________________</w:t>
-      </w:r>
-    </w:p>
-    <w:p>
-      <w:r>
-        <w:t>________________________________________________________________</w:t>
-      </w:r>
-    </w:p>
-    <w:p>
-      <w:r>
-        <w:t>________________________________________________________________</w:t>
+        <w:t>Use feedback to improve</w:t>
       </w:r>
     </w:p>
     <w:p>
@@ -2273,12 +3249,20 @@
         <w:pStyle w:val="Heading1"/>
       </w:pPr>
       <w:r>
-        <w:t>11. Connect your project</w:t>
-      </w:r>
-    </w:p>
-    <w:p>
-      <w:r>
-        <w:t>Apply this week’s idea to Grounded Learning Service. Keep an annotated decision and the evidence supporting it.</w:t>
+        <w:t>11. Save the reviewed manifest and mismatch evidence</w:t>
+      </w:r>
+    </w:p>
+    <w:p>
+      <w:r>
+        <w:t>Use symbolic credential identifiers without secret values.</w:t>
+      </w:r>
+    </w:p>
+    <w:p>
+      <w:pPr>
+        <w:pStyle w:val="Heading2"/>
+      </w:pPr>
+      <w:r>
+        <w:t>Project task and artifact</w:t>
       </w:r>
     </w:p>
     <w:p>
@@ -2493,10 +3477,10 @@
     </w:tbl>
     <w:p>
       <w:pPr>
-        <w:pStyle w:val="Heading3"/>
-      </w:pPr>
-      <w:r>
-        <w:t>Evidence for your project</w:t>
+        <w:pStyle w:val="Heading2"/>
+      </w:pPr>
+      <w:r>
+        <w:t>Actual run or trace and limitations</w:t>
       </w:r>
     </w:p>
     <w:p>
@@ -2524,15 +3508,88 @@
     </w:p>
     <w:p>
       <w:pPr>
+        <w:pStyle w:val="Heading2"/>
+      </w:pPr>
+      <w:r>
+        <w:t>Earlier wording, alternatives and picture transcripts · reference / check after trying</w:t>
+      </w:r>
+    </w:p>
+    <w:p>
+      <w:pPr>
+        <w:pStyle w:val="Heading3"/>
+      </w:pPr>
+      <w:r>
+        <w:t>Evidence for your project</w:t>
+      </w:r>
+    </w:p>
+    <w:p>
+      <w:pPr>
         <w:pStyle w:val="Heading1"/>
       </w:pPr>
       <w:r>
-        <w:t>12. Show what you know</w:t>
-      </w:r>
-    </w:p>
-    <w:p>
-      <w:r>
-        <w:t>Use a genuinely new case for independent evidence. Previously discussed examples remain practice; use the separately named independent case before feedback.</w:t>
+        <w:t>16. Explain what the environment badge cannot establish</w:t>
+      </w:r>
+    </w:p>
+    <w:p>
+      <w:r>
+        <w:t>Support a separation claim with target and authority evidence.</w:t>
+      </w:r>
+    </w:p>
+    <w:p>
+      <w:pPr>
+        <w:pStyle w:val="Heading2"/>
+      </w:pPr>
+      <w:r>
+        <w:t>Retrieve and explain</w:t>
+      </w:r>
+    </w:p>
+    <w:p>
+      <w:pPr>
+        <w:pStyle w:val="ListBullet"/>
+      </w:pPr>
+      <w:r>
+        <w:t>Close your notes. Explain this goal in your own words: Explain the mechanism and terminology of deployment environments</w:t>
+      </w:r>
+    </w:p>
+    <w:p>
+      <w:pPr>
+        <w:pStyle w:val="Heading3"/>
+      </w:pPr>
+      <w:r>
+        <w:t>My deciding step, evidence and one remaining question</w:t>
+      </w:r>
+    </w:p>
+    <w:p>
+      <w:r>
+        <w:t>________________________________________________________________</w:t>
+      </w:r>
+    </w:p>
+    <w:p>
+      <w:r>
+        <w:t>________________________________________________________________</w:t>
+      </w:r>
+    </w:p>
+    <w:p>
+      <w:r>
+        <w:t>________________________________________________________________</w:t>
+      </w:r>
+    </w:p>
+    <w:p>
+      <w:r>
+        <w:t>________________________________________________________________</w:t>
+      </w:r>
+    </w:p>
+    <w:p>
+      <w:r>
+        <w:t>________________________________________________________________</w:t>
+      </w:r>
+    </w:p>
+    <w:p>
+      <w:pPr>
+        <w:pStyle w:val="Heading2"/>
+      </w:pPr>
+      <w:r>
+        <w:t>Plan a changed-case return</w:t>
       </w:r>
     </w:p>
     <w:p>
@@ -2543,62 +3600,31 @@
         <w:rPr>
           <w:b w:val="0"/>
         </w:rPr>
-        <w:t>Complete the supported workbook tasks before attempting W4 independently. Record any hints or help used. After feedback, use the teacher's fresh retry rather than copying the earlier answer.</w:t>
-      </w:r>
-    </w:p>
-    <w:p>
-      <w:pPr>
-        <w:spacing w:line="336" w:lineRule="auto" w:after="180"/>
-      </w:pPr>
+        <w:t xml:space="preserve">If you are unsure, return to the worked picture and explain one arrow. If you are ready, change an </w:t>
+      </w:r>
+      <w:r>
+        <w:rPr>
+          <w:b/>
+        </w:rPr>
+        <w:t>input</w:t>
+      </w:r>
       <w:r>
         <w:rPr>
           <w:b w:val="0"/>
         </w:rPr>
-        <w:t>For a project, select a relevant new case, predict the outcome from the declared rule and preserve the result alongside any revision.</w:t>
-      </w:r>
-    </w:p>
-    <w:p>
-      <w:pPr>
-        <w:pStyle w:val="Heading3"/>
-      </w:pPr>
-      <w:r>
-        <w:t>Exit: propose one revealing change to the worked scenario. State the expected outcome and the evidence that would make you revise your explanation.</w:t>
-      </w:r>
-    </w:p>
-    <w:p>
-      <w:r>
-        <w:t>________________________________________________________________</w:t>
-      </w:r>
-    </w:p>
-    <w:p>
-      <w:r>
-        <w:t>________________________________________________________________</w:t>
-      </w:r>
-    </w:p>
-    <w:p>
-      <w:r>
-        <w:t>________________________________________________________________</w:t>
-      </w:r>
-    </w:p>
-    <w:p>
-      <w:r>
-        <w:t>________________________________________________________________</w:t>
-      </w:r>
-    </w:p>
-    <w:p>
-      <w:r>
-        <w:t>________________________________________________________________</w:t>
-      </w:r>
-    </w:p>
-    <w:p>
-      <w:pPr>
-        <w:spacing w:line="336" w:lineRule="auto" w:after="180"/>
-      </w:pPr>
+        <w:t xml:space="preserve"> or assumption and justify your </w:t>
+      </w:r>
+      <w:r>
+        <w:rPr>
+          <w:b/>
+        </w:rPr>
+        <w:t>prediction</w:t>
+      </w:r>
       <w:r>
         <w:rPr>
           <w:b w:val="0"/>
         </w:rPr>
-        <w:t>For the worked scenario, propose one additional case that could reveal a failure, describe its expected outcome before running it, and explain what would need to remain fixed for a fair comparison.</w:t>
+        <w:t>.</w:t>
       </w:r>
     </w:p>
     <w:p>
@@ -2609,14 +3635,336 @@
         <w:rPr>
           <w:b w:val="0"/>
         </w:rPr>
-        <w:t>Do not reuse W4 as a new final test after receiving feedback.</w:t>
-      </w:r>
-    </w:p>
+        <w:t xml:space="preserve">Save your workbook </w:t>
+      </w:r>
+      <w:r>
+        <w:rPr>
+          <w:b/>
+        </w:rPr>
+        <w:t>evidence</w:t>
+      </w:r>
+      <w:r>
+        <w:rPr>
+          <w:b w:val="0"/>
+        </w:rPr>
+        <w:t>. At the next review, try a different case before opening your old answer.</w:t>
+      </w:r>
+    </w:p>
+    <w:p>
+      <w:pPr>
+        <w:pStyle w:val="Heading1"/>
+      </w:pPr>
+      <w:r>
+        <w:t>Reference bank and extra practice</w:t>
+      </w:r>
+    </w:p>
+    <w:p>
+      <w:pPr>
+        <w:pStyle w:val="Heading1"/>
+      </w:pPr>
+      <w:r>
+        <w:t>05. Reference · Use service vocabulary precisely</w:t>
+      </w:r>
+    </w:p>
+    <w:p>
+      <w:r>
+        <w:t>Connect each term to an input, operation, evidence source or outcome.</w:t>
+      </w:r>
+    </w:p>
+    <w:p>
+      <w:pPr>
+        <w:pStyle w:val="Heading2"/>
+      </w:pPr>
+      <w:r>
+        <w:t>Vocabulary and your explanation</w:t>
+      </w:r>
+    </w:p>
+    <w:tbl>
+      <w:tblPr>
+        <w:tblStyle w:val="LightShading-Accent1"/>
+        <w:tblW w:type="auto" w:w="0"/>
+        <w:tblLook w:firstColumn="1" w:firstRow="1" w:lastColumn="0" w:lastRow="0" w:noHBand="0" w:noVBand="1" w:val="04A0"/>
+      </w:tblPr>
+      <w:tblGrid>
+        <w:gridCol w:w="5112"/>
+        <w:gridCol w:w="5112"/>
+      </w:tblGrid>
+      <w:tr>
+        <w:trPr>
+          <w:tblHeader/>
+        </w:trPr>
+        <w:tc>
+          <w:tcPr>
+            <w:tcW w:type="dxa" w:w="5112"/>
+          </w:tcPr>
+          <w:p>
+            <w:r>
+              <w:t>Word</w:t>
+            </w:r>
+          </w:p>
+        </w:tc>
+        <w:tc>
+          <w:tcPr>
+            <w:tcW w:type="dxa" w:w="5112"/>
+          </w:tcPr>
+          <w:p>
+            <w:r>
+              <w:t>Meaning</w:t>
+            </w:r>
+          </w:p>
+        </w:tc>
+      </w:tr>
+      <w:tr>
+        <w:tc>
+          <w:tcPr>
+            <w:tcW w:type="dxa" w:w="5112"/>
+          </w:tcPr>
+          <w:p>
+            <w:r>
+              <w:t>Environment</w:t>
+            </w:r>
+          </w:p>
+        </w:tc>
+        <w:tc>
+          <w:tcPr>
+            <w:tcW w:type="dxa" w:w="5112"/>
+          </w:tcPr>
+          <w:p>
+            <w:r>
+              <w:t>A declared deployment/configuration context</w:t>
+            </w:r>
+          </w:p>
+        </w:tc>
+      </w:tr>
+      <w:tr>
+        <w:tc>
+          <w:tcPr>
+            <w:tcW w:type="dxa" w:w="5112"/>
+          </w:tcPr>
+          <w:p>
+            <w:r>
+              <w:t>Isolation</w:t>
+            </w:r>
+          </w:p>
+        </w:tc>
+        <w:tc>
+          <w:tcPr>
+            <w:tcW w:type="dxa" w:w="5112"/>
+          </w:tcPr>
+          <w:p>
+            <w:r>
+              <w:t>Preventing unintended cross-context access</w:t>
+            </w:r>
+          </w:p>
+        </w:tc>
+      </w:tr>
+      <w:tr>
+        <w:tc>
+          <w:tcPr>
+            <w:tcW w:type="dxa" w:w="5112"/>
+          </w:tcPr>
+          <w:p>
+            <w:r>
+              <w:t>Configuration mapping</w:t>
+            </w:r>
+          </w:p>
+        </w:tc>
+        <w:tc>
+          <w:tcPr>
+            <w:tcW w:type="dxa" w:w="5112"/>
+          </w:tcPr>
+          <w:p>
+            <w:r>
+              <w:t>The relationship between environment and allowed resources</w:t>
+            </w:r>
+          </w:p>
+        </w:tc>
+      </w:tr>
+    </w:tbl>
     <w:p>
       <w:pPr>
         <w:pStyle w:val="Heading3"/>
       </w:pPr>
       <w:r>
+        <w:t>Use two terms to explain a step in this week’s example.</w:t>
+      </w:r>
+    </w:p>
+    <w:p>
+      <w:r>
+        <w:t>________________________________________________________________</w:t>
+      </w:r>
+    </w:p>
+    <w:p>
+      <w:r>
+        <w:t>________________________________________________________________</w:t>
+      </w:r>
+    </w:p>
+    <w:p>
+      <w:r>
+        <w:t>________________________________________________________________</w:t>
+      </w:r>
+    </w:p>
+    <w:p>
+      <w:pPr>
+        <w:pStyle w:val="Heading1"/>
+      </w:pPr>
+      <w:r>
+        <w:t>10. Extra challenge · Explain a stronger case</w:t>
+      </w:r>
+    </w:p>
+    <w:p>
+      <w:r>
+        <w:t>Choose the next challenge after the main route.</w:t>
+      </w:r>
+    </w:p>
+    <w:p>
+      <w:pPr>
+        <w:pStyle w:val="Heading2"/>
+      </w:pPr>
+      <w:r>
+        <w:t>Explain,repair and extend</w:t>
+      </w:r>
+    </w:p>
+    <w:p>
+      <w:pPr>
+        <w:pStyle w:val="Heading3"/>
+      </w:pPr>
+      <w:r>
+        <w:t>Explain → apply → challenge</w:t>
+      </w:r>
+    </w:p>
+    <w:p>
+      <w:pPr>
+        <w:pStyle w:val="ListBullet"/>
+      </w:pPr>
+      <w:r>
+        <w:t>Explain the weekly mechanism in your own words. Use the worked scenario to name its input, decision rule and output.</w:t>
+      </w:r>
+    </w:p>
+    <w:p>
+      <w:pPr>
+        <w:pStyle w:val="ListBullet"/>
+      </w:pPr>
+      <w:r>
+        <w:t>A report omits this qualification: Passing staging tests does not prove production limits or operational conditions are identical. Explain how omitting it could change a reader's interpretation, and write an accurate replacement.</w:t>
+      </w:r>
+    </w:p>
+    <w:p>
+      <w:pPr>
+        <w:pStyle w:val="ListBullet"/>
+      </w:pPr>
+      <w:r>
+        <w:t>For the worked scenario, propose one additional case that could reveal a failure, describe its expected outcome before running it, and explain what would need to remain fixed for a fair comparison. Do not reuse W4 as a new final test after receiving feedback.</w:t>
+      </w:r>
+    </w:p>
+    <w:p>
+      <w:pPr>
+        <w:pStyle w:val="Heading3"/>
+      </w:pPr>
+      <w:r>
+        <w:t>Explain which evidence supports your conclusion and which claim remains unproved.</w:t>
+      </w:r>
+    </w:p>
+    <w:p>
+      <w:r>
+        <w:t>________________________________________________________________</w:t>
+      </w:r>
+    </w:p>
+    <w:p>
+      <w:r>
+        <w:t>________________________________________________________________</w:t>
+      </w:r>
+    </w:p>
+    <w:p>
+      <w:r>
+        <w:t>________________________________________________________________</w:t>
+      </w:r>
+    </w:p>
+    <w:p>
+      <w:r>
+        <w:t>________________________________________________________________</w:t>
+      </w:r>
+    </w:p>
+    <w:p>
+      <w:r>
+        <w:t>________________________________________________________________</w:t>
+      </w:r>
+    </w:p>
+    <w:p>
+      <w:pPr>
+        <w:pStyle w:val="Heading1"/>
+      </w:pPr>
+      <w:r>
+        <w:t>12. Reference · Check the service reasoning and its limits</w:t>
+      </w:r>
+    </w:p>
+    <w:p>
+      <w:r>
+        <w:t>Use after practice; keep the selected independent case for its first attempt.</w:t>
+      </w:r>
+    </w:p>
+    <w:p>
+      <w:pPr>
+        <w:pStyle w:val="Heading2"/>
+      </w:pPr>
+      <w:r>
+        <w:t>Current explanation and response</w:t>
+      </w:r>
+    </w:p>
+    <w:p>
+      <w:pPr>
+        <w:pStyle w:val="ListBullet"/>
+      </w:pPr>
+      <w:r>
+        <w:t>Complete the supported workbook tasks before attempting W4 independently. Record any hints or help used. After feedback, use the teacher's fresh retry rather than copying the earlier answer. For a project, select a relevant new case, predict the outcome from the declared rule and preserve the result alongside any revision.</w:t>
+      </w:r>
+    </w:p>
+    <w:p>
+      <w:pPr>
+        <w:pStyle w:val="Heading3"/>
+      </w:pPr>
+      <w:r>
+        <w:t>Exit: propose one revealing change to the worked scenario. State the expected outcome and the evidence that would make you revise your explanation.</w:t>
+      </w:r>
+    </w:p>
+    <w:p>
+      <w:r>
+        <w:t>________________________________________________________________</w:t>
+      </w:r>
+    </w:p>
+    <w:p>
+      <w:r>
+        <w:t>________________________________________________________________</w:t>
+      </w:r>
+    </w:p>
+    <w:p>
+      <w:r>
+        <w:t>________________________________________________________________</w:t>
+      </w:r>
+    </w:p>
+    <w:p>
+      <w:r>
+        <w:t>________________________________________________________________</w:t>
+      </w:r>
+    </w:p>
+    <w:p>
+      <w:r>
+        <w:t>________________________________________________________________</w:t>
+      </w:r>
+    </w:p>
+    <w:p>
+      <w:pPr>
+        <w:pStyle w:val="ListBullet"/>
+      </w:pPr>
+      <w:r>
+        <w:t>For the worked scenario, propose one additional case that could reveal a failure, describe its expected outcome before running it, and explain what would need to remain fixed for a fair comparison. Do not reuse W4 as a new final test after receiving feedback.</w:t>
+      </w:r>
+    </w:p>
+    <w:p>
+      <w:pPr>
+        <w:pStyle w:val="Heading3"/>
+      </w:pPr>
+      <w:r>
         <w:t>My limited claim and a useful next check</w:t>
       </w:r>
     </w:p>
@@ -2645,12 +3993,20 @@
         <w:pStyle w:val="Heading1"/>
       </w:pPr>
       <w:r>
-        <w:t>13. Study a complete case</w:t>
-      </w:r>
-    </w:p>
-    <w:p>
-      <w:r>
-        <w:t>Revisit the complete Deployment environments case for supported practice. Repeated examples do not become fresh assessments.</w:t>
+        <w:t>13. Extra practice · Revisit the complete trace</w:t>
+      </w:r>
+    </w:p>
+    <w:p>
+      <w:r>
+        <w:t>Predict before reading the supplied steps.</w:t>
+      </w:r>
+    </w:p>
+    <w:p>
+      <w:pPr>
+        <w:pStyle w:val="Heading2"/>
+      </w:pPr>
+      <w:r>
+        <w:t>Complete trace and evidence</w:t>
       </w:r>
     </w:p>
     <w:p>
@@ -2819,208 +4175,20 @@
         <w:pStyle w:val="Heading1"/>
       </w:pPr>
       <w:r>
-        <w:t>14. Try a new case independently</w:t>
-      </w:r>
-    </w:p>
-    <w:p>
-      <w:r>
-        <w:t>Attempt the reserved new case before feedback. Record support; the earlier examples below remain additional practice.</w:t>
-      </w:r>
-    </w:p>
-    <w:p>
-      <w:pPr>
-        <w:pStyle w:val="Heading3"/>
-      </w:pPr>
-      <w:r>
-        <w:t>Independent case: Apply a new case independently</w:t>
-      </w:r>
-    </w:p>
-    <w:p>
-      <w:pPr>
-        <w:spacing w:line="336" w:lineRule="auto" w:after="180"/>
-        <w:shd w:fill="F5F1FB"/>
-      </w:pPr>
-      <w:r>
-        <w:rPr>
-          <w:b w:val="0"/>
-        </w:rPr>
-        <w:t>Development uses fake records but a production token. What boundary is violated?</w:t>
-      </w:r>
-    </w:p>
-    <w:p>
-      <w:pPr>
-        <w:pStyle w:val="Heading3"/>
-      </w:pPr>
-      <w:r>
-        <w:t>My independent explanation, trace and limits</w:t>
-      </w:r>
-    </w:p>
-    <w:p>
-      <w:r>
-        <w:t>________________________________________________________________</w:t>
-      </w:r>
-    </w:p>
-    <w:p>
-      <w:r>
-        <w:t>________________________________________________________________</w:t>
-      </w:r>
-    </w:p>
-    <w:p>
-      <w:r>
-        <w:t>________________________________________________________________</w:t>
-      </w:r>
-    </w:p>
-    <w:p>
-      <w:r>
-        <w:t>________________________________________________________________</w:t>
-      </w:r>
-    </w:p>
-    <w:p>
-      <w:r>
-        <w:t>________________________________________________________________</w:t>
-      </w:r>
-    </w:p>
-    <w:p>
-      <w:r>
-        <w:t>________________________________________________________________</w:t>
-      </w:r>
-    </w:p>
-    <w:p>
-      <w:r>
-        <w:t>________________________________________________________________</w:t>
-      </w:r>
-    </w:p>
-    <w:p>
-      <w:pPr>
-        <w:spacing w:line="336" w:lineRule="auto" w:after="180"/>
-      </w:pPr>
-      <w:r>
-        <w:rPr>
-          <w:b w:val="0"/>
-        </w:rPr>
-        <w:t>Attempt this case before feedback. Record any help. Earlier examples below are further practice; a case already practised with feedback cannot establish fresh transfer.</w:t>
-      </w:r>
-    </w:p>
-    <w:p>
-      <w:pPr>
-        <w:pStyle w:val="Heading3"/>
-      </w:pPr>
-      <w:r>
-        <w:t>Attempt this without hints</w:t>
-      </w:r>
-    </w:p>
-    <w:p>
-      <w:pPr>
-        <w:spacing w:line="336" w:lineRule="auto" w:after="180"/>
-        <w:shd w:fill="F5F1FB"/>
-      </w:pPr>
-      <w:r>
-        <w:rPr>
-          <w:b w:val="0"/>
-        </w:rPr>
-        <w:t>Development uses fake records but a production token. What boundary is violated?</w:t>
-      </w:r>
-    </w:p>
-    <w:p>
-      <w:pPr>
-        <w:pStyle w:val="Heading3"/>
-      </w:pPr>
-      <w:r>
-        <w:t>My independent procedure, result and limitation</w:t>
-      </w:r>
-    </w:p>
-    <w:p>
-      <w:r>
-        <w:t>________________________________________________________________</w:t>
-      </w:r>
-    </w:p>
-    <w:p>
-      <w:r>
-        <w:t>________________________________________________________________</w:t>
-      </w:r>
-    </w:p>
-    <w:p>
-      <w:r>
-        <w:t>________________________________________________________________</w:t>
-      </w:r>
-    </w:p>
-    <w:p>
-      <w:r>
-        <w:t>________________________________________________________________</w:t>
-      </w:r>
-    </w:p>
-    <w:p>
-      <w:r>
-        <w:t>________________________________________________________________</w:t>
-      </w:r>
-    </w:p>
-    <w:p>
-      <w:r>
-        <w:t>________________________________________________________________</w:t>
-      </w:r>
-    </w:p>
-    <w:p>
-      <w:r>
-        <w:t>________________________________________________________________</w:t>
-      </w:r>
-    </w:p>
-    <w:p>
-      <w:r>
-        <w:t>________________________________________________________________</w:t>
-      </w:r>
-    </w:p>
-    <w:p>
-      <w:pPr>
-        <w:spacing w:line="336" w:lineRule="auto" w:after="180"/>
-      </w:pPr>
-      <w:r>
-        <w:rPr>
-          <w:b w:val="0"/>
-        </w:rPr>
-        <w:t>Record support used: none, hint or teacher explanation. After feedback, a different case is needed to demonstrate independence.</w:t>
-      </w:r>
-    </w:p>
-    <w:p>
-      <w:pPr>
-        <w:pStyle w:val="Heading3"/>
-      </w:pPr>
-      <w:r>
-        <w:t>Use feedback to improve</w:t>
-      </w:r>
-    </w:p>
-    <w:p>
-      <w:pPr>
-        <w:spacing w:line="336" w:lineRule="auto" w:after="180"/>
-      </w:pPr>
-      <w:r>
-        <w:rPr>
-          <w:b w:val="0"/>
-        </w:rPr>
-        <w:t>Attempt the independent case before hints. Record whether you worked alone, used a hint or followed a model. After feedback, fix the first unsupported step and explain why it changed.</w:t>
-      </w:r>
-    </w:p>
-    <w:p>
-      <w:pPr>
-        <w:spacing w:line="336" w:lineRule="auto" w:after="180"/>
-      </w:pPr>
-      <w:r>
-        <w:rPr>
-          <w:b w:val="0"/>
-        </w:rPr>
-        <w:t>A later check uses a changed case, not a copied answer.</w:t>
-      </w:r>
-    </w:p>
-    <w:p>
-      <w:pPr>
-        <w:pStyle w:val="Heading1"/>
-      </w:pPr>
-      <w:r>
-        <w:t>15. Your lesson route</w:t>
-      </w:r>
-    </w:p>
-    <w:p>
-      <w:r>
-        <w:t>Use this map to navigate Deployment environments, connect the goals to tasks and keep one evidence record for each attempt.</w:t>
+        <w:t>15. Reference · The earlier route checklist</w:t>
+      </w:r>
+    </w:p>
+    <w:p>
+      <w:r>
+        <w:t>Use one main route rather than repeating the lesson.</w:t>
+      </w:r>
+    </w:p>
+    <w:p>
+      <w:pPr>
+        <w:pStyle w:val="Heading2"/>
+      </w:pPr>
+      <w:r>
+        <w:t>Targets,route and first prediction</w:t>
       </w:r>
     </w:p>
     <w:p>
@@ -3199,12 +4367,117 @@
         <w:pStyle w:val="Heading1"/>
       </w:pPr>
       <w:r>
-        <w:t>16. Finish and return</w:t>
-      </w:r>
-    </w:p>
-    <w:p>
-      <w:r>
-        <w:t>Explain Deployment environments without notes, identify a remaining question and plan a later check with a changed case.</w:t>
+        <w:t>17. Extra practice · Predict,check and repair</w:t>
+      </w:r>
+    </w:p>
+    <w:p>
+      <w:r>
+        <w:t>Keep supported feedback separate from the independent case.</w:t>
+      </w:r>
+    </w:p>
+    <w:p>
+      <w:pPr>
+        <w:pStyle w:val="Heading2"/>
+      </w:pPr>
+      <w:r>
+        <w:t>First supported question and optional hint</w:t>
+      </w:r>
+    </w:p>
+    <w:p>
+      <w:pPr>
+        <w:pStyle w:val="ListBullet"/>
+      </w:pPr>
+      <w:r>
+        <w:t>Separate rehearsal and live service. Staging rehearses a new answer version with fictional records; production serves approved school records.</w:t>
+      </w:r>
+    </w:p>
+    <w:p>
+      <w:pPr>
+        <w:pStyle w:val="Heading3"/>
+      </w:pPr>
+      <w:r>
+        <w:t>Practice 1: explain the deciding evidence</w:t>
+      </w:r>
+    </w:p>
+    <w:p>
+      <w:pPr>
+        <w:pStyle w:val="ListBullet"/>
+      </w:pPr>
+      <w:r>
+        <w:t>Which labelled step matches this detail? A passing rehearsal supports release review, not automatic promotion.</w:t>
+      </w:r>
+    </w:p>
+    <w:p>
+      <w:pPr>
+        <w:pStyle w:val="ListBullet"/>
+      </w:pPr>
+      <w:r>
+        <w:t>1. Use staging data</w:t>
+      </w:r>
+    </w:p>
+    <w:p>
+      <w:pPr>
+        <w:pStyle w:val="ListBullet"/>
+      </w:pPr>
+      <w:r>
+        <w:t>2. Check actual connection</w:t>
+      </w:r>
+    </w:p>
+    <w:p>
+      <w:pPr>
+        <w:pStyle w:val="ListBullet"/>
+      </w:pPr>
+      <w:r>
+        <w:t>3. Review evidence</w:t>
+      </w:r>
+    </w:p>
+    <w:p>
+      <w:pPr>
+        <w:pStyle w:val="Heading3"/>
+      </w:pPr>
+      <w:r>
+        <w:t>My selected conclusion, deciding fact and explanation</w:t>
+      </w:r>
+    </w:p>
+    <w:p>
+      <w:r>
+        <w:t>________________________________________________________________</w:t>
+      </w:r>
+    </w:p>
+    <w:p>
+      <w:r>
+        <w:t>________________________________________________________________</w:t>
+      </w:r>
+    </w:p>
+    <w:p>
+      <w:r>
+        <w:t>________________________________________________________________</w:t>
+      </w:r>
+    </w:p>
+    <w:p>
+      <w:r>
+        <w:t>________________________________________________________________</w:t>
+      </w:r>
+    </w:p>
+    <w:p>
+      <w:r>
+        <w:t>________________________________________________________________</w:t>
+      </w:r>
+    </w:p>
+    <w:p>
+      <w:pPr>
+        <w:pStyle w:val="ListBullet"/>
+      </w:pPr>
+      <w:r>
+        <w:t>Hint if needed: Read the steps in the pictorial case. Match the supplied detail to the stage that performs or records it.</w:t>
+      </w:r>
+    </w:p>
+    <w:p>
+      <w:pPr>
+        <w:pStyle w:val="Heading2"/>
+      </w:pPr>
+      <w:r>
+        <w:t>Check after the first attempt · reference / check after trying</w:t>
       </w:r>
     </w:p>
     <w:p>
@@ -3215,7 +4488,181 @@
         <w:rPr>
           <w:b w:val="0"/>
         </w:rPr>
-        <w:t xml:space="preserve">Close your notes. Explain this goal in your own words: Explain the </w:t>
+        <w:t xml:space="preserve">After your attempt, compare with the supported explanation: Review </w:t>
+      </w:r>
+      <w:r>
+        <w:rPr>
+          <w:b/>
+        </w:rPr>
+        <w:t>evidence</w:t>
+      </w:r>
+      <w:r>
+        <w:rPr>
+          <w:b w:val="0"/>
+        </w:rPr>
+        <w:t xml:space="preserve"> A passing rehearsal supports release review, not automatic promotion. An </w:t>
+      </w:r>
+      <w:r>
+        <w:rPr>
+          <w:b/>
+        </w:rPr>
+        <w:t>environment</w:t>
+      </w:r>
+      <w:r>
+        <w:rPr>
+          <w:b w:val="0"/>
+        </w:rPr>
+        <w:t xml:space="preserve"> includes code, configuration, permissions and data.</w:t>
+      </w:r>
+    </w:p>
+    <w:p>
+      <w:pPr>
+        <w:spacing w:line="336" w:lineRule="auto" w:after="180"/>
+      </w:pPr>
+      <w:r>
+        <w:rPr>
+          <w:b w:val="0"/>
+        </w:rPr>
+        <w:t>A staging label alone cannot create separation.</w:t>
+      </w:r>
+    </w:p>
+    <w:p>
+      <w:pPr>
+        <w:pStyle w:val="Heading2"/>
+      </w:pPr>
+      <w:r>
+        <w:t>Changed-case question and optional hint</w:t>
+      </w:r>
+    </w:p>
+    <w:p>
+      <w:pPr>
+        <w:pStyle w:val="Heading3"/>
+      </w:pPr>
+      <w:r>
+        <w:t>Practice 2: explain the deciding evidence</w:t>
+      </w:r>
+    </w:p>
+    <w:p>
+      <w:pPr>
+        <w:pStyle w:val="ListBullet"/>
+      </w:pPr>
+      <w:r>
+        <w:t>Changed-case practice: Point staging at the production credential. Which conclusion is supported by the supplied facts?</w:t>
+      </w:r>
+    </w:p>
+    <w:p>
+      <w:pPr>
+        <w:pStyle w:val="ListBullet"/>
+      </w:pPr>
+      <w:r>
+        <w:t>1. This one example guarantees correct results for every future input.</w:t>
+      </w:r>
+    </w:p>
+    <w:p>
+      <w:pPr>
+        <w:pStyle w:val="ListBullet"/>
+      </w:pPr>
+      <w:r>
+        <w:t>2. We can decide the result without examining the changed input or the procedure.</w:t>
+      </w:r>
+    </w:p>
+    <w:p>
+      <w:pPr>
+        <w:pStyle w:val="ListBullet"/>
+      </w:pPr>
+      <w:r>
+        <w:t>3. Stop the rehearsal because its separation boundary is breached.</w:t>
+      </w:r>
+    </w:p>
+    <w:p>
+      <w:pPr>
+        <w:pStyle w:val="Heading3"/>
+      </w:pPr>
+      <w:r>
+        <w:t>My selected conclusion, deciding fact and explanation</w:t>
+      </w:r>
+    </w:p>
+    <w:p>
+      <w:r>
+        <w:t>________________________________________________________________</w:t>
+      </w:r>
+    </w:p>
+    <w:p>
+      <w:r>
+        <w:t>________________________________________________________________</w:t>
+      </w:r>
+    </w:p>
+    <w:p>
+      <w:r>
+        <w:t>________________________________________________________________</w:t>
+      </w:r>
+    </w:p>
+    <w:p>
+      <w:r>
+        <w:t>________________________________________________________________</w:t>
+      </w:r>
+    </w:p>
+    <w:p>
+      <w:r>
+        <w:t>________________________________________________________________</w:t>
+      </w:r>
+    </w:p>
+    <w:p>
+      <w:pPr>
+        <w:pStyle w:val="ListBullet"/>
+      </w:pPr>
+      <w:r>
+        <w:t>Hint if needed: Use the changed condition and the deciding step in the pictorial trace. The answer must say what follows from those facts.</w:t>
+      </w:r>
+    </w:p>
+    <w:p>
+      <w:pPr>
+        <w:pStyle w:val="Heading2"/>
+      </w:pPr>
+      <w:r>
+        <w:t>Check after the changed attempt · reference / check after trying</w:t>
+      </w:r>
+    </w:p>
+    <w:p>
+      <w:pPr>
+        <w:spacing w:line="336" w:lineRule="auto" w:after="180"/>
+      </w:pPr>
+      <w:r>
+        <w:rPr>
+          <w:b w:val="0"/>
+        </w:rPr>
+        <w:t xml:space="preserve">After your attempt, compare with the supported explanation: Stop the rehearsal because its separation boundary is breached. Actual access matters more than the </w:t>
+      </w:r>
+      <w:r>
+        <w:rPr>
+          <w:b/>
+        </w:rPr>
+        <w:t>environment</w:t>
+      </w:r>
+      <w:r>
+        <w:rPr>
+          <w:b w:val="0"/>
+        </w:rPr>
+        <w:t xml:space="preserve"> label.</w:t>
+      </w:r>
+    </w:p>
+    <w:p>
+      <w:pPr>
+        <w:pStyle w:val="Heading2"/>
+      </w:pPr>
+      <w:r>
+        <w:t>Repair and retain the record</w:t>
+      </w:r>
+    </w:p>
+    <w:p>
+      <w:pPr>
+        <w:spacing w:line="336" w:lineRule="auto" w:after="180"/>
+      </w:pPr>
+      <w:r>
+        <w:rPr>
+          <w:b w:val="0"/>
+        </w:rPr>
+        <w:t xml:space="preserve">Review Queues and asynchronous work (ai-6/22). Goal: Explain the </w:t>
       </w:r>
       <w:r>
         <w:rPr>
@@ -3227,52 +4674,41 @@
         <w:rPr>
           <w:b w:val="0"/>
         </w:rPr>
-        <w:t xml:space="preserve"> and terminology of deployment </w:t>
+        <w:t xml:space="preserve"> and terminology of queues and asynchronous work. Short practice: Explain what the queued J12 submission response proves and what it does not.</w:t>
+      </w:r>
+    </w:p>
+    <w:p>
+      <w:pPr>
+        <w:spacing w:line="336" w:lineRule="auto" w:after="180"/>
+      </w:pPr>
+      <w:r>
+        <w:rPr>
+          <w:b w:val="0"/>
+        </w:rPr>
+        <w:t>Which event permits succeeded status, and what status is honest after a worker crash?. Return to this week and explain what you changed.</w:t>
+      </w:r>
+    </w:p>
+    <w:p>
+      <w:pPr>
+        <w:spacing w:line="336" w:lineRule="auto" w:after="180"/>
+      </w:pPr>
+      <w:r>
+        <w:rPr>
+          <w:b w:val="0"/>
+        </w:rPr>
+        <w:t xml:space="preserve">Review Data retention and deletion (ai-6/20). Goal: Explain the </w:t>
       </w:r>
       <w:r>
         <w:rPr>
           <w:b/>
         </w:rPr>
-        <w:t>environment</w:t>
+        <w:t>mechanism</w:t>
       </w:r>
       <w:r>
         <w:rPr>
           <w:b w:val="0"/>
         </w:rPr>
-        <w:t>s</w:t>
-      </w:r>
-    </w:p>
-    <w:p>
-      <w:pPr>
-        <w:pStyle w:val="Heading3"/>
-      </w:pPr>
-      <w:r>
-        <w:t>My deciding step, evidence and one remaining question</w:t>
-      </w:r>
-    </w:p>
-    <w:p>
-      <w:r>
-        <w:t>________________________________________________________________</w:t>
-      </w:r>
-    </w:p>
-    <w:p>
-      <w:r>
-        <w:t>________________________________________________________________</w:t>
-      </w:r>
-    </w:p>
-    <w:p>
-      <w:r>
-        <w:t>________________________________________________________________</w:t>
-      </w:r>
-    </w:p>
-    <w:p>
-      <w:r>
-        <w:t>________________________________________________________________</w:t>
-      </w:r>
-    </w:p>
-    <w:p>
-      <w:r>
-        <w:t>________________________________________________________________</w:t>
+        <w:t xml:space="preserve"> and terminology of data retention and deletion. Short practice: Apply the seven-day boundary to T1 and T2.</w:t>
       </w:r>
     </w:p>
     <w:p>
@@ -3283,42 +4719,41 @@
         <w:rPr>
           <w:b w:val="0"/>
         </w:rPr>
-        <w:t xml:space="preserve">If you are unsure, return to the worked picture and explain one arrow. If you are ready, change an </w:t>
+        <w:t>How many T2 locations need verification, and may deletion be called complete if its backup remains?. Return to this week and explain what you changed.</w:t>
+      </w:r>
+    </w:p>
+    <w:p>
+      <w:pPr>
+        <w:spacing w:line="336" w:lineRule="auto" w:after="180"/>
+      </w:pPr>
+      <w:r>
+        <w:rPr>
+          <w:b w:val="0"/>
+        </w:rPr>
+        <w:t xml:space="preserve">Review External side effects and recovery (ai-6/17). Goal: Explain the </w:t>
       </w:r>
       <w:r>
         <w:rPr>
           <w:b/>
         </w:rPr>
-        <w:t>input</w:t>
+        <w:t>mechanism</w:t>
       </w:r>
       <w:r>
         <w:rPr>
           <w:b w:val="0"/>
         </w:rPr>
-        <w:t xml:space="preserve"> or assumption and justify your </w:t>
-      </w:r>
-      <w:r>
-        <w:rPr>
-          <w:b/>
-        </w:rPr>
-        <w:t>prediction</w:t>
-      </w:r>
+        <w:t xml:space="preserve"> and terminology of external side effects and recovery. Short practice: Distinguish a missing printer acknowledgement from confirmed failure.</w:t>
+      </w:r>
+    </w:p>
+    <w:p>
+      <w:pPr>
+        <w:spacing w:line="336" w:lineRule="auto" w:after="180"/>
+      </w:pPr>
       <w:r>
         <w:rPr>
           <w:b w:val="0"/>
         </w:rPr>
-        <w:t>.</w:t>
-      </w:r>
-    </w:p>
-    <w:p>
-      <w:pPr>
-        <w:spacing w:line="336" w:lineRule="auto" w:after="180"/>
-      </w:pPr>
-      <w:r>
-        <w:rPr>
-          <w:b w:val="0"/>
-        </w:rPr>
-        <w:t xml:space="preserve">Save your workbook </w:t>
+        <w:t xml:space="preserve">What should happen if J6 is complete, and what </w:t>
       </w:r>
       <w:r>
         <w:rPr>
@@ -3330,20 +4765,49 @@
         <w:rPr>
           <w:b w:val="0"/>
         </w:rPr>
-        <w:t>. At the next review, try a different case before opening your old answer.</w:t>
-      </w:r>
-    </w:p>
-    <w:p>
-      <w:pPr>
-        <w:pStyle w:val="Heading1"/>
-      </w:pPr>
-      <w:r>
-        <w:t>17. Supported practice, repair and portfolio</w:t>
-      </w:r>
-    </w:p>
-    <w:p>
-      <w:r>
-        <w:t>Attempt supported questions before using hints or feedback. Review a missing building block, then keep the completed work.</w:t>
+        <w:t xml:space="preserve"> changes when J6 is reliably reported absent?. Return to this week and explain what you changed.</w:t>
+      </w:r>
+    </w:p>
+    <w:p>
+      <w:pPr>
+        <w:spacing w:line="336" w:lineRule="auto" w:after="180"/>
+      </w:pPr>
+      <w:r>
+        <w:rPr>
+          <w:b w:val="0"/>
+        </w:rPr>
+        <w:t xml:space="preserve">Use Download completed work in the hosted lesson to export your answers, reflections, practice feedback and code-run </w:t>
+      </w:r>
+      <w:r>
+        <w:rPr>
+          <w:b/>
+        </w:rPr>
+        <w:t>evidence</w:t>
+      </w:r>
+      <w:r>
+        <w:rPr>
+          <w:b w:val="0"/>
+        </w:rPr>
+        <w:t>. Open the HTML copy to read or print it.</w:t>
+      </w:r>
+    </w:p>
+    <w:p>
+      <w:pPr>
+        <w:spacing w:line="336" w:lineRule="auto" w:after="180"/>
+      </w:pPr>
+      <w:r>
+        <w:rPr>
+          <w:b w:val="0"/>
+        </w:rPr>
+        <w:t>Drafts stay in this browser when storage is available; clear drafts on a shared device.</w:t>
+      </w:r>
+    </w:p>
+    <w:p>
+      <w:pPr>
+        <w:pStyle w:val="Heading2"/>
+      </w:pPr>
+      <w:r>
+        <w:t>Earlier wording, alternatives and picture transcripts · reference / check after trying</w:t>
       </w:r>
     </w:p>
     <w:p>
@@ -3359,74 +4823,10 @@
     </w:p>
     <w:p>
       <w:pPr>
-        <w:spacing w:line="336" w:lineRule="auto" w:after="180"/>
-      </w:pPr>
-      <w:r>
-        <w:rPr>
-          <w:b w:val="0"/>
-        </w:rPr>
-        <w:t>Separate rehearsal and live service. Staging rehearses a new answer version with fictional records; production serves approved school records.</w:t>
-      </w:r>
-    </w:p>
-    <w:p>
-      <w:pPr>
         <w:pStyle w:val="Heading3"/>
       </w:pPr>
       <w:r>
-        <w:t>Practice 1: explain the deciding evidence</w:t>
-      </w:r>
-    </w:p>
-    <w:p>
-      <w:pPr>
-        <w:spacing w:line="336" w:lineRule="auto" w:after="180"/>
-      </w:pPr>
-      <w:r>
-        <w:rPr>
-          <w:b w:val="0"/>
-        </w:rPr>
-        <w:t>Which labelled step matches this detail? A passing rehearsal supports release review, not automatic promotion.</w:t>
-      </w:r>
-    </w:p>
-    <w:p>
-      <w:pPr>
-        <w:spacing w:line="336" w:lineRule="auto" w:after="180"/>
-        <w:shd w:fill="F4F9FC"/>
-      </w:pPr>
-      <w:r>
-        <w:rPr>
-          <w:b w:val="0"/>
-        </w:rPr>
-        <w:t>1. Use staging data</w:t>
-      </w:r>
-    </w:p>
-    <w:p>
-      <w:pPr>
-        <w:spacing w:line="336" w:lineRule="auto" w:after="180"/>
-        <w:shd w:fill="F4F9FC"/>
-      </w:pPr>
-      <w:r>
-        <w:rPr>
-          <w:b w:val="0"/>
-        </w:rPr>
-        <w:t>2. Check actual connection</w:t>
-      </w:r>
-    </w:p>
-    <w:p>
-      <w:pPr>
-        <w:spacing w:line="336" w:lineRule="auto" w:after="180"/>
-        <w:shd w:fill="F4F9FC"/>
-      </w:pPr>
-      <w:r>
-        <w:rPr>
-          <w:b w:val="0"/>
-        </w:rPr>
-        <w:t xml:space="preserve">3. Review </w:t>
-      </w:r>
-      <w:r>
-        <w:rPr>
-          <w:b/>
-        </w:rPr>
-        <w:t>evidence</w:t>
+        <w:t>Repair a missing building block</w:t>
       </w:r>
     </w:p>
     <w:p>
@@ -3434,463 +4834,25 @@
         <w:pStyle w:val="Heading3"/>
       </w:pPr>
       <w:r>
-        <w:t>My selected conclusion, deciding fact and explanation</w:t>
-      </w:r>
-    </w:p>
-    <w:p>
-      <w:r>
-        <w:t>________________________________________________________________</w:t>
-      </w:r>
-    </w:p>
-    <w:p>
-      <w:r>
-        <w:t>________________________________________________________________</w:t>
-      </w:r>
-    </w:p>
-    <w:p>
-      <w:r>
-        <w:t>________________________________________________________________</w:t>
-      </w:r>
-    </w:p>
-    <w:p>
-      <w:r>
-        <w:t>________________________________________________________________</w:t>
-      </w:r>
-    </w:p>
-    <w:p>
-      <w:r>
-        <w:t>________________________________________________________________</w:t>
-      </w:r>
-    </w:p>
-    <w:p>
-      <w:pPr>
-        <w:pStyle w:val="Heading3"/>
-      </w:pPr>
-      <w:r>
-        <w:t>Hint · try first</w:t>
-      </w:r>
-    </w:p>
-    <w:p>
-      <w:pPr>
-        <w:spacing w:line="336" w:lineRule="auto" w:after="180"/>
-        <w:shd w:fill="F1F6F8"/>
-      </w:pPr>
-      <w:r>
-        <w:rPr>
-          <w:b w:val="0"/>
-        </w:rPr>
-        <w:t>Hint if needed: Read the steps in the pictorial case. Match the supplied detail to the stage that performs or records it.</w:t>
-      </w:r>
-    </w:p>
-    <w:p>
-      <w:pPr>
-        <w:pStyle w:val="Heading3"/>
-      </w:pPr>
-      <w:r>
-        <w:t>Feedback · compare after trying</w:t>
-      </w:r>
-    </w:p>
-    <w:p>
-      <w:pPr>
-        <w:spacing w:line="336" w:lineRule="auto" w:after="180"/>
-        <w:shd w:fill="F1F6FC"/>
-      </w:pPr>
-      <w:r>
-        <w:rPr>
-          <w:b w:val="0"/>
-        </w:rPr>
-        <w:t xml:space="preserve">After your attempt, compare with the supported explanation: Review </w:t>
-      </w:r>
-      <w:r>
-        <w:rPr>
-          <w:b/>
-        </w:rPr>
-        <w:t>evidence</w:t>
-      </w:r>
-      <w:r>
-        <w:rPr>
-          <w:b w:val="0"/>
-        </w:rPr>
-        <w:t xml:space="preserve"> A passing rehearsal supports release review, not automatic promotion. An </w:t>
-      </w:r>
-      <w:r>
-        <w:rPr>
-          <w:b/>
-        </w:rPr>
-        <w:t>environment</w:t>
-      </w:r>
-      <w:r>
-        <w:rPr>
-          <w:b w:val="0"/>
-        </w:rPr>
-        <w:t xml:space="preserve"> includes code, configuration, permissions and data.</w:t>
-      </w:r>
-    </w:p>
-    <w:p>
-      <w:pPr>
-        <w:spacing w:line="336" w:lineRule="auto" w:after="180"/>
-        <w:shd w:fill="F1F6FC"/>
-      </w:pPr>
-      <w:r>
-        <w:rPr>
-          <w:b w:val="0"/>
-        </w:rPr>
-        <w:t>A staging label alone cannot create separation.</w:t>
-      </w:r>
-    </w:p>
-    <w:p>
-      <w:pPr>
-        <w:pStyle w:val="Heading3"/>
-      </w:pPr>
-      <w:r>
-        <w:t>Practice 2: explain the deciding evidence</w:t>
-      </w:r>
-    </w:p>
-    <w:p>
-      <w:pPr>
-        <w:pStyle w:val="Heading3"/>
-      </w:pPr>
-      <w:r>
-        <w:t>Changed case · predict first</w:t>
-      </w:r>
-    </w:p>
-    <w:p>
-      <w:pPr>
-        <w:spacing w:line="336" w:lineRule="auto" w:after="180"/>
-        <w:shd w:fill="F5F1FB"/>
-      </w:pPr>
-      <w:r>
-        <w:rPr>
-          <w:b w:val="0"/>
-        </w:rPr>
-        <w:t>Changed-case practice: Point staging at the production credential. Which conclusion is supported by the supplied facts?</w:t>
-      </w:r>
-    </w:p>
-    <w:p>
-      <w:pPr>
-        <w:spacing w:line="336" w:lineRule="auto" w:after="180"/>
-        <w:shd w:fill="F4F9FC"/>
-      </w:pPr>
-      <w:r>
-        <w:rPr>
-          <w:b w:val="0"/>
-        </w:rPr>
-        <w:t xml:space="preserve">1. This one example guarantees correct results for every future </w:t>
-      </w:r>
-      <w:r>
-        <w:rPr>
-          <w:b/>
-        </w:rPr>
-        <w:t>input</w:t>
-      </w:r>
-      <w:r>
-        <w:rPr>
-          <w:b w:val="0"/>
-        </w:rPr>
-        <w:t>.</w:t>
-      </w:r>
-    </w:p>
-    <w:p>
-      <w:pPr>
-        <w:spacing w:line="336" w:lineRule="auto" w:after="180"/>
-        <w:shd w:fill="F4F9FC"/>
-      </w:pPr>
-      <w:r>
-        <w:rPr>
-          <w:b w:val="0"/>
-        </w:rPr>
-        <w:t xml:space="preserve">2. We can decide the result without examining the changed </w:t>
-      </w:r>
-      <w:r>
-        <w:rPr>
-          <w:b/>
-        </w:rPr>
-        <w:t>input</w:t>
-      </w:r>
-      <w:r>
-        <w:rPr>
-          <w:b w:val="0"/>
-        </w:rPr>
-        <w:t xml:space="preserve"> or the procedure.</w:t>
-      </w:r>
-    </w:p>
-    <w:p>
-      <w:pPr>
-        <w:spacing w:line="336" w:lineRule="auto" w:after="180"/>
-        <w:shd w:fill="F4F9FC"/>
-      </w:pPr>
-      <w:r>
-        <w:rPr>
-          <w:b w:val="0"/>
-        </w:rPr>
-        <w:t>3. Stop the rehearsal because its separation boundary is breached.</w:t>
-      </w:r>
-    </w:p>
-    <w:p>
-      <w:pPr>
-        <w:pStyle w:val="Heading3"/>
-      </w:pPr>
-      <w:r>
-        <w:t>My selected conclusion, deciding fact and explanation</w:t>
-      </w:r>
-    </w:p>
-    <w:p>
-      <w:r>
-        <w:t>________________________________________________________________</w:t>
-      </w:r>
-    </w:p>
-    <w:p>
-      <w:r>
-        <w:t>________________________________________________________________</w:t>
-      </w:r>
-    </w:p>
-    <w:p>
-      <w:r>
-        <w:t>________________________________________________________________</w:t>
-      </w:r>
-    </w:p>
-    <w:p>
-      <w:r>
-        <w:t>________________________________________________________________</w:t>
-      </w:r>
-    </w:p>
-    <w:p>
-      <w:r>
-        <w:t>________________________________________________________________</w:t>
-      </w:r>
-    </w:p>
-    <w:p>
-      <w:pPr>
-        <w:pStyle w:val="Heading3"/>
-      </w:pPr>
-      <w:r>
-        <w:t>Hint · try first</w:t>
-      </w:r>
-    </w:p>
-    <w:p>
-      <w:pPr>
-        <w:spacing w:line="336" w:lineRule="auto" w:after="180"/>
-        <w:shd w:fill="F1F6F8"/>
-      </w:pPr>
-      <w:r>
-        <w:rPr>
-          <w:b w:val="0"/>
-        </w:rPr>
-        <w:t>Hint if needed: Use the changed condition and the deciding step in the pictorial trace. The answer must say what follows from those facts.</w:t>
-      </w:r>
-    </w:p>
-    <w:p>
-      <w:pPr>
-        <w:pStyle w:val="Heading3"/>
-      </w:pPr>
-      <w:r>
-        <w:t>Feedback · compare after trying</w:t>
-      </w:r>
-    </w:p>
-    <w:p>
-      <w:pPr>
-        <w:spacing w:line="336" w:lineRule="auto" w:after="180"/>
-        <w:shd w:fill="F1F6FC"/>
-      </w:pPr>
-      <w:r>
-        <w:rPr>
-          <w:b w:val="0"/>
-        </w:rPr>
-        <w:t xml:space="preserve">After your attempt, compare with the supported explanation: Stop the rehearsal because its separation boundary is breached. Actual access matters more than the </w:t>
-      </w:r>
-      <w:r>
-        <w:rPr>
-          <w:b/>
-        </w:rPr>
-        <w:t>environment</w:t>
-      </w:r>
-      <w:r>
-        <w:rPr>
-          <w:b w:val="0"/>
-        </w:rPr>
-        <w:t xml:space="preserve"> label.</w:t>
-      </w:r>
-    </w:p>
-    <w:p>
-      <w:pPr>
-        <w:pStyle w:val="Heading3"/>
-      </w:pPr>
-      <w:r>
-        <w:t>Repair a missing building block</w:t>
-      </w:r>
-    </w:p>
-    <w:p>
-      <w:pPr>
-        <w:spacing w:line="336" w:lineRule="auto" w:after="180"/>
-      </w:pPr>
-      <w:r>
-        <w:rPr>
-          <w:b w:val="0"/>
-        </w:rPr>
-        <w:t xml:space="preserve">Review Queues and asynchronous work (ai-6/22). Goal: Explain the </w:t>
-      </w:r>
-      <w:r>
-        <w:rPr>
-          <w:b/>
-        </w:rPr>
-        <w:t>mechanism</w:t>
-      </w:r>
-      <w:r>
-        <w:rPr>
-          <w:b w:val="0"/>
-        </w:rPr>
-        <w:t xml:space="preserve"> and terminology of queues and asynchronous work. Short practice: Explain what the queued J12 submission response proves and what it does not.</w:t>
-      </w:r>
-    </w:p>
-    <w:p>
-      <w:pPr>
-        <w:spacing w:line="336" w:lineRule="auto" w:after="180"/>
-      </w:pPr>
-      <w:r>
-        <w:rPr>
-          <w:b w:val="0"/>
-        </w:rPr>
-        <w:t>Which event permits succeeded status, and what status is honest after a worker crash?. Return to this week and explain what you changed.</w:t>
-      </w:r>
-    </w:p>
-    <w:p>
-      <w:pPr>
-        <w:spacing w:line="336" w:lineRule="auto" w:after="180"/>
-      </w:pPr>
-      <w:r>
-        <w:rPr>
-          <w:b w:val="0"/>
-        </w:rPr>
-        <w:t xml:space="preserve">Review Data retention and deletion (ai-6/20). Goal: Explain the </w:t>
-      </w:r>
-      <w:r>
-        <w:rPr>
-          <w:b/>
-        </w:rPr>
-        <w:t>mechanism</w:t>
-      </w:r>
-      <w:r>
-        <w:rPr>
-          <w:b w:val="0"/>
-        </w:rPr>
-        <w:t xml:space="preserve"> and terminology of data retention and deletion. Short practice: Apply the seven-day boundary to T1 and T2.</w:t>
-      </w:r>
-    </w:p>
-    <w:p>
-      <w:pPr>
-        <w:spacing w:line="336" w:lineRule="auto" w:after="180"/>
-      </w:pPr>
-      <w:r>
-        <w:rPr>
-          <w:b w:val="0"/>
-        </w:rPr>
-        <w:t>How many T2 locations need verification, and may deletion be called complete if its backup remains?. Return to this week and explain what you changed.</w:t>
-      </w:r>
-    </w:p>
-    <w:p>
-      <w:pPr>
-        <w:spacing w:line="336" w:lineRule="auto" w:after="180"/>
-      </w:pPr>
-      <w:r>
-        <w:rPr>
-          <w:b w:val="0"/>
-        </w:rPr>
-        <w:t xml:space="preserve">Review External side effects and recovery (ai-6/17). Goal: Explain the </w:t>
-      </w:r>
-      <w:r>
-        <w:rPr>
-          <w:b/>
-        </w:rPr>
-        <w:t>mechanism</w:t>
-      </w:r>
-      <w:r>
-        <w:rPr>
-          <w:b w:val="0"/>
-        </w:rPr>
-        <w:t xml:space="preserve"> and terminology of external side effects and recovery. Short practice: Distinguish a missing printer acknowledgement from confirmed failure.</w:t>
-      </w:r>
-    </w:p>
-    <w:p>
-      <w:pPr>
-        <w:spacing w:line="336" w:lineRule="auto" w:after="180"/>
-      </w:pPr>
-      <w:r>
-        <w:rPr>
-          <w:b w:val="0"/>
-        </w:rPr>
-        <w:t xml:space="preserve">What should happen if J6 is complete, and what </w:t>
-      </w:r>
-      <w:r>
-        <w:rPr>
-          <w:b/>
-        </w:rPr>
-        <w:t>evidence</w:t>
-      </w:r>
-      <w:r>
-        <w:rPr>
-          <w:b w:val="0"/>
-        </w:rPr>
-        <w:t xml:space="preserve"> changes when J6 is reliably reported absent?. Return to this week and explain what you changed.</w:t>
-      </w:r>
-    </w:p>
-    <w:p>
-      <w:pPr>
-        <w:pStyle w:val="Heading3"/>
-      </w:pPr>
-      <w:r>
         <w:t>Keep your completed work</w:t>
       </w:r>
     </w:p>
     <w:p>
       <w:pPr>
-        <w:spacing w:line="336" w:lineRule="auto" w:after="180"/>
-      </w:pPr>
-      <w:r>
-        <w:rPr>
-          <w:b w:val="0"/>
-        </w:rPr>
-        <w:t xml:space="preserve">Use Download completed work in the hosted lesson to export your answers, reflections, practice feedback and code-run </w:t>
-      </w:r>
-      <w:r>
-        <w:rPr>
-          <w:b/>
-        </w:rPr>
-        <w:t>evidence</w:t>
-      </w:r>
-      <w:r>
-        <w:rPr>
-          <w:b w:val="0"/>
-        </w:rPr>
-        <w:t>. Open the HTML copy to read or print it.</w:t>
-      </w:r>
-    </w:p>
-    <w:p>
-      <w:pPr>
-        <w:spacing w:line="336" w:lineRule="auto" w:after="180"/>
-      </w:pPr>
-      <w:r>
-        <w:rPr>
-          <w:b w:val="0"/>
-        </w:rPr>
-        <w:t>Drafts stay in this browser when storage is available; clear drafts on a shared device.</w:t>
-      </w:r>
-    </w:p>
-    <w:p>
-      <w:pPr>
         <w:pStyle w:val="Heading1"/>
       </w:pPr>
       <w:r>
-        <w:t>18. Visual concept journey</w:t>
-      </w:r>
-    </w:p>
-    <w:p>
-      <w:r>
-        <w:t>Explain each Deployment environments graphic using its labels, deciding evidence and relevant limitation.</w:t>
-      </w:r>
-    </w:p>
-    <w:p>
-      <w:pPr>
-        <w:pStyle w:val="Heading3"/>
+        <w:t>18. Reference · Six-picture concept journey</w:t>
+      </w:r>
+    </w:p>
+    <w:p>
+      <w:r>
+        <w:t>Choose the picture that supports the current explanation.</w:t>
+      </w:r>
+    </w:p>
+    <w:p>
+      <w:pPr>
+        <w:pStyle w:val="Heading2"/>
       </w:pPr>
       <w:r>
         <w:t>01. Deployment environments: the case</w:t>
@@ -3901,7 +4863,7 @@
         <w:drawing>
           <wp:inline xmlns:a="http://schemas.openxmlformats.org/drawingml/2006/main" xmlns:pic="http://schemas.openxmlformats.org/drawingml/2006/picture">
             <wp:extent cx="5486400" cy="2834640"/>
-            <wp:docPr id="2" name="Picture 2" descr="Separate rehearsal and live service. Staging rehearses a new answer version with fictional records; production serves approved school records. Supplied facts: Staging card names trial room Z; production card names room A. Credentials and stores are separate."/>
+            <wp:docPr id="4" name="Picture 4" descr="Separate rehearsal and live service. Staging rehearses a new answer version with fictional records; production serves approved school records. Supplied facts: Staging card names trial room Z; production card names room A. Credentials and stores are separate."/>
             <wp:cNvGraphicFramePr>
               <a:graphicFrameLocks noChangeAspect="1"/>
             </wp:cNvGraphicFramePr>
@@ -3913,7 +4875,7 @@
                     <pic:cNvPicPr/>
                   </pic:nvPicPr>
                   <pic:blipFill>
-                    <a:blip r:embed="rId10"/>
+                    <a:blip r:embed="rId12"/>
                     <a:stretch>
                       <a:fillRect/>
                     </a:stretch>
@@ -3957,7 +4919,6 @@
     <w:p>
       <w:pPr>
         <w:spacing w:line="336" w:lineRule="auto" w:after="180"/>
-        <w:shd w:fill="F5F1FB"/>
       </w:pPr>
       <w:r>
         <w:rPr>
@@ -3968,7 +4929,7 @@
     </w:p>
     <w:p>
       <w:pPr>
-        <w:pStyle w:val="Heading3"/>
+        <w:pStyle w:val="Heading2"/>
       </w:pPr>
       <w:r>
         <w:t>02. Follow the deciding steps</w:t>
@@ -3979,7 +4940,7 @@
         <w:drawing>
           <wp:inline xmlns:a="http://schemas.openxmlformats.org/drawingml/2006/main" xmlns:pic="http://schemas.openxmlformats.org/drawingml/2006/picture">
             <wp:extent cx="5486400" cy="3182112"/>
-            <wp:docPr id="3" name="Picture 3" descr="Use staging data: The rehearsal reads fictional room Z. → Check actual connection: Staging credentials must not reach production storage. → Review evidence: A passing rehearsal supports release review, not automatic promotion."/>
+            <wp:docPr id="5" name="Picture 5" descr="Use staging data: The rehearsal reads fictional room Z. → Check actual connection: Staging credentials must not reach production storage. → Review evidence: A passing rehearsal supports release review, not automatic promotion."/>
             <wp:cNvGraphicFramePr>
               <a:graphicFrameLocks noChangeAspect="1"/>
             </wp:cNvGraphicFramePr>
@@ -3991,7 +4952,7 @@
                     <pic:cNvPicPr/>
                   </pic:nvPicPr>
                   <pic:blipFill>
-                    <a:blip r:embed="rId11"/>
+                    <a:blip r:embed="rId9"/>
                     <a:stretch>
                       <a:fillRect/>
                     </a:stretch>
@@ -4036,7 +4997,6 @@
     <w:p>
       <w:pPr>
         <w:spacing w:line="336" w:lineRule="auto" w:after="180"/>
-        <w:shd w:fill="F5F1FB"/>
       </w:pPr>
       <w:r>
         <w:rPr>
@@ -4059,7 +5019,7 @@
     </w:p>
     <w:p>
       <w:pPr>
-        <w:pStyle w:val="Heading3"/>
+        <w:pStyle w:val="Heading2"/>
       </w:pPr>
       <w:r>
         <w:t>03. Deployment environments — evidence trace</w:t>
@@ -4070,7 +5030,7 @@
         <w:drawing>
           <wp:inline xmlns:a="http://schemas.openxmlformats.org/drawingml/2006/main" xmlns:pic="http://schemas.openxmlformats.org/drawingml/2006/picture">
             <wp:extent cx="5486400" cy="2996184"/>
-            <wp:docPr id="4" name="Picture 4" descr="Deployment environments — evidence trace. Staging configuration points to production storage while the interface displays staging. | For the classroom mock ENV selects a separate fixture store and secret namespace. Validate allowed environment names. A staging run cannot use production write credentials. | The label is misleading; block the run through configuration validation. A display badge is not an isolation boundary."/>
+            <wp:docPr id="6" name="Picture 6" descr="Deployment environments — evidence trace. Staging configuration points to production storage while the interface displays staging. | For the classroom mock ENV selects a separate fixture store and secret namespace. Validate allowed environment names. A staging run cannot use production write credentials. | The label is misleading; block the run through configuration validation. A display badge is not an isolation boundary."/>
             <wp:cNvGraphicFramePr>
               <a:graphicFrameLocks noChangeAspect="1"/>
             </wp:cNvGraphicFramePr>
@@ -4082,7 +5042,7 @@
                     <pic:cNvPicPr/>
                   </pic:nvPicPr>
                   <pic:blipFill>
-                    <a:blip r:embed="rId12"/>
+                    <a:blip r:embed="rId13"/>
                     <a:stretch>
                       <a:fillRect/>
                     </a:stretch>
@@ -4174,7 +5134,6 @@
     <w:p>
       <w:pPr>
         <w:spacing w:line="336" w:lineRule="auto" w:after="180"/>
-        <w:shd w:fill="F5F1FB"/>
       </w:pPr>
       <w:r>
         <w:rPr>
@@ -4185,7 +5144,7 @@
     </w:p>
     <w:p>
       <w:pPr>
-        <w:pStyle w:val="Heading3"/>
+        <w:pStyle w:val="Heading2"/>
       </w:pPr>
       <w:r>
         <w:t>04. Change one thing. Trace what follows.</w:t>
@@ -4196,7 +5155,7 @@
         <w:drawing>
           <wp:inline xmlns:a="http://schemas.openxmlformats.org/drawingml/2006/main" xmlns:pic="http://schemas.openxmlformats.org/drawingml/2006/picture">
             <wp:extent cx="5486400" cy="3026664"/>
-            <wp:docPr id="5" name="Picture 5" descr="Original case: A passing rehearsal supports release review, not automatic promotion. Changed condition: Point staging at the production credential. Expected result: Stop the rehearsal because its separation boundary is breached. Reason: Actual access matters more than the environment label."/>
+            <wp:docPr id="7" name="Picture 7" descr="Original case: A passing rehearsal supports release review, not automatic promotion. Changed condition: Point staging at the production credential. Expected result: Stop the rehearsal because its separation boundary is breached. Reason: Actual access matters more than the environment label."/>
             <wp:cNvGraphicFramePr>
               <a:graphicFrameLocks noChangeAspect="1"/>
             </wp:cNvGraphicFramePr>
@@ -4208,7 +5167,7 @@
                     <pic:cNvPicPr/>
                   </pic:nvPicPr>
                   <pic:blipFill>
-                    <a:blip r:embed="rId13"/>
+                    <a:blip r:embed="rId10"/>
                     <a:stretch>
                       <a:fillRect/>
                     </a:stretch>
@@ -4264,7 +5223,6 @@
     <w:p>
       <w:pPr>
         <w:spacing w:line="336" w:lineRule="auto" w:after="180"/>
-        <w:shd w:fill="F5F1FB"/>
       </w:pPr>
       <w:r>
         <w:rPr>
@@ -4275,7 +5233,7 @@
     </w:p>
     <w:p>
       <w:pPr>
-        <w:pStyle w:val="Heading3"/>
+        <w:pStyle w:val="Heading2"/>
       </w:pPr>
       <w:r>
         <w:t>05. Connect the explanation to its limit</w:t>
@@ -4286,7 +5244,7 @@
         <w:drawing>
           <wp:inline xmlns:a="http://schemas.openxmlformats.org/drawingml/2006/main" xmlns:pic="http://schemas.openxmlformats.org/drawingml/2006/picture">
             <wp:extent cx="5486400" cy="2834640"/>
-            <wp:docPr id="6" name="Picture 6" descr="An environment includes code, configuration, permissions and data. A staging label alone cannot create separation. Limit: Fictional fixtures can miss live edge cases; use approved privacy-safe representative test conditions too."/>
+            <wp:docPr id="8" name="Picture 8" descr="An environment includes code, configuration, permissions and data. A staging label alone cannot create separation. Limit: Fictional fixtures can miss live edge cases; use approved privacy-safe representative test conditions too."/>
             <wp:cNvGraphicFramePr>
               <a:graphicFrameLocks noChangeAspect="1"/>
             </wp:cNvGraphicFramePr>
@@ -4354,7 +5312,6 @@
     <w:p>
       <w:pPr>
         <w:spacing w:line="336" w:lineRule="auto" w:after="180"/>
-        <w:shd w:fill="F5F1FB"/>
       </w:pPr>
       <w:r>
         <w:rPr>
@@ -4365,7 +5322,7 @@
     </w:p>
     <w:p>
       <w:pPr>
-        <w:pStyle w:val="Heading3"/>
+        <w:pStyle w:val="Heading2"/>
       </w:pPr>
       <w:r>
         <w:t>06. Make the idea visible in your project</w:t>
@@ -4376,7 +5333,7 @@
         <w:drawing>
           <wp:inline xmlns:a="http://schemas.openxmlformats.org/drawingml/2006/main" xmlns:pic="http://schemas.openxmlformats.org/drawingml/2006/picture">
             <wp:extent cx="5486400" cy="3529584"/>
-            <wp:docPr id="7" name="Picture 7" descr="For the Grounded Learning Service, retain an annotated trace and the changed-case result. Name the contract or evidence that makes the deciding step valid, so another team can review it. Draw your input, deciding step, result and limit. Supported question: Identify the staging data and credential boundary. Why must the rehearsal stop if its credential reaches production even though the process is labelled staging?"/>
+            <wp:docPr id="9" name="Picture 9" descr="For the Grounded Learning Service, retain an annotated trace and the changed-case result. Name the contract or evidence that makes the deciding step valid, so another team can review it. Draw your input, deciding step, result and limit. Supported question: Identify the staging data and credential boundary. Why must the rehearsal stop if its credential reaches production even though the process is labelled staging?"/>
             <wp:cNvGraphicFramePr>
               <a:graphicFrameLocks noChangeAspect="1"/>
             </wp:cNvGraphicFramePr>
@@ -4479,7 +5436,6 @@
     <w:p>
       <w:pPr>
         <w:spacing w:line="336" w:lineRule="auto" w:after="180"/>
-        <w:shd w:fill="F5F1FB"/>
       </w:pPr>
       <w:r>
         <w:rPr>
@@ -4498,6 +5454,62 @@
           <w:b w:val="0"/>
         </w:rPr>
         <w:t>.</w:t>
+      </w:r>
+    </w:p>
+    <w:p>
+      <w:pPr>
+        <w:pStyle w:val="Heading2"/>
+      </w:pPr>
+      <w:r>
+        <w:t>Earlier wording, alternatives and picture transcripts · reference / check after trying</w:t>
+      </w:r>
+    </w:p>
+    <w:p>
+      <w:pPr>
+        <w:pStyle w:val="Heading3"/>
+      </w:pPr>
+      <w:r>
+        <w:t>01. Deployment environments: the case</w:t>
+      </w:r>
+    </w:p>
+    <w:p>
+      <w:pPr>
+        <w:pStyle w:val="Heading3"/>
+      </w:pPr>
+      <w:r>
+        <w:t>02. Follow the deciding steps</w:t>
+      </w:r>
+    </w:p>
+    <w:p>
+      <w:pPr>
+        <w:pStyle w:val="Heading3"/>
+      </w:pPr>
+      <w:r>
+        <w:t>03. Deployment environments — evidence trace</w:t>
+      </w:r>
+    </w:p>
+    <w:p>
+      <w:pPr>
+        <w:pStyle w:val="Heading3"/>
+      </w:pPr>
+      <w:r>
+        <w:t>04. Change one thing. Trace what follows.</w:t>
+      </w:r>
+    </w:p>
+    <w:p>
+      <w:pPr>
+        <w:pStyle w:val="Heading3"/>
+      </w:pPr>
+      <w:r>
+        <w:t>05. Connect the explanation to its limit</w:t>
+      </w:r>
+    </w:p>
+    <w:p>
+      <w:pPr>
+        <w:pStyle w:val="Heading3"/>
+      </w:pPr>
+      <w:r>
+        <w:t>06. Make the idea visible in your project</w:t>
       </w:r>
     </w:p>
     <w:sectPr>
